--- a/docs/RTCC_RESEARCH_NEEDS_TALKING_POINTS.docx
+++ b/docs/RTCC_RESEARCH_NEEDS_TALKING_POINTS.docx
@@ -2,7 +2,7 @@
 <file path=word/document.xml><?xml version="1.0" encoding="utf-8"?>
 <w:document xmlns:w="http://schemas.openxmlformats.org/wordprocessingml/2006/main" xmlns:m="http://schemas.openxmlformats.org/officeDocument/2006/math" xmlns:r="http://schemas.openxmlformats.org/officeDocument/2006/relationships" xmlns:o="urn:schemas-microsoft-com:office:office" xmlns:v="urn:schemas-microsoft-com:vml" xmlns:w10="urn:schemas-microsoft-com:office:word" xmlns:a="http://schemas.openxmlformats.org/drawingml/2006/main" xmlns:pic="http://schemas.openxmlformats.org/drawingml/2006/picture" xmlns:wp="http://schemas.openxmlformats.org/drawingml/2006/wordprocessingDrawing">
   <w:body>
-    <w:bookmarkStart w:id="15" w:name="Xc8d9809bf206b424e6a503dcec47e31830ffdd2"/>
+    <w:bookmarkStart w:id="34" w:name="Xc8d9809bf206b424e6a503dcec47e31830ffdd2"/>
     <w:p>
       <w:pPr>
         <w:pStyle w:val="Heading1"/>
@@ -20,17 +20,17 @@
           <w:b/>
           <w:bCs/>
         </w:rPr>
-        <w:t xml:space="preserve">Talking Points · RTCC Meeting</w:t>
-      </w:r>
-      <w:r>
-        <w:t xml:space="preserve"> </w:t>
-      </w:r>
-      <w:r>
-        <w:rPr>
-          <w:b/>
-          <w:bCs/>
-        </w:rPr>
-        <w:t xml:space="preserve">Matt Miller · May 2026</w:t>
+        <w:t xml:space="preserve">Talking Points · RTCC Meeting · May 2026</w:t>
+      </w:r>
+      <w:r>
+        <w:t xml:space="preserve"> </w:t>
+      </w:r>
+      <w:r>
+        <w:rPr>
+          <w:b/>
+          <w:bCs/>
+        </w:rPr>
+        <w:t xml:space="preserve">Matt Miller</w:t>
       </w:r>
     </w:p>
     <w:p>
@@ -38,7 +38,57 @@
         <w:pStyle w:val="BodyText"/>
       </w:pPr>
       <w:r>
-        <w:t xml:space="preserve">Framing: every item below is a recommendation for federal research investment to operationalize the September 2025 RTCC Letter Report. Nothing here proposes any product, system, or service for adoption.</w:t>
+        <w:rPr>
+          <w:b/>
+          <w:bCs/>
+        </w:rPr>
+        <w:t xml:space="preserve">Framing:</w:t>
+      </w:r>
+      <w:r>
+        <w:t xml:space="preserve"> </w:t>
+      </w:r>
+      <w:r>
+        <w:t xml:space="preserve">every item below is a recommendation for</w:t>
+      </w:r>
+      <w:r>
+        <w:t xml:space="preserve"> </w:t>
+      </w:r>
+      <w:r>
+        <w:rPr>
+          <w:b/>
+          <w:bCs/>
+        </w:rPr>
+        <w:t xml:space="preserve">federal research investment</w:t>
+      </w:r>
+      <w:r>
+        <w:t xml:space="preserve"> </w:t>
+      </w:r>
+      <w:r>
+        <w:t xml:space="preserve">to operationalize the September 2025 RTCC Letter Report. Nothing here proposes any product, system, or service for adoption.</w:t>
+      </w:r>
+    </w:p>
+    <w:p>
+      <w:pPr>
+        <w:pStyle w:val="BodyText"/>
+      </w:pPr>
+      <w:r>
+        <w:t xml:space="preserve">Each research need is anchored in an empirical observation from independent integration work covering ~10 federal and state public feed families across 39+ producers, plus the surrounding operations, quality, and decision-support surfaces (see</w:t>
+      </w:r>
+      <w:r>
+        <w:t xml:space="preserve"> </w:t>
+      </w:r>
+      <w:r>
+        <w:rPr>
+          <w:i/>
+          <w:iCs/>
+        </w:rPr>
+        <w:t xml:space="preserve">Sandbox Capability Inventory</w:t>
+      </w:r>
+      <w:r>
+        <w:t xml:space="preserve"> </w:t>
+      </w:r>
+      <w:r>
+        <w:t xml:space="preserve">for full scope).</w:t>
       </w:r>
     </w:p>
     <w:p>
@@ -48,10 +98,19 @@
         </w:pict>
       </w:r>
     </w:p>
+    <w:bookmarkStart w:id="14" w:name="Xb45621dd6324fbdeff9c7738152b6057a39b610"/>
+    <w:p>
+      <w:pPr>
+        <w:pStyle w:val="Heading2"/>
+      </w:pPr>
+      <w:r>
+        <w:t xml:space="preserve">A. Feeds, Standards, and Interoperability Measurement</w:t>
+      </w:r>
+    </w:p>
     <w:bookmarkStart w:id="9" w:name="measurement-of-interoperability-research"/>
     <w:p>
       <w:pPr>
-        <w:pStyle w:val="Heading2"/>
+        <w:pStyle w:val="Heading3"/>
       </w:pPr>
       <w:r>
         <w:t xml:space="preserve">1. Measurement-of-Interoperability Research</w:t>
@@ -76,7 +135,7 @@
         <w:t xml:space="preserve"> </w:t>
       </w:r>
       <w:r>
-        <w:t xml:space="preserve">A sustained, public federal research program that empirically measures the conformance, quality, and interoperability of public digital infrastructure feeds.</w:t>
+        <w:t xml:space="preserve">Sustained, public federal research that empirically measures conformance, quality, and interoperability of public digital infrastructure feeds.</w:t>
       </w:r>
     </w:p>
     <w:p>
@@ -94,70 +153,11 @@
         </w:rPr>
         <w:t xml:space="preserve">Why now:</w:t>
       </w:r>
-    </w:p>
-    <w:p>
-      <w:pPr>
-        <w:pStyle w:val="Compact"/>
-        <w:numPr>
-          <w:ilvl w:val="1"/>
-          <w:numId w:val="1002"/>
-        </w:numPr>
-      </w:pPr>
-      <w:r>
-        <w:t xml:space="preserve">Approximately</w:t>
-      </w:r>
-      <w:r>
-        <w:t xml:space="preserve"> </w:t>
-      </w:r>
-      <w:r>
-        <w:rPr>
-          <w:b/>
-          <w:bCs/>
-        </w:rPr>
-        <w:t xml:space="preserve">21 states publish no public WZDx feed of any kind</w:t>
-      </w:r>
-      <w:r>
-        <w:t xml:space="preserve"> </w:t>
-      </w:r>
-      <w:r>
-        <w:t xml:space="preserve">(per the USDOT WZDx Feed Registry, May 2026)</w:t>
-      </w:r>
-    </w:p>
-    <w:p>
-      <w:pPr>
-        <w:pStyle w:val="Compact"/>
-        <w:numPr>
-          <w:ilvl w:val="1"/>
-          <w:numId w:val="1002"/>
-        </w:numPr>
-      </w:pPr>
-      <w:r>
-        <w:t xml:space="preserve">Among states that do publish: invalid GeoJSON, expired TLS certs, inconsistent field population, divergent lifecycle conventions</w:t>
-      </w:r>
-    </w:p>
-    <w:p>
-      <w:pPr>
-        <w:pStyle w:val="Compact"/>
-        <w:numPr>
-          <w:ilvl w:val="1"/>
-          <w:numId w:val="1002"/>
-        </w:numPr>
-      </w:pPr>
-      <w:r>
-        <w:t xml:space="preserve">The federal registry is a</w:t>
-      </w:r>
-      <w:r>
-        <w:t xml:space="preserve"> </w:t>
-      </w:r>
-      <w:r>
-        <w:rPr>
-          <w:b/>
-          <w:bCs/>
-        </w:rPr>
-        <w:t xml:space="preserve">directory</w:t>
-      </w:r>
-      <w:r>
-        <w:t xml:space="preserve">, not a measurement program</w:t>
+      <w:r>
+        <w:t xml:space="preserve"> </w:t>
+      </w:r>
+      <w:r>
+        <w:t xml:space="preserve">~21 states publish no public WZDx feed at all. Among those that do, the variance in conformance and quality is wide and silent. No federal research program measures this publicly.</w:t>
       </w:r>
     </w:p>
     <w:p>
@@ -173,13 +173,13 @@
           <w:b/>
           <w:bCs/>
         </w:rPr>
-        <w:t xml:space="preserve">Recommended owner:</w:t>
-      </w:r>
-      <w:r>
-        <w:t xml:space="preserve"> </w:t>
-      </w:r>
-      <w:r>
-        <w:t xml:space="preserve">FHWA RD&amp;T / TFHRC, with NCHRP support</w:t>
+        <w:t xml:space="preserve">Owner:</w:t>
+      </w:r>
+      <w:r>
+        <w:t xml:space="preserve"> </w:t>
+      </w:r>
+      <w:r>
+        <w:t xml:space="preserve">FHWA RD&amp;T / TFHRC, NCHRP support</w:t>
       </w:r>
     </w:p>
     <w:p>
@@ -201,25 +201,427 @@
         <w:t xml:space="preserve"> </w:t>
       </w:r>
       <w:r>
-        <w:t xml:space="preserve">Open methodology, publicly-reported per-producer measurements, refreshed continuously</w:t>
+        <w:t xml:space="preserve">Open methodology, public per-producer measurements, refreshed continuously</w:t>
       </w:r>
     </w:p>
     <w:bookmarkEnd w:id="9"/>
     <w:bookmarkStart w:id="10" w:name="X2e08c8497c6097a69c2408c74bcd1686f839ebf"/>
     <w:p>
       <w:pPr>
+        <w:pStyle w:val="Heading3"/>
+      </w:pPr>
+      <w:r>
+        <w:t xml:space="preserve">2. Authoritative Cross-Specification Crosswalk Research</w:t>
+      </w:r>
+    </w:p>
+    <w:p>
+      <w:pPr>
+        <w:pStyle w:val="Compact"/>
+        <w:numPr>
+          <w:ilvl w:val="0"/>
+          <w:numId w:val="1002"/>
+        </w:numPr>
+      </w:pPr>
+      <w:r>
+        <w:rPr>
+          <w:b/>
+          <w:bCs/>
+        </w:rPr>
+        <w:t xml:space="preserve">Need:</w:t>
+      </w:r>
+      <w:r>
+        <w:t xml:space="preserve"> </w:t>
+      </w:r>
+      <w:r>
+        <w:t xml:space="preserve">Reference crosswalks between WZDx ↔ TMDD ↔ CIFS ↔ CWZ 1.0 ↔ SAE J2735 ↔ Common Alerting Protocol, plus an open-source reference normalization implementation.</w:t>
+      </w:r>
+    </w:p>
+    <w:p>
+      <w:pPr>
+        <w:pStyle w:val="Compact"/>
+        <w:numPr>
+          <w:ilvl w:val="0"/>
+          <w:numId w:val="1002"/>
+        </w:numPr>
+      </w:pPr>
+      <w:r>
+        <w:rPr>
+          <w:b/>
+          <w:bCs/>
+        </w:rPr>
+        <w:t xml:space="preserve">Why now:</w:t>
+      </w:r>
+      <w:r>
+        <w:t xml:space="preserve"> </w:t>
+      </w:r>
+      <w:r>
+        <w:t xml:space="preserve">Translation among specs is the single largest integration cost. Every multi-state consumer reinvents the mappings independently and they diverge silently.</w:t>
+      </w:r>
+    </w:p>
+    <w:p>
+      <w:pPr>
+        <w:pStyle w:val="Compact"/>
+        <w:numPr>
+          <w:ilvl w:val="0"/>
+          <w:numId w:val="1002"/>
+        </w:numPr>
+      </w:pPr>
+      <w:r>
+        <w:rPr>
+          <w:b/>
+          <w:bCs/>
+        </w:rPr>
+        <w:t xml:space="preserve">Owner:</w:t>
+      </w:r>
+      <w:r>
+        <w:t xml:space="preserve"> </w:t>
+      </w:r>
+      <w:r>
+        <w:t xml:space="preserve">FHWA RD&amp;T with relevant standards bodies (SAE, ITE, AASHTO)</w:t>
+      </w:r>
+    </w:p>
+    <w:p>
+      <w:pPr>
+        <w:pStyle w:val="Compact"/>
+        <w:numPr>
+          <w:ilvl w:val="0"/>
+          <w:numId w:val="1002"/>
+        </w:numPr>
+      </w:pPr>
+      <w:r>
+        <w:rPr>
+          <w:b/>
+          <w:bCs/>
+        </w:rPr>
+        <w:t xml:space="preserve">Output:</w:t>
+      </w:r>
+      <w:r>
+        <w:t xml:space="preserve"> </w:t>
+      </w:r>
+      <w:r>
+        <w:t xml:space="preserve">Spec + reference implementation as research output. Not a product.</w:t>
+      </w:r>
+    </w:p>
+    <w:bookmarkEnd w:id="10"/>
+    <w:bookmarkStart w:id="11" w:name="X7fc5256acb50124782e1b750e843aa5664a3fcc"/>
+    <w:p>
+      <w:pPr>
+        <w:pStyle w:val="Heading3"/>
+      </w:pPr>
+      <w:r>
+        <w:t xml:space="preserve">3. Sub-State and Regional Digital Infrastructure Layer Research</w:t>
+      </w:r>
+    </w:p>
+    <w:p>
+      <w:pPr>
+        <w:pStyle w:val="Compact"/>
+        <w:numPr>
+          <w:ilvl w:val="0"/>
+          <w:numId w:val="1003"/>
+        </w:numPr>
+      </w:pPr>
+      <w:r>
+        <w:rPr>
+          <w:b/>
+          <w:bCs/>
+        </w:rPr>
+        <w:t xml:space="preserve">Need:</w:t>
+      </w:r>
+      <w:r>
+        <w:t xml:space="preserve"> </w:t>
+      </w:r>
+      <w:r>
+        <w:t xml:space="preserve">Characterize the sub-state and regional public-feed layer — prevalence, conformance, overlap with state-level feeds, and harmonization levers.</w:t>
+      </w:r>
+    </w:p>
+    <w:p>
+      <w:pPr>
+        <w:pStyle w:val="Compact"/>
+        <w:numPr>
+          <w:ilvl w:val="0"/>
+          <w:numId w:val="1003"/>
+        </w:numPr>
+      </w:pPr>
+      <w:r>
+        <w:rPr>
+          <w:b/>
+          <w:bCs/>
+        </w:rPr>
+        <w:t xml:space="preserve">Why now:</w:t>
+      </w:r>
+      <w:r>
+        <w:t xml:space="preserve"> </w:t>
+      </w:r>
+      <w:r>
+        <w:t xml:space="preserve">Sub-state producers (City of Austin, St. Charles County, Maricopa County, Quebec City) fill real coverage gaps; they also overlap incompatibly with state feeds in some jurisdictions (PennDOT vs. PA Turnpike; IDOT vs. Illinois Tollway vs. City of Chicago). No academic or state program is filling this research gap.</w:t>
+      </w:r>
+    </w:p>
+    <w:p>
+      <w:pPr>
+        <w:pStyle w:val="Compact"/>
+        <w:numPr>
+          <w:ilvl w:val="0"/>
+          <w:numId w:val="1003"/>
+        </w:numPr>
+      </w:pPr>
+      <w:r>
+        <w:rPr>
+          <w:b/>
+          <w:bCs/>
+        </w:rPr>
+        <w:t xml:space="preserve">Owner:</w:t>
+      </w:r>
+      <w:r>
+        <w:t xml:space="preserve"> </w:t>
+      </w:r>
+      <w:r>
+        <w:t xml:space="preserve">FHWA RD&amp;T + NCHRP joint</w:t>
+      </w:r>
+    </w:p>
+    <w:p>
+      <w:pPr>
+        <w:pStyle w:val="Compact"/>
+        <w:numPr>
+          <w:ilvl w:val="0"/>
+          <w:numId w:val="1003"/>
+        </w:numPr>
+      </w:pPr>
+      <w:r>
+        <w:rPr>
+          <w:b/>
+          <w:bCs/>
+        </w:rPr>
+        <w:t xml:space="preserve">Output:</w:t>
+      </w:r>
+      <w:r>
+        <w:t xml:space="preserve"> </w:t>
+      </w:r>
+      <w:r>
+        <w:t xml:space="preserve">Inventory, conformance assessment, policy-lever analysis</w:t>
+      </w:r>
+    </w:p>
+    <w:bookmarkEnd w:id="11"/>
+    <w:bookmarkStart w:id="12" w:name="X3b0ed9ec0d176056bb03b0179d262c8530aa16a"/>
+    <w:p>
+      <w:pPr>
+        <w:pStyle w:val="Heading3"/>
+      </w:pPr>
+      <w:r>
+        <w:t xml:space="preserve">4. Non-WZDx Feed Integration Patterns Research</w:t>
+      </w:r>
+    </w:p>
+    <w:p>
+      <w:pPr>
+        <w:pStyle w:val="Compact"/>
+        <w:numPr>
+          <w:ilvl w:val="0"/>
+          <w:numId w:val="1004"/>
+        </w:numPr>
+      </w:pPr>
+      <w:r>
+        <w:rPr>
+          <w:b/>
+          <w:bCs/>
+        </w:rPr>
+        <w:t xml:space="preserve">Need:</w:t>
+      </w:r>
+      <w:r>
+        <w:t xml:space="preserve"> </w:t>
+      </w:r>
+      <w:r>
+        <w:t xml:space="preserve">Research into how non-WZDx federal and federal-partner feeds (NWS Alerts, CBP Border Wait Times, NPS Road Events, IPAWS) should integrate with state work-zone and incident data in operator-facing systems.</w:t>
+      </w:r>
+    </w:p>
+    <w:p>
+      <w:pPr>
+        <w:pStyle w:val="Compact"/>
+        <w:numPr>
+          <w:ilvl w:val="0"/>
+          <w:numId w:val="1004"/>
+        </w:numPr>
+      </w:pPr>
+      <w:r>
+        <w:rPr>
+          <w:b/>
+          <w:bCs/>
+        </w:rPr>
+        <w:t xml:space="preserve">Why now:</w:t>
+      </w:r>
+      <w:r>
+        <w:t xml:space="preserve"> </w:t>
+      </w:r>
+      <w:r>
+        <w:t xml:space="preserve">These feeds exist independently with no canonical guidance on fusion. Operators correlating weather, border delays, and work zones currently do this ad hoc.</w:t>
+      </w:r>
+    </w:p>
+    <w:p>
+      <w:pPr>
+        <w:pStyle w:val="Compact"/>
+        <w:numPr>
+          <w:ilvl w:val="0"/>
+          <w:numId w:val="1004"/>
+        </w:numPr>
+      </w:pPr>
+      <w:r>
+        <w:rPr>
+          <w:b/>
+          <w:bCs/>
+        </w:rPr>
+        <w:t xml:space="preserve">Owner:</w:t>
+      </w:r>
+      <w:r>
+        <w:t xml:space="preserve"> </w:t>
+      </w:r>
+      <w:r>
+        <w:t xml:space="preserve">FHWA RD&amp;T with FEMA, NWS, CBP coordination</w:t>
+      </w:r>
+    </w:p>
+    <w:p>
+      <w:pPr>
+        <w:pStyle w:val="Compact"/>
+        <w:numPr>
+          <w:ilvl w:val="0"/>
+          <w:numId w:val="1004"/>
+        </w:numPr>
+      </w:pPr>
+      <w:r>
+        <w:rPr>
+          <w:b/>
+          <w:bCs/>
+        </w:rPr>
+        <w:t xml:space="preserve">Output:</w:t>
+      </w:r>
+      <w:r>
+        <w:t xml:space="preserve"> </w:t>
+      </w:r>
+      <w:r>
+        <w:t xml:space="preserve">Reference architecture and fusion patterns</w:t>
+      </w:r>
+    </w:p>
+    <w:bookmarkEnd w:id="12"/>
+    <w:bookmarkStart w:id="13" w:name="Xf0810c79a417055f6ed48ceceea41517a243108"/>
+    <w:p>
+      <w:pPr>
+        <w:pStyle w:val="Heading3"/>
+      </w:pPr>
+      <w:r>
+        <w:t xml:space="preserve">5. Provenance and Lineage Standards Research</w:t>
+      </w:r>
+    </w:p>
+    <w:p>
+      <w:pPr>
+        <w:pStyle w:val="Compact"/>
+        <w:numPr>
+          <w:ilvl w:val="0"/>
+          <w:numId w:val="1005"/>
+        </w:numPr>
+      </w:pPr>
+      <w:r>
+        <w:rPr>
+          <w:b/>
+          <w:bCs/>
+        </w:rPr>
+        <w:t xml:space="preserve">Need:</w:t>
+      </w:r>
+      <w:r>
+        <w:t xml:space="preserve"> </w:t>
+      </w:r>
+      <w:r>
+        <w:t xml:space="preserve">Research into per-field provenance standards for multi-source event records — how downstream consumers track which feed contributed which attribute when feeds overlap.</w:t>
+      </w:r>
+    </w:p>
+    <w:p>
+      <w:pPr>
+        <w:pStyle w:val="Compact"/>
+        <w:numPr>
+          <w:ilvl w:val="0"/>
+          <w:numId w:val="1005"/>
+        </w:numPr>
+      </w:pPr>
+      <w:r>
+        <w:rPr>
+          <w:b/>
+          <w:bCs/>
+        </w:rPr>
+        <w:t xml:space="preserve">Why now:</w:t>
+      </w:r>
+      <w:r>
+        <w:t xml:space="preserve"> </w:t>
+      </w:r>
+      <w:r>
+        <w:t xml:space="preserve">Cross-state and cross-vendor data fusion is not auditable without provenance. Today every integrator implements ad hoc lineage if any at all.</w:t>
+      </w:r>
+    </w:p>
+    <w:p>
+      <w:pPr>
+        <w:pStyle w:val="Compact"/>
+        <w:numPr>
+          <w:ilvl w:val="0"/>
+          <w:numId w:val="1005"/>
+        </w:numPr>
+      </w:pPr>
+      <w:r>
+        <w:rPr>
+          <w:b/>
+          <w:bCs/>
+        </w:rPr>
+        <w:t xml:space="preserve">Owner:</w:t>
+      </w:r>
+      <w:r>
+        <w:t xml:space="preserve"> </w:t>
+      </w:r>
+      <w:r>
+        <w:t xml:space="preserve">FHWA RD&amp;T + TRB Cooperative Research Program</w:t>
+      </w:r>
+    </w:p>
+    <w:p>
+      <w:pPr>
+        <w:pStyle w:val="Compact"/>
+        <w:numPr>
+          <w:ilvl w:val="0"/>
+          <w:numId w:val="1005"/>
+        </w:numPr>
+      </w:pPr>
+      <w:r>
+        <w:rPr>
+          <w:b/>
+          <w:bCs/>
+        </w:rPr>
+        <w:t xml:space="preserve">Output:</w:t>
+      </w:r>
+      <w:r>
+        <w:t xml:space="preserve"> </w:t>
+      </w:r>
+      <w:r>
+        <w:t xml:space="preserve">Provenance schema specification, reference implementation</w:t>
+      </w:r>
+    </w:p>
+    <w:bookmarkEnd w:id="13"/>
+    <w:bookmarkEnd w:id="14"/>
+    <w:bookmarkStart w:id="18" w:name="X2a3e4861598db1f96d9c63742c10b03379cb621"/>
+    <w:p>
+      <w:pPr>
         <w:pStyle w:val="Heading2"/>
       </w:pPr>
       <w:r>
-        <w:t xml:space="preserve">2. Authoritative Cross-Specification Crosswalk Research</w:t>
-      </w:r>
-    </w:p>
-    <w:p>
-      <w:pPr>
-        <w:pStyle w:val="Compact"/>
-        <w:numPr>
-          <w:ilvl w:val="0"/>
-          <w:numId w:val="1003"/>
+        <w:t xml:space="preserve">B. Data Quality, Measurement, and Validation</w:t>
+      </w:r>
+    </w:p>
+    <w:bookmarkStart w:id="15" w:name="X947bbfa296e5ceeddc4b6af7cf35d9c7d91df51"/>
+    <w:p>
+      <w:pPr>
+        <w:pStyle w:val="Heading3"/>
+      </w:pPr>
+      <w:r>
+        <w:t xml:space="preserve">6. Standardized Data Quality Index Methodology Research</w:t>
+      </w:r>
+    </w:p>
+    <w:p>
+      <w:pPr>
+        <w:pStyle w:val="Compact"/>
+        <w:numPr>
+          <w:ilvl w:val="0"/>
+          <w:numId w:val="1006"/>
         </w:numPr>
       </w:pPr>
       <w:r>
@@ -233,15 +635,15 @@
         <w:t xml:space="preserve"> </w:t>
       </w:r>
       <w:r>
-        <w:t xml:space="preserve">Federally-funded research producing authoritative reference crosswalks between the specs operations consumers must integrate together.</w:t>
-      </w:r>
-    </w:p>
-    <w:p>
-      <w:pPr>
-        <w:pStyle w:val="Compact"/>
-        <w:numPr>
-          <w:ilvl w:val="0"/>
-          <w:numId w:val="1003"/>
+        <w:t xml:space="preserve">Federally-funded methodology research producing a standard, open Data Quality Index applicable across feed types (work zones, incidents, parking, weather, V2X).</w:t>
+      </w:r>
+    </w:p>
+    <w:p>
+      <w:pPr>
+        <w:pStyle w:val="Compact"/>
+        <w:numPr>
+          <w:ilvl w:val="0"/>
+          <w:numId w:val="1006"/>
         </w:numPr>
       </w:pPr>
       <w:r>
@@ -255,90 +657,49 @@
         <w:t xml:space="preserve"> </w:t>
       </w:r>
       <w:r>
-        <w:t xml:space="preserve">The dominant integration cost is</w:t>
-      </w:r>
-      <w:r>
-        <w:t xml:space="preserve"> </w:t>
-      </w:r>
-      <w:r>
-        <w:rPr>
-          <w:b/>
-          <w:bCs/>
-        </w:rPr>
-        <w:t xml:space="preserve">translation</w:t>
-      </w:r>
-      <w:r>
-        <w:t xml:space="preserve">, not specification quality. Every multi-state integrator independently reinvents the same mappings, and the mappings silently diverge.</w:t>
-      </w:r>
-    </w:p>
-    <w:p>
-      <w:pPr>
-        <w:pStyle w:val="Compact"/>
-        <w:numPr>
-          <w:ilvl w:val="0"/>
-          <w:numId w:val="1003"/>
-        </w:numPr>
-      </w:pPr>
-      <w:r>
-        <w:rPr>
-          <w:b/>
-          <w:bCs/>
-        </w:rPr>
-        <w:t xml:space="preserve">Specs in scope:</w:t>
-      </w:r>
-    </w:p>
-    <w:p>
-      <w:pPr>
-        <w:pStyle w:val="Compact"/>
-        <w:numPr>
-          <w:ilvl w:val="1"/>
-          <w:numId w:val="1004"/>
-        </w:numPr>
-      </w:pPr>
-      <w:r>
-        <w:t xml:space="preserve">WZDx ↔ TMDD ↔ CIFS ↔ CWZ 1.0 ↔ SAE J2735 ↔ Common Alerting Protocol</w:t>
-      </w:r>
-    </w:p>
-    <w:p>
-      <w:pPr>
-        <w:pStyle w:val="Compact"/>
-        <w:numPr>
-          <w:ilvl w:val="1"/>
-          <w:numId w:val="1004"/>
-        </w:numPr>
-      </w:pPr>
-      <w:r>
-        <w:t xml:space="preserve">Event-type vocabularies, severity scales, lifecycle conventions</w:t>
-      </w:r>
-    </w:p>
-    <w:p>
-      <w:pPr>
-        <w:pStyle w:val="Compact"/>
-        <w:numPr>
-          <w:ilvl w:val="0"/>
-          <w:numId w:val="1003"/>
-        </w:numPr>
-      </w:pPr>
-      <w:r>
-        <w:rPr>
-          <w:b/>
-          <w:bCs/>
-        </w:rPr>
-        <w:t xml:space="preserve">Recommended owner:</w:t>
-      </w:r>
-      <w:r>
-        <w:t xml:space="preserve"> </w:t>
-      </w:r>
-      <w:r>
-        <w:t xml:space="preserve">FHWA RD&amp;T in coordination with the relevant standards bodies (SAE, ITE, AASHTO)</w:t>
-      </w:r>
-    </w:p>
-    <w:p>
-      <w:pPr>
-        <w:pStyle w:val="Compact"/>
-        <w:numPr>
-          <w:ilvl w:val="0"/>
-          <w:numId w:val="1003"/>
+        <w:t xml:space="preserve">Every quality-grading initiative currently invents its own dimensions, weights, and scales. Without a methodological baseline,</w:t>
+      </w:r>
+      <w:r>
+        <w:t xml:space="preserve"> </w:t>
+      </w:r>
+      <w:r>
+        <w:t xml:space="preserve">“quality”</w:t>
+      </w:r>
+      <w:r>
+        <w:t xml:space="preserve"> </w:t>
+      </w:r>
+      <w:r>
+        <w:t xml:space="preserve">claims aren’t comparable across feeds or producers.</w:t>
+      </w:r>
+    </w:p>
+    <w:p>
+      <w:pPr>
+        <w:pStyle w:val="Compact"/>
+        <w:numPr>
+          <w:ilvl w:val="0"/>
+          <w:numId w:val="1006"/>
+        </w:numPr>
+      </w:pPr>
+      <w:r>
+        <w:rPr>
+          <w:b/>
+          <w:bCs/>
+        </w:rPr>
+        <w:t xml:space="preserve">Owner:</w:t>
+      </w:r>
+      <w:r>
+        <w:t xml:space="preserve"> </w:t>
+      </w:r>
+      <w:r>
+        <w:t xml:space="preserve">FHWA RD&amp;T, with NCHRP and the practitioner community</w:t>
+      </w:r>
+    </w:p>
+    <w:p>
+      <w:pPr>
+        <w:pStyle w:val="Compact"/>
+        <w:numPr>
+          <w:ilvl w:val="0"/>
+          <w:numId w:val="1006"/>
         </w:numPr>
       </w:pPr>
       <w:r>
@@ -352,41 +713,237 @@
         <w:t xml:space="preserve"> </w:t>
       </w:r>
       <w:r>
-        <w:t xml:space="preserve">Reference crosswalks as research publications</w:t>
-      </w:r>
-      <w:r>
-        <w:t xml:space="preserve"> </w:t>
-      </w:r>
-      <w:r>
-        <w:rPr>
-          <w:b/>
-          <w:bCs/>
-        </w:rPr>
-        <w:t xml:space="preserve">and</w:t>
-      </w:r>
-      <w:r>
-        <w:t xml:space="preserve"> </w:t>
-      </w:r>
-      <w:r>
-        <w:t xml:space="preserve">at least one open-source reference normalization implementation</w:t>
-      </w:r>
-    </w:p>
-    <w:bookmarkEnd w:id="10"/>
-    <w:bookmarkStart w:id="11" w:name="Xce3775d9f87592150bc2def8f6a2b87725dc075"/>
+        <w:t xml:space="preserve">Open methodology with versioning; published reference scores</w:t>
+      </w:r>
+    </w:p>
+    <w:bookmarkEnd w:id="15"/>
+    <w:bookmarkStart w:id="16" w:name="Xcc40d18eca7501cc1ac38cb6b49deeb9c41d762"/>
+    <w:p>
+      <w:pPr>
+        <w:pStyle w:val="Heading3"/>
+      </w:pPr>
+      <w:r>
+        <w:t xml:space="preserve">7. Ground Truth and Predictive Model Validation Research</w:t>
+      </w:r>
+    </w:p>
+    <w:p>
+      <w:pPr>
+        <w:pStyle w:val="Compact"/>
+        <w:numPr>
+          <w:ilvl w:val="0"/>
+          <w:numId w:val="1007"/>
+        </w:numPr>
+      </w:pPr>
+      <w:r>
+        <w:rPr>
+          <w:b/>
+          <w:bCs/>
+        </w:rPr>
+        <w:t xml:space="preserve">Need:</w:t>
+      </w:r>
+      <w:r>
+        <w:t xml:space="preserve"> </w:t>
+      </w:r>
+      <w:r>
+        <w:t xml:space="preserve">Systematic research into ground-truth methodologies for transportation predictive models — incidents, parking occupancy, corridor delay, equipment health.</w:t>
+      </w:r>
+    </w:p>
+    <w:p>
+      <w:pPr>
+        <w:pStyle w:val="Compact"/>
+        <w:numPr>
+          <w:ilvl w:val="0"/>
+          <w:numId w:val="1007"/>
+        </w:numPr>
+      </w:pPr>
+      <w:r>
+        <w:rPr>
+          <w:b/>
+          <w:bCs/>
+        </w:rPr>
+        <w:t xml:space="preserve">Why now:</w:t>
+      </w:r>
+      <w:r>
+        <w:t xml:space="preserve"> </w:t>
+      </w:r>
+      <w:r>
+        <w:t xml:space="preserve">Predictive analytics in transportation operations are deployed broadly without standard validation protocols. Each implementation defines its own</w:t>
+      </w:r>
+      <w:r>
+        <w:t xml:space="preserve"> </w:t>
+      </w:r>
+      <w:r>
+        <w:t xml:space="preserve">“good enough.”</w:t>
+      </w:r>
+    </w:p>
+    <w:p>
+      <w:pPr>
+        <w:pStyle w:val="Compact"/>
+        <w:numPr>
+          <w:ilvl w:val="0"/>
+          <w:numId w:val="1007"/>
+        </w:numPr>
+      </w:pPr>
+      <w:r>
+        <w:rPr>
+          <w:b/>
+          <w:bCs/>
+        </w:rPr>
+        <w:t xml:space="preserve">Owner:</w:t>
+      </w:r>
+      <w:r>
+        <w:t xml:space="preserve"> </w:t>
+      </w:r>
+      <w:r>
+        <w:t xml:space="preserve">FHWA RD&amp;T, TFHRC, NCHRP</w:t>
+      </w:r>
+    </w:p>
+    <w:p>
+      <w:pPr>
+        <w:pStyle w:val="Compact"/>
+        <w:numPr>
+          <w:ilvl w:val="0"/>
+          <w:numId w:val="1007"/>
+        </w:numPr>
+      </w:pPr>
+      <w:r>
+        <w:rPr>
+          <w:b/>
+          <w:bCs/>
+        </w:rPr>
+        <w:t xml:space="preserve">Output:</w:t>
+      </w:r>
+      <w:r>
+        <w:t xml:space="preserve"> </w:t>
+      </w:r>
+      <w:r>
+        <w:t xml:space="preserve">Ground-truth protocols and validation reference datasets</w:t>
+      </w:r>
+    </w:p>
+    <w:bookmarkEnd w:id="16"/>
+    <w:bookmarkStart w:id="17" w:name="X64448a57d31039ec90a7e71fbda68e13b47a9dd"/>
+    <w:p>
+      <w:pPr>
+        <w:pStyle w:val="Heading3"/>
+      </w:pPr>
+      <w:r>
+        <w:t xml:space="preserve">8. Coverage Gap and Cross-State Correlation Research</w:t>
+      </w:r>
+    </w:p>
+    <w:p>
+      <w:pPr>
+        <w:pStyle w:val="Compact"/>
+        <w:numPr>
+          <w:ilvl w:val="0"/>
+          <w:numId w:val="1008"/>
+        </w:numPr>
+      </w:pPr>
+      <w:r>
+        <w:rPr>
+          <w:b/>
+          <w:bCs/>
+        </w:rPr>
+        <w:t xml:space="preserve">Need:</w:t>
+      </w:r>
+      <w:r>
+        <w:t xml:space="preserve"> </w:t>
+      </w:r>
+      <w:r>
+        <w:t xml:space="preserve">Research into how to systematically identify and quantify national coverage gaps in transportation event data, and how cross-state event correlation can be reliably performed.</w:t>
+      </w:r>
+    </w:p>
+    <w:p>
+      <w:pPr>
+        <w:pStyle w:val="Compact"/>
+        <w:numPr>
+          <w:ilvl w:val="0"/>
+          <w:numId w:val="1008"/>
+        </w:numPr>
+      </w:pPr>
+      <w:r>
+        <w:rPr>
+          <w:b/>
+          <w:bCs/>
+        </w:rPr>
+        <w:t xml:space="preserve">Why now:</w:t>
+      </w:r>
+      <w:r>
+        <w:t xml:space="preserve"> </w:t>
+      </w:r>
+      <w:r>
+        <w:t xml:space="preserve">Today coverage gaps and cross-state correlations are surfaced only by integrators with full pipelines built. There’s no federally-curated, methodologically-transparent view of where the national event picture is incomplete.</w:t>
+      </w:r>
+    </w:p>
+    <w:p>
+      <w:pPr>
+        <w:pStyle w:val="Compact"/>
+        <w:numPr>
+          <w:ilvl w:val="0"/>
+          <w:numId w:val="1008"/>
+        </w:numPr>
+      </w:pPr>
+      <w:r>
+        <w:rPr>
+          <w:b/>
+          <w:bCs/>
+        </w:rPr>
+        <w:t xml:space="preserve">Owner:</w:t>
+      </w:r>
+      <w:r>
+        <w:t xml:space="preserve"> </w:t>
+      </w:r>
+      <w:r>
+        <w:t xml:space="preserve">FHWA RD&amp;T</w:t>
+      </w:r>
+    </w:p>
+    <w:p>
+      <w:pPr>
+        <w:pStyle w:val="Compact"/>
+        <w:numPr>
+          <w:ilvl w:val="0"/>
+          <w:numId w:val="1008"/>
+        </w:numPr>
+      </w:pPr>
+      <w:r>
+        <w:rPr>
+          <w:b/>
+          <w:bCs/>
+        </w:rPr>
+        <w:t xml:space="preserve">Output:</w:t>
+      </w:r>
+      <w:r>
+        <w:t xml:space="preserve"> </w:t>
+      </w:r>
+      <w:r>
+        <w:t xml:space="preserve">Methodology + ongoing public coverage assessment</w:t>
+      </w:r>
+    </w:p>
+    <w:bookmarkEnd w:id="17"/>
+    <w:bookmarkEnd w:id="18"/>
+    <w:bookmarkStart w:id="22" w:name="c.-operations-workflows-and-coordination"/>
     <w:p>
       <w:pPr>
         <w:pStyle w:val="Heading2"/>
       </w:pPr>
       <w:r>
-        <w:t xml:space="preserve">3. Sub-State and Regional Digital Infrastructure Research</w:t>
-      </w:r>
-    </w:p>
-    <w:p>
-      <w:pPr>
-        <w:pStyle w:val="Compact"/>
-        <w:numPr>
-          <w:ilvl w:val="0"/>
-          <w:numId w:val="1005"/>
+        <w:t xml:space="preserve">C. Operations Workflows and Coordination</w:t>
+      </w:r>
+    </w:p>
+    <w:bookmarkStart w:id="19" w:name="X2eb8b563ea68ece86de4f83cc2b155ca6615666"/>
+    <w:p>
+      <w:pPr>
+        <w:pStyle w:val="Heading3"/>
+      </w:pPr>
+      <w:r>
+        <w:t xml:space="preserve">9. Multi-State Closure Approval and Diversion Coordination Research</w:t>
+      </w:r>
+    </w:p>
+    <w:p>
+      <w:pPr>
+        <w:pStyle w:val="Compact"/>
+        <w:numPr>
+          <w:ilvl w:val="0"/>
+          <w:numId w:val="1009"/>
         </w:numPr>
       </w:pPr>
       <w:r>
@@ -400,15 +957,15 @@
         <w:t xml:space="preserve"> </w:t>
       </w:r>
       <w:r>
-        <w:t xml:space="preserve">Characterize the sub-state and regional layer of digital infrastructure — prevalence, conformance, overlap, and harmonization levers.</w:t>
-      </w:r>
-    </w:p>
-    <w:p>
-      <w:pPr>
-        <w:pStyle w:val="Compact"/>
-        <w:numPr>
-          <w:ilvl w:val="0"/>
-          <w:numId w:val="1005"/>
+        <w:t xml:space="preserve">Research into federally-defined coordination protocols for multi-state planned closures and diversion routes.</w:t>
+      </w:r>
+    </w:p>
+    <w:p>
+      <w:pPr>
+        <w:pStyle w:val="Compact"/>
+        <w:numPr>
+          <w:ilvl w:val="0"/>
+          <w:numId w:val="1009"/>
         </w:numPr>
       </w:pPr>
       <w:r>
@@ -418,103 +975,41 @@
         </w:rPr>
         <w:t xml:space="preserve">Why now:</w:t>
       </w:r>
-    </w:p>
-    <w:p>
-      <w:pPr>
-        <w:pStyle w:val="Compact"/>
-        <w:numPr>
-          <w:ilvl w:val="1"/>
-          <w:numId w:val="1006"/>
-        </w:numPr>
-      </w:pPr>
-      <w:r>
-        <w:t xml:space="preserve">Sub-state producers fill real coverage gaps state DOTs don’t (e.g., City of Austin, St. Charles County, Maricopa County, Quebec City)</w:t>
-      </w:r>
-    </w:p>
-    <w:p>
-      <w:pPr>
-        <w:pStyle w:val="Compact"/>
-        <w:numPr>
-          <w:ilvl w:val="1"/>
-          <w:numId w:val="1006"/>
-        </w:numPr>
-      </w:pPr>
-      <w:r>
-        <w:t xml:space="preserve">Where they overlap with state-level feeds, they overlap</w:t>
-      </w:r>
-      <w:r>
-        <w:t xml:space="preserve"> </w:t>
-      </w:r>
-      <w:r>
-        <w:rPr>
-          <w:b/>
-          <w:bCs/>
-        </w:rPr>
-        <w:t xml:space="preserve">incompatibly</w:t>
-      </w:r>
-      <w:r>
-        <w:t xml:space="preserve"> </w:t>
-      </w:r>
-      <w:r>
-        <w:t xml:space="preserve">(PennDOT vs. PA Turnpike; IDOT vs. Illinois Tollway vs. City of Chicago)</w:t>
-      </w:r>
-    </w:p>
-    <w:p>
-      <w:pPr>
-        <w:pStyle w:val="Compact"/>
-        <w:numPr>
-          <w:ilvl w:val="1"/>
-          <w:numId w:val="1006"/>
-        </w:numPr>
-      </w:pPr>
-      <w:r>
-        <w:t xml:space="preserve">The MAASTO TPIMS coalition shows federal harmonization at this layer</w:t>
-      </w:r>
-      <w:r>
-        <w:t xml:space="preserve"> </w:t>
-      </w:r>
-      <w:r>
-        <w:rPr>
-          <w:b/>
-          <w:bCs/>
-        </w:rPr>
-        <w:t xml:space="preserve">can</w:t>
-      </w:r>
-      <w:r>
-        <w:t xml:space="preserve"> </w:t>
-      </w:r>
-      <w:r>
-        <w:t xml:space="preserve">work — Indiana’s non-conforming TPIMS feed shows where it currently doesn’t</w:t>
-      </w:r>
-    </w:p>
-    <w:p>
-      <w:pPr>
-        <w:pStyle w:val="Compact"/>
-        <w:numPr>
-          <w:ilvl w:val="0"/>
-          <w:numId w:val="1005"/>
-        </w:numPr>
-      </w:pPr>
-      <w:r>
-        <w:rPr>
-          <w:b/>
-          <w:bCs/>
-        </w:rPr>
-        <w:t xml:space="preserve">Recommended owner:</w:t>
-      </w:r>
-      <w:r>
-        <w:t xml:space="preserve"> </w:t>
-      </w:r>
-      <w:r>
-        <w:t xml:space="preserve">FHWA RD&amp;T, jointly with NCHRP</w:t>
-      </w:r>
-    </w:p>
-    <w:p>
-      <w:pPr>
-        <w:pStyle w:val="Compact"/>
-        <w:numPr>
-          <w:ilvl w:val="0"/>
-          <w:numId w:val="1005"/>
+      <w:r>
+        <w:t xml:space="preserve"> </w:t>
+      </w:r>
+      <w:r>
+        <w:t xml:space="preserve">Multi-state closures and diversions today coordinate ad hoc, by phone or email between state TMCs. No federal protocol or data-exchange pattern exists despite the demonstrably national nature of freight corridor closures.</w:t>
+      </w:r>
+    </w:p>
+    <w:p>
+      <w:pPr>
+        <w:pStyle w:val="Compact"/>
+        <w:numPr>
+          <w:ilvl w:val="0"/>
+          <w:numId w:val="1009"/>
+        </w:numPr>
+      </w:pPr>
+      <w:r>
+        <w:rPr>
+          <w:b/>
+          <w:bCs/>
+        </w:rPr>
+        <w:t xml:space="preserve">Owner:</w:t>
+      </w:r>
+      <w:r>
+        <w:t xml:space="preserve"> </w:t>
+      </w:r>
+      <w:r>
+        <w:t xml:space="preserve">FHWA RD&amp;T with AASHTO</w:t>
+      </w:r>
+    </w:p>
+    <w:p>
+      <w:pPr>
+        <w:pStyle w:val="Compact"/>
+        <w:numPr>
+          <w:ilvl w:val="0"/>
+          <w:numId w:val="1009"/>
         </w:numPr>
       </w:pPr>
       <w:r>
@@ -528,25 +1023,231 @@
         <w:t xml:space="preserve"> </w:t>
       </w:r>
       <w:r>
-        <w:t xml:space="preserve">Inventory + conformance assessment + policy-lever analysis for harmonizing sub-state producers with state-level feeds</w:t>
-      </w:r>
-    </w:p>
-    <w:bookmarkEnd w:id="11"/>
-    <w:bookmarkStart w:id="12" w:name="X7add52dbdc98014dbff535d3ac3c89d490d3d8f"/>
+        <w:t xml:space="preserve">Reference coordination protocol and supporting data-exchange spec</w:t>
+      </w:r>
+    </w:p>
+    <w:bookmarkEnd w:id="19"/>
+    <w:bookmarkStart w:id="20" w:name="X1c600d23b673df8f19283952734c568e07f94c4"/>
+    <w:p>
+      <w:pPr>
+        <w:pStyle w:val="Heading3"/>
+      </w:pPr>
+      <w:r>
+        <w:t xml:space="preserve">10. DMS Messaging Conformance and Effectiveness Research</w:t>
+      </w:r>
+    </w:p>
+    <w:p>
+      <w:pPr>
+        <w:pStyle w:val="Compact"/>
+        <w:numPr>
+          <w:ilvl w:val="0"/>
+          <w:numId w:val="1010"/>
+        </w:numPr>
+      </w:pPr>
+      <w:r>
+        <w:rPr>
+          <w:b/>
+          <w:bCs/>
+        </w:rPr>
+        <w:t xml:space="preserve">Need:</w:t>
+      </w:r>
+      <w:r>
+        <w:t xml:space="preserve"> </w:t>
+      </w:r>
+      <w:r>
+        <w:t xml:space="preserve">Research into dynamic message sign content patterns — what message structures actually change driver behavior, what cross-state variance in messaging looks like for the same incident type, and how DMS authoring tools should be governed.</w:t>
+      </w:r>
+    </w:p>
+    <w:p>
+      <w:pPr>
+        <w:pStyle w:val="Compact"/>
+        <w:numPr>
+          <w:ilvl w:val="0"/>
+          <w:numId w:val="1010"/>
+        </w:numPr>
+      </w:pPr>
+      <w:r>
+        <w:rPr>
+          <w:b/>
+          <w:bCs/>
+        </w:rPr>
+        <w:t xml:space="preserve">Why now:</w:t>
+      </w:r>
+      <w:r>
+        <w:t xml:space="preserve"> </w:t>
+      </w:r>
+      <w:r>
+        <w:t xml:space="preserve">DMS messaging is one of the most direct operator levers; cross-state inconsistency is well known anecdotally but not systematically characterized.</w:t>
+      </w:r>
+    </w:p>
+    <w:p>
+      <w:pPr>
+        <w:pStyle w:val="Compact"/>
+        <w:numPr>
+          <w:ilvl w:val="0"/>
+          <w:numId w:val="1010"/>
+        </w:numPr>
+      </w:pPr>
+      <w:r>
+        <w:rPr>
+          <w:b/>
+          <w:bCs/>
+        </w:rPr>
+        <w:t xml:space="preserve">Owner:</w:t>
+      </w:r>
+      <w:r>
+        <w:t xml:space="preserve"> </w:t>
+      </w:r>
+      <w:r>
+        <w:t xml:space="preserve">FHWA RD&amp;T + state DOT participation</w:t>
+      </w:r>
+    </w:p>
+    <w:p>
+      <w:pPr>
+        <w:pStyle w:val="Compact"/>
+        <w:numPr>
+          <w:ilvl w:val="0"/>
+          <w:numId w:val="1010"/>
+        </w:numPr>
+      </w:pPr>
+      <w:r>
+        <w:rPr>
+          <w:b/>
+          <w:bCs/>
+        </w:rPr>
+        <w:t xml:space="preserve">Output:</w:t>
+      </w:r>
+      <w:r>
+        <w:t xml:space="preserve"> </w:t>
+      </w:r>
+      <w:r>
+        <w:t xml:space="preserve">Empirical effectiveness findings, recommended message-pattern library</w:t>
+      </w:r>
+    </w:p>
+    <w:bookmarkEnd w:id="20"/>
+    <w:bookmarkStart w:id="21" w:name="X92d8cd5a7f5de4d3206bc81ac14f0f3bdf7568d"/>
+    <w:p>
+      <w:pPr>
+        <w:pStyle w:val="Heading3"/>
+      </w:pPr>
+      <w:r>
+        <w:t xml:space="preserve">11. Truck-Parking Sensor Data Quality Research</w:t>
+      </w:r>
+    </w:p>
+    <w:p>
+      <w:pPr>
+        <w:pStyle w:val="Compact"/>
+        <w:numPr>
+          <w:ilvl w:val="0"/>
+          <w:numId w:val="1011"/>
+        </w:numPr>
+      </w:pPr>
+      <w:r>
+        <w:rPr>
+          <w:b/>
+          <w:bCs/>
+        </w:rPr>
+        <w:t xml:space="preserve">Need:</w:t>
+      </w:r>
+      <w:r>
+        <w:t xml:space="preserve"> </w:t>
+      </w:r>
+      <w:r>
+        <w:t xml:space="preserve">Sensor-quality research for the MAASTO TPIMS coalition and parallel state systems.</w:t>
+      </w:r>
+    </w:p>
+    <w:p>
+      <w:pPr>
+        <w:pStyle w:val="Compact"/>
+        <w:numPr>
+          <w:ilvl w:val="0"/>
+          <w:numId w:val="1011"/>
+        </w:numPr>
+      </w:pPr>
+      <w:r>
+        <w:rPr>
+          <w:b/>
+          <w:bCs/>
+        </w:rPr>
+        <w:t xml:space="preserve">Why now:</w:t>
+      </w:r>
+      <w:r>
+        <w:t xml:space="preserve"> </w:t>
+      </w:r>
+      <w:r>
+        <w:t xml:space="preserve">Of three keyless public MAASTO feeds, a substantial portion of Illinois sites currently flag their own sensor data as untrusted. Protocol-level coordination (MAASTO) is mature; the limiting factor on impact is sensor-level data quality, which is a research-program question.</w:t>
+      </w:r>
+    </w:p>
+    <w:p>
+      <w:pPr>
+        <w:pStyle w:val="Compact"/>
+        <w:numPr>
+          <w:ilvl w:val="0"/>
+          <w:numId w:val="1011"/>
+        </w:numPr>
+      </w:pPr>
+      <w:r>
+        <w:rPr>
+          <w:b/>
+          <w:bCs/>
+        </w:rPr>
+        <w:t xml:space="preserve">Owner:</w:t>
+      </w:r>
+      <w:r>
+        <w:t xml:space="preserve"> </w:t>
+      </w:r>
+      <w:r>
+        <w:t xml:space="preserve">FHWA RD&amp;T + TFHRC sensors lab</w:t>
+      </w:r>
+    </w:p>
+    <w:p>
+      <w:pPr>
+        <w:pStyle w:val="Compact"/>
+        <w:numPr>
+          <w:ilvl w:val="0"/>
+          <w:numId w:val="1011"/>
+        </w:numPr>
+      </w:pPr>
+      <w:r>
+        <w:rPr>
+          <w:b/>
+          <w:bCs/>
+        </w:rPr>
+        <w:t xml:space="preserve">Output:</w:t>
+      </w:r>
+      <w:r>
+        <w:t xml:space="preserve"> </w:t>
+      </w:r>
+      <w:r>
+        <w:t xml:space="preserve">Sensor reliability research, calibration methodology</w:t>
+      </w:r>
+    </w:p>
+    <w:bookmarkEnd w:id="21"/>
+    <w:bookmarkEnd w:id="22"/>
+    <w:bookmarkStart w:id="26" w:name="X07e087bb51ae179f6b95af6295232a687ef5729"/>
     <w:p>
       <w:pPr>
         <w:pStyle w:val="Heading2"/>
       </w:pPr>
       <w:r>
-        <w:t xml:space="preserve">4. Downstream-Cost Research on TFHRC External-Engagement Constraints</w:t>
-      </w:r>
-    </w:p>
-    <w:p>
-      <w:pPr>
-        <w:pStyle w:val="Compact"/>
-        <w:numPr>
-          <w:ilvl w:val="0"/>
-          <w:numId w:val="1007"/>
+        <w:t xml:space="preserve">D. Compliance, Regulatory, and Permit Interoperability</w:t>
+      </w:r>
+    </w:p>
+    <w:bookmarkStart w:id="23" w:name="Xa8ccdee9eded3ba4b45bcac4922d85ebe232b59"/>
+    <w:p>
+      <w:pPr>
+        <w:pStyle w:val="Heading3"/>
+      </w:pPr>
+      <w:r>
+        <w:t xml:space="preserve">12. IPAWS Road-Impact Authoring Conformance Research</w:t>
+      </w:r>
+    </w:p>
+    <w:p>
+      <w:pPr>
+        <w:pStyle w:val="Compact"/>
+        <w:numPr>
+          <w:ilvl w:val="0"/>
+          <w:numId w:val="1012"/>
         </w:numPr>
       </w:pPr>
       <w:r>
@@ -560,15 +1261,15 @@
         <w:t xml:space="preserve"> </w:t>
       </w:r>
       <w:r>
-        <w:t xml:space="preserve">Quantify the practitioner-side and state-DOT-side cost of the constraints on TFHRC researchers’ external engagement that the September 2025 Letter Report (Recommendation 2) flags as a process concern.</w:t>
-      </w:r>
-    </w:p>
-    <w:p>
-      <w:pPr>
-        <w:pStyle w:val="Compact"/>
-        <w:numPr>
-          <w:ilvl w:val="0"/>
-          <w:numId w:val="1007"/>
+        <w:t xml:space="preserve">Research into how road-impacting CAP alert authoring in IPAWS maps to state TMC operator workflows in practice, and how IPAWS conformance varies state to state.</w:t>
+      </w:r>
+    </w:p>
+    <w:p>
+      <w:pPr>
+        <w:pStyle w:val="Compact"/>
+        <w:numPr>
+          <w:ilvl w:val="0"/>
+          <w:numId w:val="1012"/>
         </w:numPr>
       </w:pPr>
       <w:r>
@@ -578,71 +1279,41 @@
         </w:rPr>
         <w:t xml:space="preserve">Why now:</w:t>
       </w:r>
-    </w:p>
-    <w:p>
-      <w:pPr>
-        <w:pStyle w:val="Compact"/>
-        <w:numPr>
-          <w:ilvl w:val="1"/>
-          <w:numId w:val="1008"/>
-        </w:numPr>
-      </w:pPr>
-      <w:r>
-        <w:t xml:space="preserve">HSIS partial dark-out has removed reference datasets practitioners had been using</w:t>
-      </w:r>
-    </w:p>
-    <w:p>
-      <w:pPr>
-        <w:pStyle w:val="Compact"/>
-        <w:numPr>
-          <w:ilvl w:val="1"/>
-          <w:numId w:val="1008"/>
-        </w:numPr>
-      </w:pPr>
-      <w:r>
-        <w:t xml:space="preserve">Reduced detail in AMRP and TFHRC Long-Range Plan publications reduces downstream practitioners’ ability to orient to active federal research lines</w:t>
-      </w:r>
-    </w:p>
-    <w:p>
-      <w:pPr>
-        <w:pStyle w:val="Compact"/>
-        <w:numPr>
-          <w:ilvl w:val="1"/>
-          <w:numId w:val="1008"/>
-        </w:numPr>
-      </w:pPr>
-      <w:r>
-        <w:t xml:space="preserve">These costs are real, distributed, and largely invisible to FHWA today</w:t>
-      </w:r>
-    </w:p>
-    <w:p>
-      <w:pPr>
-        <w:pStyle w:val="Compact"/>
-        <w:numPr>
-          <w:ilvl w:val="0"/>
-          <w:numId w:val="1007"/>
-        </w:numPr>
-      </w:pPr>
-      <w:r>
-        <w:rPr>
-          <w:b/>
-          <w:bCs/>
-        </w:rPr>
-        <w:t xml:space="preserve">Recommended owner:</w:t>
-      </w:r>
-      <w:r>
-        <w:t xml:space="preserve"> </w:t>
-      </w:r>
-      <w:r>
-        <w:t xml:space="preserve">TRB / Cooperative Research Program, in support of the Letter Report’s existing recommendation</w:t>
-      </w:r>
-    </w:p>
-    <w:p>
-      <w:pPr>
-        <w:pStyle w:val="Compact"/>
-        <w:numPr>
-          <w:ilvl w:val="0"/>
-          <w:numId w:val="1007"/>
+      <w:r>
+        <w:t xml:space="preserve"> </w:t>
+      </w:r>
+      <w:r>
+        <w:t xml:space="preserve">IPAWS is a federal capability state DOTs use unevenly. There is no federally-funded research characterizing the variance or the operator-side friction.</w:t>
+      </w:r>
+    </w:p>
+    <w:p>
+      <w:pPr>
+        <w:pStyle w:val="Compact"/>
+        <w:numPr>
+          <w:ilvl w:val="0"/>
+          <w:numId w:val="1012"/>
+        </w:numPr>
+      </w:pPr>
+      <w:r>
+        <w:rPr>
+          <w:b/>
+          <w:bCs/>
+        </w:rPr>
+        <w:t xml:space="preserve">Owner:</w:t>
+      </w:r>
+      <w:r>
+        <w:t xml:space="preserve"> </w:t>
+      </w:r>
+      <w:r>
+        <w:t xml:space="preserve">FHWA RD&amp;T with FEMA IPAWS Program Office</w:t>
+      </w:r>
+    </w:p>
+    <w:p>
+      <w:pPr>
+        <w:pStyle w:val="Compact"/>
+        <w:numPr>
+          <w:ilvl w:val="0"/>
+          <w:numId w:val="1012"/>
         </w:numPr>
       </w:pPr>
       <w:r>
@@ -656,25 +1327,231 @@
         <w:t xml:space="preserve"> </w:t>
       </w:r>
       <w:r>
-        <w:t xml:space="preserve">Empirical characterization of the downstream cost, suitable for informing process changes inside FHWA</w:t>
-      </w:r>
-    </w:p>
-    <w:bookmarkEnd w:id="12"/>
-    <w:bookmarkStart w:id="13" w:name="X0a9f0cc509a089f6cc763ae6c326b51a656a2b5"/>
+        <w:t xml:space="preserve">Conformance methodology + per-state assessment</w:t>
+      </w:r>
+    </w:p>
+    <w:bookmarkEnd w:id="23"/>
+    <w:bookmarkStart w:id="24" w:name="X4e836de8044302175133785bdbc881f9b2eaa20"/>
+    <w:p>
+      <w:pPr>
+        <w:pStyle w:val="Heading3"/>
+      </w:pPr>
+      <w:r>
+        <w:t xml:space="preserve">13. OS/OW Permit-Rule Interoperability Research</w:t>
+      </w:r>
+    </w:p>
+    <w:p>
+      <w:pPr>
+        <w:pStyle w:val="Compact"/>
+        <w:numPr>
+          <w:ilvl w:val="0"/>
+          <w:numId w:val="1013"/>
+        </w:numPr>
+      </w:pPr>
+      <w:r>
+        <w:rPr>
+          <w:b/>
+          <w:bCs/>
+        </w:rPr>
+        <w:t xml:space="preserve">Need:</w:t>
+      </w:r>
+      <w:r>
+        <w:t xml:space="preserve"> </w:t>
+      </w:r>
+      <w:r>
+        <w:t xml:space="preserve">Research into how state oversize/overweight permit rules are encoded and exchanged, with attention to multi-state corridor consistency.</w:t>
+      </w:r>
+    </w:p>
+    <w:p>
+      <w:pPr>
+        <w:pStyle w:val="Compact"/>
+        <w:numPr>
+          <w:ilvl w:val="0"/>
+          <w:numId w:val="1013"/>
+        </w:numPr>
+      </w:pPr>
+      <w:r>
+        <w:rPr>
+          <w:b/>
+          <w:bCs/>
+        </w:rPr>
+        <w:t xml:space="preserve">Why now:</w:t>
+      </w:r>
+      <w:r>
+        <w:t xml:space="preserve"> </w:t>
+      </w:r>
+      <w:r>
+        <w:t xml:space="preserve">NASCO has corridor-level guidance; state-by-state permit-rule encoding remains inconsistent in structure, vocabulary, and exchange format. Cross-state freight planning bears the cost.</w:t>
+      </w:r>
+    </w:p>
+    <w:p>
+      <w:pPr>
+        <w:pStyle w:val="Compact"/>
+        <w:numPr>
+          <w:ilvl w:val="0"/>
+          <w:numId w:val="1013"/>
+        </w:numPr>
+      </w:pPr>
+      <w:r>
+        <w:rPr>
+          <w:b/>
+          <w:bCs/>
+        </w:rPr>
+        <w:t xml:space="preserve">Owner:</w:t>
+      </w:r>
+      <w:r>
+        <w:t xml:space="preserve"> </w:t>
+      </w:r>
+      <w:r>
+        <w:t xml:space="preserve">FHWA RD&amp;T with NASCO and AASHTO</w:t>
+      </w:r>
+    </w:p>
+    <w:p>
+      <w:pPr>
+        <w:pStyle w:val="Compact"/>
+        <w:numPr>
+          <w:ilvl w:val="0"/>
+          <w:numId w:val="1013"/>
+        </w:numPr>
+      </w:pPr>
+      <w:r>
+        <w:rPr>
+          <w:b/>
+          <w:bCs/>
+        </w:rPr>
+        <w:t xml:space="preserve">Output:</w:t>
+      </w:r>
+      <w:r>
+        <w:t xml:space="preserve"> </w:t>
+      </w:r>
+      <w:r>
+        <w:t xml:space="preserve">Permit-rule data model and exchange specification</w:t>
+      </w:r>
+    </w:p>
+    <w:bookmarkEnd w:id="24"/>
+    <w:bookmarkStart w:id="25" w:name="X08d2231cea4a77756083db6fc6714beb73575f5"/>
+    <w:p>
+      <w:pPr>
+        <w:pStyle w:val="Heading3"/>
+      </w:pPr>
+      <w:r>
+        <w:t xml:space="preserve">14. Bridge-Clearance and Restriction Data Interoperability Research</w:t>
+      </w:r>
+    </w:p>
+    <w:p>
+      <w:pPr>
+        <w:pStyle w:val="Compact"/>
+        <w:numPr>
+          <w:ilvl w:val="0"/>
+          <w:numId w:val="1014"/>
+        </w:numPr>
+      </w:pPr>
+      <w:r>
+        <w:rPr>
+          <w:b/>
+          <w:bCs/>
+        </w:rPr>
+        <w:t xml:space="preserve">Need:</w:t>
+      </w:r>
+      <w:r>
+        <w:t xml:space="preserve"> </w:t>
+      </w:r>
+      <w:r>
+        <w:t xml:space="preserve">Research into a standard exchange format for low-clearance, weight-restricted, and hazardous-cargo-restricted infrastructure inventory.</w:t>
+      </w:r>
+    </w:p>
+    <w:p>
+      <w:pPr>
+        <w:pStyle w:val="Compact"/>
+        <w:numPr>
+          <w:ilvl w:val="0"/>
+          <w:numId w:val="1014"/>
+        </w:numPr>
+      </w:pPr>
+      <w:r>
+        <w:rPr>
+          <w:b/>
+          <w:bCs/>
+        </w:rPr>
+        <w:t xml:space="preserve">Why now:</w:t>
+      </w:r>
+      <w:r>
+        <w:t xml:space="preserve"> </w:t>
+      </w:r>
+      <w:r>
+        <w:t xml:space="preserve">Bridge clearance data is heterogeneous across states (units, datum reference, posted vs. measured); over-height-vehicle routing currently fails because of this heterogeneity.</w:t>
+      </w:r>
+    </w:p>
+    <w:p>
+      <w:pPr>
+        <w:pStyle w:val="Compact"/>
+        <w:numPr>
+          <w:ilvl w:val="0"/>
+          <w:numId w:val="1014"/>
+        </w:numPr>
+      </w:pPr>
+      <w:r>
+        <w:rPr>
+          <w:b/>
+          <w:bCs/>
+        </w:rPr>
+        <w:t xml:space="preserve">Owner:</w:t>
+      </w:r>
+      <w:r>
+        <w:t xml:space="preserve"> </w:t>
+      </w:r>
+      <w:r>
+        <w:t xml:space="preserve">FHWA RD&amp;T + AASHTO Bridges committee</w:t>
+      </w:r>
+    </w:p>
+    <w:p>
+      <w:pPr>
+        <w:pStyle w:val="Compact"/>
+        <w:numPr>
+          <w:ilvl w:val="0"/>
+          <w:numId w:val="1014"/>
+        </w:numPr>
+      </w:pPr>
+      <w:r>
+        <w:rPr>
+          <w:b/>
+          <w:bCs/>
+        </w:rPr>
+        <w:t xml:space="preserve">Output:</w:t>
+      </w:r>
+      <w:r>
+        <w:t xml:space="preserve"> </w:t>
+      </w:r>
+      <w:r>
+        <w:t xml:space="preserve">Data model and reference exchange spec</w:t>
+      </w:r>
+    </w:p>
+    <w:bookmarkEnd w:id="25"/>
+    <w:bookmarkEnd w:id="26"/>
+    <w:bookmarkStart w:id="29" w:name="e.-decision-support-and-asset-management"/>
     <w:p>
       <w:pPr>
         <w:pStyle w:val="Heading2"/>
       </w:pPr>
       <w:r>
-        <w:t xml:space="preserve">5. Independent Comparative Evaluation Methodology for Commercial Transportation Data Products</w:t>
-      </w:r>
-    </w:p>
-    <w:p>
-      <w:pPr>
-        <w:pStyle w:val="Compact"/>
-        <w:numPr>
-          <w:ilvl w:val="0"/>
-          <w:numId w:val="1009"/>
+        <w:t xml:space="preserve">E. Decision Support and Asset Management</w:t>
+      </w:r>
+    </w:p>
+    <w:bookmarkStart w:id="27" w:name="X2e10d6929d0fd5cb2fa0fe5fd6793475b086052"/>
+    <w:p>
+      <w:pPr>
+        <w:pStyle w:val="Heading3"/>
+      </w:pPr>
+      <w:r>
+        <w:t xml:space="preserve">15. Asset Health and ITS Equipment Status Interoperability Research</w:t>
+      </w:r>
+    </w:p>
+    <w:p>
+      <w:pPr>
+        <w:pStyle w:val="Compact"/>
+        <w:numPr>
+          <w:ilvl w:val="0"/>
+          <w:numId w:val="1015"/>
         </w:numPr>
       </w:pPr>
       <w:r>
@@ -688,6 +1565,224 @@
         <w:t xml:space="preserve"> </w:t>
       </w:r>
       <w:r>
+        <w:t xml:space="preserve">Research into a standard exchange format for ITS equipment health (cameras, DMS, RWIS, weather stations, V2X RSUs).</w:t>
+      </w:r>
+    </w:p>
+    <w:p>
+      <w:pPr>
+        <w:pStyle w:val="Compact"/>
+        <w:numPr>
+          <w:ilvl w:val="0"/>
+          <w:numId w:val="1015"/>
+        </w:numPr>
+      </w:pPr>
+      <w:r>
+        <w:rPr>
+          <w:b/>
+          <w:bCs/>
+        </w:rPr>
+        <w:t xml:space="preserve">Why now:</w:t>
+      </w:r>
+      <w:r>
+        <w:t xml:space="preserve"> </w:t>
+      </w:r>
+      <w:r>
+        <w:t xml:space="preserve">Asset health data exists per-state with no exchange standard. Cross-state operations and federal asset-management RD&amp;T both suffer from the absence.</w:t>
+      </w:r>
+    </w:p>
+    <w:p>
+      <w:pPr>
+        <w:pStyle w:val="Compact"/>
+        <w:numPr>
+          <w:ilvl w:val="0"/>
+          <w:numId w:val="1015"/>
+        </w:numPr>
+      </w:pPr>
+      <w:r>
+        <w:rPr>
+          <w:b/>
+          <w:bCs/>
+        </w:rPr>
+        <w:t xml:space="preserve">Owner:</w:t>
+      </w:r>
+      <w:r>
+        <w:t xml:space="preserve"> </w:t>
+      </w:r>
+      <w:r>
+        <w:t xml:space="preserve">FHWA RD&amp;T + TFHRC operations lab</w:t>
+      </w:r>
+    </w:p>
+    <w:p>
+      <w:pPr>
+        <w:pStyle w:val="Compact"/>
+        <w:numPr>
+          <w:ilvl w:val="0"/>
+          <w:numId w:val="1015"/>
+        </w:numPr>
+      </w:pPr>
+      <w:r>
+        <w:rPr>
+          <w:b/>
+          <w:bCs/>
+        </w:rPr>
+        <w:t xml:space="preserve">Output:</w:t>
+      </w:r>
+      <w:r>
+        <w:t xml:space="preserve"> </w:t>
+      </w:r>
+      <w:r>
+        <w:t xml:space="preserve">Equipment status schema and reference implementation</w:t>
+      </w:r>
+    </w:p>
+    <w:bookmarkEnd w:id="27"/>
+    <w:bookmarkStart w:id="28" w:name="X935fe5183545a0fc382f335e98af6e748836883"/>
+    <w:p>
+      <w:pPr>
+        <w:pStyle w:val="Heading3"/>
+      </w:pPr>
+      <w:r>
+        <w:t xml:space="preserve">16. Digital Project Delivery / IFC-BIM Transportation Profile Research</w:t>
+      </w:r>
+    </w:p>
+    <w:p>
+      <w:pPr>
+        <w:pStyle w:val="Compact"/>
+        <w:numPr>
+          <w:ilvl w:val="0"/>
+          <w:numId w:val="1016"/>
+        </w:numPr>
+      </w:pPr>
+      <w:r>
+        <w:rPr>
+          <w:b/>
+          <w:bCs/>
+        </w:rPr>
+        <w:t xml:space="preserve">Need:</w:t>
+      </w:r>
+      <w:r>
+        <w:t xml:space="preserve"> </w:t>
+      </w:r>
+      <w:r>
+        <w:t xml:space="preserve">Research into a transportation-specific IFC/BIM profile and metadata standards for digital project delivery exchange.</w:t>
+      </w:r>
+    </w:p>
+    <w:p>
+      <w:pPr>
+        <w:pStyle w:val="Compact"/>
+        <w:numPr>
+          <w:ilvl w:val="0"/>
+          <w:numId w:val="1016"/>
+        </w:numPr>
+      </w:pPr>
+      <w:r>
+        <w:rPr>
+          <w:b/>
+          <w:bCs/>
+        </w:rPr>
+        <w:t xml:space="preserve">Why now:</w:t>
+      </w:r>
+      <w:r>
+        <w:t xml:space="preserve"> </w:t>
+      </w:r>
+      <w:r>
+        <w:t xml:space="preserve">IFC was designed for vertical construction. Transportation digital project delivery uses IFC inconsistently. The benefits the Letter Report cites —</w:t>
+      </w:r>
+      <w:r>
+        <w:t xml:space="preserve"> </w:t>
+      </w:r>
+      <w:r>
+        <w:t xml:space="preserve">“accelerating delivery of highway projects”</w:t>
+      </w:r>
+      <w:r>
+        <w:t xml:space="preserve"> </w:t>
+      </w:r>
+      <w:r>
+        <w:t xml:space="preserve">— depend on this profile existing.</w:t>
+      </w:r>
+    </w:p>
+    <w:p>
+      <w:pPr>
+        <w:pStyle w:val="Compact"/>
+        <w:numPr>
+          <w:ilvl w:val="0"/>
+          <w:numId w:val="1016"/>
+        </w:numPr>
+      </w:pPr>
+      <w:r>
+        <w:rPr>
+          <w:b/>
+          <w:bCs/>
+        </w:rPr>
+        <w:t xml:space="preserve">Owner:</w:t>
+      </w:r>
+      <w:r>
+        <w:t xml:space="preserve"> </w:t>
+      </w:r>
+      <w:r>
+        <w:t xml:space="preserve">TFHRC infrastructure RD&amp;T</w:t>
+      </w:r>
+    </w:p>
+    <w:p>
+      <w:pPr>
+        <w:pStyle w:val="Compact"/>
+        <w:numPr>
+          <w:ilvl w:val="0"/>
+          <w:numId w:val="1016"/>
+        </w:numPr>
+      </w:pPr>
+      <w:r>
+        <w:rPr>
+          <w:b/>
+          <w:bCs/>
+        </w:rPr>
+        <w:t xml:space="preserve">Output:</w:t>
+      </w:r>
+      <w:r>
+        <w:t xml:space="preserve"> </w:t>
+      </w:r>
+      <w:r>
+        <w:t xml:space="preserve">Transportation IFC profile, reference exchange tooling</w:t>
+      </w:r>
+    </w:p>
+    <w:bookmarkEnd w:id="28"/>
+    <w:bookmarkEnd w:id="29"/>
+    <w:bookmarkStart w:id="32" w:name="Xc2a641a036e347f4ba75126a2ccc14e23a9e6ed"/>
+    <w:p>
+      <w:pPr>
+        <w:pStyle w:val="Heading2"/>
+      </w:pPr>
+      <w:r>
+        <w:t xml:space="preserve">F. Vendor Transparency and Practitioner Costs</w:t>
+      </w:r>
+    </w:p>
+    <w:bookmarkStart w:id="30" w:name="Xe872923d0675b434163c7cc921dc16d6da42420"/>
+    <w:p>
+      <w:pPr>
+        <w:pStyle w:val="Heading3"/>
+      </w:pPr>
+      <w:r>
+        <w:t xml:space="preserve">17. Independent Comparative Evaluation Methodology for Commercial Data Products</w:t>
+      </w:r>
+    </w:p>
+    <w:p>
+      <w:pPr>
+        <w:pStyle w:val="Compact"/>
+        <w:numPr>
+          <w:ilvl w:val="0"/>
+          <w:numId w:val="1017"/>
+        </w:numPr>
+      </w:pPr>
+      <w:r>
+        <w:rPr>
+          <w:b/>
+          <w:bCs/>
+        </w:rPr>
+        <w:t xml:space="preserve">Need:</w:t>
+      </w:r>
+      <w:r>
+        <w:t xml:space="preserve"> </w:t>
+      </w:r>
+      <w:r>
         <w:t xml:space="preserve">Open methodology for head-to-head, methodologically-transparent evaluation of commercial probe, incident, and work-zone data products.</w:t>
       </w:r>
     </w:p>
@@ -696,7 +1791,7 @@
         <w:pStyle w:val="Compact"/>
         <w:numPr>
           <w:ilvl w:val="0"/>
-          <w:numId w:val="1009"/>
+          <w:numId w:val="1017"/>
         </w:numPr>
       </w:pPr>
       <w:r>
@@ -706,59 +1801,41 @@
         </w:rPr>
         <w:t xml:space="preserve">Why now:</w:t>
       </w:r>
-    </w:p>
-    <w:p>
-      <w:pPr>
-        <w:pStyle w:val="Compact"/>
-        <w:numPr>
-          <w:ilvl w:val="1"/>
-          <w:numId w:val="1010"/>
-        </w:numPr>
-      </w:pPr>
-      <w:r>
-        <w:t xml:space="preserve">State DOTs replicate substantially the same RFP and vendor-comparison work, in isolation, each procurement cycle</w:t>
-      </w:r>
-    </w:p>
-    <w:p>
-      <w:pPr>
-        <w:pStyle w:val="Compact"/>
-        <w:numPr>
-          <w:ilvl w:val="1"/>
-          <w:numId w:val="1010"/>
-        </w:numPr>
-      </w:pPr>
-      <w:r>
-        <w:t xml:space="preserve">No federally-curated, published evaluation methodology exists for this product category</w:t>
-      </w:r>
-    </w:p>
-    <w:p>
-      <w:pPr>
-        <w:pStyle w:val="Compact"/>
-        <w:numPr>
-          <w:ilvl w:val="0"/>
-          <w:numId w:val="1009"/>
-        </w:numPr>
-      </w:pPr>
-      <w:r>
-        <w:rPr>
-          <w:b/>
-          <w:bCs/>
-        </w:rPr>
-        <w:t xml:space="preserve">Recommended owner:</w:t>
-      </w:r>
-      <w:r>
-        <w:t xml:space="preserve"> </w:t>
-      </w:r>
-      <w:r>
-        <w:t xml:space="preserve">FHWA RD&amp;T + NCHRP joint topic</w:t>
-      </w:r>
-    </w:p>
-    <w:p>
-      <w:pPr>
-        <w:pStyle w:val="Compact"/>
-        <w:numPr>
-          <w:ilvl w:val="0"/>
-          <w:numId w:val="1009"/>
+      <w:r>
+        <w:t xml:space="preserve"> </w:t>
+      </w:r>
+      <w:r>
+        <w:t xml:space="preserve">State DOTs replicate similar RFP and vendor-comparison work in isolation each procurement cycle. No federally-curated, published methodology exists.</w:t>
+      </w:r>
+    </w:p>
+    <w:p>
+      <w:pPr>
+        <w:pStyle w:val="Compact"/>
+        <w:numPr>
+          <w:ilvl w:val="0"/>
+          <w:numId w:val="1017"/>
+        </w:numPr>
+      </w:pPr>
+      <w:r>
+        <w:rPr>
+          <w:b/>
+          <w:bCs/>
+        </w:rPr>
+        <w:t xml:space="preserve">Owner:</w:t>
+      </w:r>
+      <w:r>
+        <w:t xml:space="preserve"> </w:t>
+      </w:r>
+      <w:r>
+        <w:t xml:space="preserve">FHWA RD&amp;T + NCHRP joint</w:t>
+      </w:r>
+    </w:p>
+    <w:p>
+      <w:pPr>
+        <w:pStyle w:val="Compact"/>
+        <w:numPr>
+          <w:ilvl w:val="0"/>
+          <w:numId w:val="1017"/>
         </w:numPr>
       </w:pPr>
       <w:r>
@@ -772,23 +1849,121 @@
         <w:t xml:space="preserve"> </w:t>
       </w:r>
       <w:r>
-        <w:t xml:space="preserve">Open methodology + empirical findings. Explicitly</w:t>
-      </w:r>
-      <w:r>
-        <w:t xml:space="preserve"> </w:t>
-      </w:r>
-      <w:r>
-        <w:rPr>
-          <w:b/>
-          <w:bCs/>
-        </w:rPr>
-        <w:t xml:space="preserve">not</w:t>
-      </w:r>
-      <w:r>
-        <w:t xml:space="preserve"> </w:t>
-      </w:r>
-      <w:r>
-        <w:t xml:space="preserve">a procurement recommendation or product endorsement — a research artifact states can draw on for their own evaluations</w:t>
+        <w:t xml:space="preserve">Open methodology and empirical findings.</w:t>
+      </w:r>
+      <w:r>
+        <w:t xml:space="preserve"> </w:t>
+      </w:r>
+      <w:r>
+        <w:rPr>
+          <w:b/>
+          <w:bCs/>
+        </w:rPr>
+        <w:t xml:space="preserve">Explicitly not</w:t>
+      </w:r>
+      <w:r>
+        <w:t xml:space="preserve"> </w:t>
+      </w:r>
+      <w:r>
+        <w:t xml:space="preserve">a procurement recommendation or product endorsement.</w:t>
+      </w:r>
+    </w:p>
+    <w:bookmarkEnd w:id="30"/>
+    <w:bookmarkStart w:id="31" w:name="X7add52dbdc98014dbff535d3ac3c89d490d3d8f"/>
+    <w:p>
+      <w:pPr>
+        <w:pStyle w:val="Heading3"/>
+      </w:pPr>
+      <w:r>
+        <w:t xml:space="preserve">18. Downstream-Cost Research on TFHRC External-Engagement Constraints</w:t>
+      </w:r>
+    </w:p>
+    <w:p>
+      <w:pPr>
+        <w:pStyle w:val="Compact"/>
+        <w:numPr>
+          <w:ilvl w:val="0"/>
+          <w:numId w:val="1018"/>
+        </w:numPr>
+      </w:pPr>
+      <w:r>
+        <w:rPr>
+          <w:b/>
+          <w:bCs/>
+        </w:rPr>
+        <w:t xml:space="preserve">Need:</w:t>
+      </w:r>
+      <w:r>
+        <w:t xml:space="preserve"> </w:t>
+      </w:r>
+      <w:r>
+        <w:t xml:space="preserve">Quantify the practitioner-side and state-DOT-side cost of constraints on TFHRC researchers’ external engagement (Letter Report Recommendation 2).</w:t>
+      </w:r>
+    </w:p>
+    <w:p>
+      <w:pPr>
+        <w:pStyle w:val="Compact"/>
+        <w:numPr>
+          <w:ilvl w:val="0"/>
+          <w:numId w:val="1018"/>
+        </w:numPr>
+      </w:pPr>
+      <w:r>
+        <w:rPr>
+          <w:b/>
+          <w:bCs/>
+        </w:rPr>
+        <w:t xml:space="preserve">Why now:</w:t>
+      </w:r>
+      <w:r>
+        <w:t xml:space="preserve"> </w:t>
+      </w:r>
+      <w:r>
+        <w:t xml:space="preserve">HSIS partial dark-out; reduced detail in AMRP/TFHRC Long-Range Plan publications; reduced conference engagement. These costs are real, distributed, and largely invisible to FHWA today.</w:t>
+      </w:r>
+    </w:p>
+    <w:p>
+      <w:pPr>
+        <w:pStyle w:val="Compact"/>
+        <w:numPr>
+          <w:ilvl w:val="0"/>
+          <w:numId w:val="1018"/>
+        </w:numPr>
+      </w:pPr>
+      <w:r>
+        <w:rPr>
+          <w:b/>
+          <w:bCs/>
+        </w:rPr>
+        <w:t xml:space="preserve">Owner:</w:t>
+      </w:r>
+      <w:r>
+        <w:t xml:space="preserve"> </w:t>
+      </w:r>
+      <w:r>
+        <w:t xml:space="preserve">TRB Cooperative Research Program</w:t>
+      </w:r>
+    </w:p>
+    <w:p>
+      <w:pPr>
+        <w:pStyle w:val="Compact"/>
+        <w:numPr>
+          <w:ilvl w:val="0"/>
+          <w:numId w:val="1018"/>
+        </w:numPr>
+      </w:pPr>
+      <w:r>
+        <w:rPr>
+          <w:b/>
+          <w:bCs/>
+        </w:rPr>
+        <w:t xml:space="preserve">Output:</w:t>
+      </w:r>
+      <w:r>
+        <w:t xml:space="preserve"> </w:t>
+      </w:r>
+      <w:r>
+        <w:t xml:space="preserve">Empirical characterization of the downstream cost</w:t>
       </w:r>
     </w:p>
     <w:p>
@@ -798,8 +1973,9 @@
         </w:pict>
       </w:r>
     </w:p>
-    <w:bookmarkEnd w:id="13"/>
-    <w:bookmarkStart w:id="14" w:name="what-i-am-not-asking-for"/>
+    <w:bookmarkEnd w:id="31"/>
+    <w:bookmarkEnd w:id="32"/>
+    <w:bookmarkStart w:id="33" w:name="what-i-am-not-asking-for"/>
     <w:p>
       <w:pPr>
         <w:pStyle w:val="Heading2"/>
@@ -813,7 +1989,7 @@
         <w:pStyle w:val="Compact"/>
         <w:numPr>
           <w:ilvl w:val="0"/>
-          <w:numId w:val="1011"/>
+          <w:numId w:val="1019"/>
         </w:numPr>
       </w:pPr>
       <w:r>
@@ -825,7 +2001,7 @@
         <w:pStyle w:val="Compact"/>
         <w:numPr>
           <w:ilvl w:val="0"/>
-          <w:numId w:val="1011"/>
+          <w:numId w:val="1019"/>
         </w:numPr>
       </w:pPr>
       <w:r>
@@ -837,7 +2013,7 @@
         <w:pStyle w:val="Compact"/>
         <w:numPr>
           <w:ilvl w:val="0"/>
-          <w:numId w:val="1011"/>
+          <w:numId w:val="1019"/>
         </w:numPr>
       </w:pPr>
       <w:r>
@@ -846,20 +2022,32 @@
     </w:p>
     <w:p>
       <w:pPr>
+        <w:pStyle w:val="Compact"/>
+        <w:numPr>
+          <w:ilvl w:val="0"/>
+          <w:numId w:val="1019"/>
+        </w:numPr>
+      </w:pPr>
+      <w:r>
+        <w:t xml:space="preserve">No endorsement of any methodology beyond those produced as research output</w:t>
+      </w:r>
+    </w:p>
+    <w:p>
+      <w:pPr>
         <w:pStyle w:val="FirstParagraph"/>
       </w:pPr>
       <w:r>
-        <w:t xml:space="preserve">All recommendations above are recommendations for</w:t>
-      </w:r>
-      <w:r>
-        <w:t xml:space="preserve"> </w:t>
-      </w:r>
-      <w:r>
-        <w:rPr>
-          <w:b/>
-          <w:bCs/>
-        </w:rPr>
-        <w:t xml:space="preserve">federal research</w:t>
+        <w:t xml:space="preserve">All eighteen items above are recommendations for</w:t>
+      </w:r>
+      <w:r>
+        <w:t xml:space="preserve"> </w:t>
+      </w:r>
+      <w:r>
+        <w:rPr>
+          <w:b/>
+          <w:bCs/>
+        </w:rPr>
+        <w:t xml:space="preserve">federal research investment</w:t>
       </w:r>
       <w:r>
         <w:t xml:space="preserve"> </w:t>
@@ -868,8 +2056,8 @@
         <w:t xml:space="preserve">to advance interoperability in support of the digital infrastructure direction the Committee has already endorsed.</w:t>
       </w:r>
     </w:p>
-    <w:bookmarkEnd w:id="14"/>
-    <w:bookmarkEnd w:id="15"/>
+    <w:bookmarkEnd w:id="33"/>
+    <w:bookmarkEnd w:id="34"/>
     <w:sectPr>
       <w:footnotePr>
         <w:numRestart w:val="eachSect"/>
@@ -1117,6 +2305,30 @@
     <w:abstractNumId w:val="991"/>
   </w:num>
   <w:num w:numId="1011">
+    <w:abstractNumId w:val="991"/>
+  </w:num>
+  <w:num w:numId="1012">
+    <w:abstractNumId w:val="991"/>
+  </w:num>
+  <w:num w:numId="1013">
+    <w:abstractNumId w:val="991"/>
+  </w:num>
+  <w:num w:numId="1014">
+    <w:abstractNumId w:val="991"/>
+  </w:num>
+  <w:num w:numId="1015">
+    <w:abstractNumId w:val="991"/>
+  </w:num>
+  <w:num w:numId="1016">
+    <w:abstractNumId w:val="991"/>
+  </w:num>
+  <w:num w:numId="1017">
+    <w:abstractNumId w:val="991"/>
+  </w:num>
+  <w:num w:numId="1018">
+    <w:abstractNumId w:val="991"/>
+  </w:num>
+  <w:num w:numId="1019">
     <w:abstractNumId w:val="991"/>
   </w:num>
 </w:numbering>

--- a/docs/RTCC_RESEARCH_NEEDS_TALKING_POINTS.docx
+++ b/docs/RTCC_RESEARCH_NEEDS_TALKING_POINTS.docx
@@ -30,7 +30,7 @@
           <w:b/>
           <w:bCs/>
         </w:rPr>
-        <w:t xml:space="preserve">Matt Miller</w:t>
+        <w:t xml:space="preserve">Matt Miller — state-side perspective on a national problem</w:t>
       </w:r>
     </w:p>
     <w:p>
@@ -48,47 +48,7 @@
         <w:t xml:space="preserve"> </w:t>
       </w:r>
       <w:r>
-        <w:t xml:space="preserve">every item below is a recommendation for</w:t>
-      </w:r>
-      <w:r>
-        <w:t xml:space="preserve"> </w:t>
-      </w:r>
-      <w:r>
-        <w:rPr>
-          <w:b/>
-          <w:bCs/>
-        </w:rPr>
-        <w:t xml:space="preserve">federal research investment</w:t>
-      </w:r>
-      <w:r>
-        <w:t xml:space="preserve"> </w:t>
-      </w:r>
-      <w:r>
-        <w:t xml:space="preserve">to operationalize the September 2025 RTCC Letter Report. Nothing here proposes any product, system, or service for adoption.</w:t>
-      </w:r>
-    </w:p>
-    <w:p>
-      <w:pPr>
-        <w:pStyle w:val="BodyText"/>
-      </w:pPr>
-      <w:r>
-        <w:t xml:space="preserve">Each research need is anchored in an empirical observation from independent integration work covering ~10 federal and state public feed families across 39+ producers, plus the surrounding operations, quality, and decision-support surfaces (see</w:t>
-      </w:r>
-      <w:r>
-        <w:t xml:space="preserve"> </w:t>
-      </w:r>
-      <w:r>
-        <w:rPr>
-          <w:i/>
-          <w:iCs/>
-        </w:rPr>
-        <w:t xml:space="preserve">Sandbox Capability Inventory</w:t>
-      </w:r>
-      <w:r>
-        <w:t xml:space="preserve"> </w:t>
-      </w:r>
-      <w:r>
-        <w:t xml:space="preserve">for full scope).</w:t>
+        <w:t xml:space="preserve">state DOTs are individually responsible for safe, efficient, multi-jurisdictional corridors. The digital infrastructure connecting them is decentralized and unevenly conformant; states cannot harmonize it from where they sit. The recommendations below are research investments shaped to a 2–3 year federal RD&amp;T cycle, additive to existing FHWA / ITS-JPO / TFHRC / NCHRP / NPMRDS / AASHTO standards work. None propose any product, system, or service for adoption.</w:t>
       </w:r>
     </w:p>
     <w:p>
@@ -129,13 +89,13 @@
           <w:b/>
           <w:bCs/>
         </w:rPr>
-        <w:t xml:space="preserve">Need:</w:t>
-      </w:r>
-      <w:r>
-        <w:t xml:space="preserve"> </w:t>
-      </w:r>
-      <w:r>
-        <w:t xml:space="preserve">Sustained, public federal research that empirically measures conformance, quality, and interoperability of public digital infrastructure feeds.</w:t>
+        <w:t xml:space="preserve">State lens:</w:t>
+      </w:r>
+      <w:r>
+        <w:t xml:space="preserve"> </w:t>
+      </w:r>
+      <w:r>
+        <w:t xml:space="preserve">A state TMC consuming neighbor feeds has no federally-curated baseline against which to judge what it’s receiving.</w:t>
       </w:r>
     </w:p>
     <w:p>
@@ -151,13 +111,13 @@
           <w:b/>
           <w:bCs/>
         </w:rPr>
-        <w:t xml:space="preserve">Why now:</w:t>
-      </w:r>
-      <w:r>
-        <w:t xml:space="preserve"> </w:t>
-      </w:r>
-      <w:r>
-        <w:t xml:space="preserve">~21 states publish no public WZDx feed at all. Among those that do, the variance in conformance and quality is wide and silent. No federal research program measures this publicly.</w:t>
+        <w:t xml:space="preserve">Horizon:</w:t>
+      </w:r>
+      <w:r>
+        <w:t xml:space="preserve"> </w:t>
+      </w:r>
+      <w:r>
+        <w:t xml:space="preserve">Phase 1 methodology + baseline (6mo) → Phase 2 continuous measurement (24mo) → Phase 3 longitudinal trends (36mo).</w:t>
       </w:r>
     </w:p>
     <w:p>
@@ -179,7 +139,7 @@
         <w:t xml:space="preserve"> </w:t>
       </w:r>
       <w:r>
-        <w:t xml:space="preserve">FHWA RD&amp;T / TFHRC, NCHRP support</w:t>
+        <w:t xml:space="preserve">FHWA RD&amp;T / TFHRC, NCHRP support.</w:t>
       </w:r>
     </w:p>
     <w:p>
@@ -201,7 +161,7 @@
         <w:t xml:space="preserve"> </w:t>
       </w:r>
       <w:r>
-        <w:t xml:space="preserve">Open methodology, public per-producer measurements, refreshed continuously</w:t>
+        <w:t xml:space="preserve">Open methodology, public per-producer measurements.</w:t>
       </w:r>
     </w:p>
     <w:bookmarkEnd w:id="9"/>
@@ -227,13 +187,13 @@
           <w:b/>
           <w:bCs/>
         </w:rPr>
-        <w:t xml:space="preserve">Need:</w:t>
-      </w:r>
-      <w:r>
-        <w:t xml:space="preserve"> </w:t>
-      </w:r>
-      <w:r>
-        <w:t xml:space="preserve">Reference crosswalks between WZDx ↔ TMDD ↔ CIFS ↔ CWZ 1.0 ↔ SAE J2735 ↔ Common Alerting Protocol, plus an open-source reference normalization implementation.</w:t>
+        <w:t xml:space="preserve">State lens:</w:t>
+      </w:r>
+      <w:r>
+        <w:t xml:space="preserve"> </w:t>
+      </w:r>
+      <w:r>
+        <w:t xml:space="preserve">Every state reinvents WZDx↔TMDD↔CIFS translation; the translations diverge silently.</w:t>
       </w:r>
     </w:p>
     <w:p>
@@ -249,13 +209,13 @@
           <w:b/>
           <w:bCs/>
         </w:rPr>
-        <w:t xml:space="preserve">Why now:</w:t>
-      </w:r>
-      <w:r>
-        <w:t xml:space="preserve"> </w:t>
-      </w:r>
-      <w:r>
-        <w:t xml:space="preserve">Translation among specs is the single largest integration cost. Every multi-state consumer reinvents the mappings independently and they diverge silently.</w:t>
+        <w:t xml:space="preserve">Horizon:</w:t>
+      </w:r>
+      <w:r>
+        <w:t xml:space="preserve"> </w:t>
+      </w:r>
+      <w:r>
+        <w:t xml:space="preserve">Crosswalk authoring (9mo) → reference implementation + pilot (24mo) → standards submission (30mo).</w:t>
       </w:r>
     </w:p>
     <w:p>
@@ -277,7 +237,7 @@
         <w:t xml:space="preserve"> </w:t>
       </w:r>
       <w:r>
-        <w:t xml:space="preserve">FHWA RD&amp;T with relevant standards bodies (SAE, ITE, AASHTO)</w:t>
+        <w:t xml:space="preserve">FHWA RD&amp;T with SAE, ITE, AASHTO.</w:t>
       </w:r>
     </w:p>
     <w:p>
@@ -299,17 +259,17 @@
         <w:t xml:space="preserve"> </w:t>
       </w:r>
       <w:r>
-        <w:t xml:space="preserve">Spec + reference implementation as research output. Not a product.</w:t>
+        <w:t xml:space="preserve">Reference crosswalks + open-source normalization implementation.</w:t>
       </w:r>
     </w:p>
     <w:bookmarkEnd w:id="10"/>
-    <w:bookmarkStart w:id="11" w:name="X7fc5256acb50124782e1b750e843aa5664a3fcc"/>
+    <w:bookmarkStart w:id="11" w:name="sub-state-and-regional-layer-research"/>
     <w:p>
       <w:pPr>
         <w:pStyle w:val="Heading3"/>
       </w:pPr>
       <w:r>
-        <w:t xml:space="preserve">3. Sub-State and Regional Digital Infrastructure Layer Research</w:t>
+        <w:t xml:space="preserve">3. Sub-State and Regional Layer Research</w:t>
       </w:r>
     </w:p>
     <w:p>
@@ -325,13 +285,13 @@
           <w:b/>
           <w:bCs/>
         </w:rPr>
-        <w:t xml:space="preserve">Need:</w:t>
-      </w:r>
-      <w:r>
-        <w:t xml:space="preserve"> </w:t>
-      </w:r>
-      <w:r>
-        <w:t xml:space="preserve">Characterize the sub-state and regional public-feed layer — prevalence, conformance, overlap with state-level feeds, and harmonization levers.</w:t>
+        <w:t xml:space="preserve">State lens:</w:t>
+      </w:r>
+      <w:r>
+        <w:t xml:space="preserve"> </w:t>
+      </w:r>
+      <w:r>
+        <w:t xml:space="preserve">Cities, counties, toll authorities, tribal agencies publish feeds that overlap incompatibly with the state’s. The state cannot harmonize these alone.</w:t>
       </w:r>
     </w:p>
     <w:p>
@@ -347,13 +307,13 @@
           <w:b/>
           <w:bCs/>
         </w:rPr>
-        <w:t xml:space="preserve">Why now:</w:t>
-      </w:r>
-      <w:r>
-        <w:t xml:space="preserve"> </w:t>
-      </w:r>
-      <w:r>
-        <w:t xml:space="preserve">Sub-state producers (City of Austin, St. Charles County, Maricopa County, Quebec City) fill real coverage gaps; they also overlap incompatibly with state feeds in some jurisdictions (PennDOT vs. PA Turnpike; IDOT vs. Illinois Tollway vs. City of Chicago). No academic or state program is filling this research gap.</w:t>
+        <w:t xml:space="preserve">Horizon:</w:t>
+      </w:r>
+      <w:r>
+        <w:t xml:space="preserve"> </w:t>
+      </w:r>
+      <w:r>
+        <w:t xml:space="preserve">Inventory (6mo) → conformance/overlap analysis (18mo) → harmonization policy options (30mo).</w:t>
       </w:r>
     </w:p>
     <w:p>
@@ -375,7 +335,7 @@
         <w:t xml:space="preserve"> </w:t>
       </w:r>
       <w:r>
-        <w:t xml:space="preserve">FHWA RD&amp;T + NCHRP joint</w:t>
+        <w:t xml:space="preserve">FHWA RD&amp;T + NCHRP.</w:t>
       </w:r>
     </w:p>
     <w:p>
@@ -397,17 +357,17 @@
         <w:t xml:space="preserve"> </w:t>
       </w:r>
       <w:r>
-        <w:t xml:space="preserve">Inventory, conformance assessment, policy-lever analysis</w:t>
+        <w:t xml:space="preserve">Inventory, conformance assessment, policy-lever analysis.</w:t>
       </w:r>
     </w:p>
     <w:bookmarkEnd w:id="11"/>
-    <w:bookmarkStart w:id="12" w:name="X3b0ed9ec0d176056bb03b0179d262c8530aa16a"/>
+    <w:bookmarkStart w:id="12" w:name="X70af24bec548e9638505a57b769ae20179aeb2e"/>
     <w:p>
       <w:pPr>
         <w:pStyle w:val="Heading3"/>
       </w:pPr>
       <w:r>
-        <w:t xml:space="preserve">4. Non-WZDx Feed Integration Patterns Research</w:t>
+        <w:t xml:space="preserve">4. Non-WZDx Federal-Partner Feed Integration Research</w:t>
       </w:r>
     </w:p>
     <w:p>
@@ -423,13 +383,13 @@
           <w:b/>
           <w:bCs/>
         </w:rPr>
-        <w:t xml:space="preserve">Need:</w:t>
-      </w:r>
-      <w:r>
-        <w:t xml:space="preserve"> </w:t>
-      </w:r>
-      <w:r>
-        <w:t xml:space="preserve">Research into how non-WZDx federal and federal-partner feeds (NWS Alerts, CBP Border Wait Times, NPS Road Events, IPAWS) should integrate with state work-zone and incident data in operator-facing systems.</w:t>
+        <w:t xml:space="preserve">State lens:</w:t>
+      </w:r>
+      <w:r>
+        <w:t xml:space="preserve"> </w:t>
+      </w:r>
+      <w:r>
+        <w:t xml:space="preserve">State TMCs use NWS Alerts, CBP Wait Times, NPS Road Events, IPAWS ad hoc with no canonical fusion guidance.</w:t>
       </w:r>
     </w:p>
     <w:p>
@@ -445,13 +405,13 @@
           <w:b/>
           <w:bCs/>
         </w:rPr>
-        <w:t xml:space="preserve">Why now:</w:t>
-      </w:r>
-      <w:r>
-        <w:t xml:space="preserve"> </w:t>
-      </w:r>
-      <w:r>
-        <w:t xml:space="preserve">These feeds exist independently with no canonical guidance on fusion. Operators correlating weather, border delays, and work zones currently do this ad hoc.</w:t>
+        <w:t xml:space="preserve">Horizon:</w:t>
+      </w:r>
+      <w:r>
+        <w:t xml:space="preserve"> </w:t>
+      </w:r>
+      <w:r>
+        <w:t xml:space="preserve">Feed inventory (9mo) → reference architecture (24mo) → state pilot (36mo).</w:t>
       </w:r>
     </w:p>
     <w:p>
@@ -473,7 +433,7 @@
         <w:t xml:space="preserve"> </w:t>
       </w:r>
       <w:r>
-        <w:t xml:space="preserve">FHWA RD&amp;T with FEMA, NWS, CBP coordination</w:t>
+        <w:t xml:space="preserve">FHWA RD&amp;T with FEMA, NWS, CBP.</w:t>
       </w:r>
     </w:p>
     <w:p>
@@ -495,7 +455,7 @@
         <w:t xml:space="preserve"> </w:t>
       </w:r>
       <w:r>
-        <w:t xml:space="preserve">Reference architecture and fusion patterns</w:t>
+        <w:t xml:space="preserve">Reference architecture and fusion patterns.</w:t>
       </w:r>
     </w:p>
     <w:bookmarkEnd w:id="12"/>
@@ -521,13 +481,13 @@
           <w:b/>
           <w:bCs/>
         </w:rPr>
-        <w:t xml:space="preserve">Need:</w:t>
-      </w:r>
-      <w:r>
-        <w:t xml:space="preserve"> </w:t>
-      </w:r>
-      <w:r>
-        <w:t xml:space="preserve">Research into per-field provenance standards for multi-source event records — how downstream consumers track which feed contributed which attribute when feeds overlap.</w:t>
+        <w:t xml:space="preserve">State lens:</w:t>
+      </w:r>
+      <w:r>
+        <w:t xml:space="preserve"> </w:t>
+      </w:r>
+      <w:r>
+        <w:t xml:space="preserve">Cross-feed event fusion is not auditable today; no provenance schema exists for which feed contributed which field.</w:t>
       </w:r>
     </w:p>
     <w:p>
@@ -543,13 +503,13 @@
           <w:b/>
           <w:bCs/>
         </w:rPr>
-        <w:t xml:space="preserve">Why now:</w:t>
-      </w:r>
-      <w:r>
-        <w:t xml:space="preserve"> </w:t>
-      </w:r>
-      <w:r>
-        <w:t xml:space="preserve">Cross-state and cross-vendor data fusion is not auditable without provenance. Today every integrator implements ad hoc lineage if any at all.</w:t>
+        <w:t xml:space="preserve">Horizon:</w:t>
+      </w:r>
+      <w:r>
+        <w:t xml:space="preserve"> </w:t>
+      </w:r>
+      <w:r>
+        <w:t xml:space="preserve">Schema (9mo) → reference implementation (24mo) → integration with WZDx and adjacent specs (36mo).</w:t>
       </w:r>
     </w:p>
     <w:p>
@@ -571,7 +531,7 @@
         <w:t xml:space="preserve"> </w:t>
       </w:r>
       <w:r>
-        <w:t xml:space="preserve">FHWA RD&amp;T + TRB Cooperative Research Program</w:t>
+        <w:t xml:space="preserve">TRB Cooperative Research Program.</w:t>
       </w:r>
     </w:p>
     <w:p>
@@ -593,7 +553,7 @@
         <w:t xml:space="preserve"> </w:t>
       </w:r>
       <w:r>
-        <w:t xml:space="preserve">Provenance schema specification, reference implementation</w:t>
+        <w:t xml:space="preserve">Provenance schema + reference implementation.</w:t>
       </w:r>
     </w:p>
     <w:bookmarkEnd w:id="13"/>
@@ -629,13 +589,25 @@
           <w:b/>
           <w:bCs/>
         </w:rPr>
-        <w:t xml:space="preserve">Need:</w:t>
-      </w:r>
-      <w:r>
-        <w:t xml:space="preserve"> </w:t>
-      </w:r>
-      <w:r>
-        <w:t xml:space="preserve">Federally-funded methodology research producing a standard, open Data Quality Index applicable across feed types (work zones, incidents, parking, weather, V2X).</w:t>
+        <w:t xml:space="preserve">State lens:</w:t>
+      </w:r>
+      <w:r>
+        <w:t xml:space="preserve"> </w:t>
+      </w:r>
+      <w:r>
+        <w:t xml:space="preserve">Each state and each vendor uses its own</w:t>
+      </w:r>
+      <w:r>
+        <w:t xml:space="preserve"> </w:t>
+      </w:r>
+      <w:r>
+        <w:t xml:space="preserve">“quality”</w:t>
+      </w:r>
+      <w:r>
+        <w:t xml:space="preserve"> </w:t>
+      </w:r>
+      <w:r>
+        <w:t xml:space="preserve">definition; cross-comparison is therefore not possible.</w:t>
       </w:r>
     </w:p>
     <w:p>
@@ -651,25 +623,13 @@
           <w:b/>
           <w:bCs/>
         </w:rPr>
-        <w:t xml:space="preserve">Why now:</w:t>
-      </w:r>
-      <w:r>
-        <w:t xml:space="preserve"> </w:t>
-      </w:r>
-      <w:r>
-        <w:t xml:space="preserve">Every quality-grading initiative currently invents its own dimensions, weights, and scales. Without a methodological baseline,</w:t>
-      </w:r>
-      <w:r>
-        <w:t xml:space="preserve"> </w:t>
-      </w:r>
-      <w:r>
-        <w:t xml:space="preserve">“quality”</w:t>
-      </w:r>
-      <w:r>
-        <w:t xml:space="preserve"> </w:t>
-      </w:r>
-      <w:r>
-        <w:t xml:space="preserve">claims aren’t comparable across feeds or producers.</w:t>
+        <w:t xml:space="preserve">Horizon:</w:t>
+      </w:r>
+      <w:r>
+        <w:t xml:space="preserve"> </w:t>
+      </w:r>
+      <w:r>
+        <w:t xml:space="preserve">Methodology (9mo) → pilot scoring at scale (24mo) → publication + governance (30mo).</w:t>
       </w:r>
     </w:p>
     <w:p>
@@ -691,7 +651,7 @@
         <w:t xml:space="preserve"> </w:t>
       </w:r>
       <w:r>
-        <w:t xml:space="preserve">FHWA RD&amp;T, with NCHRP and the practitioner community</w:t>
+        <w:t xml:space="preserve">FHWA RD&amp;T + NCHRP.</w:t>
       </w:r>
     </w:p>
     <w:p>
@@ -713,7 +673,7 @@
         <w:t xml:space="preserve"> </w:t>
       </w:r>
       <w:r>
-        <w:t xml:space="preserve">Open methodology with versioning; published reference scores</w:t>
+        <w:t xml:space="preserve">Open, versioned DQI methodology with reference scores.</w:t>
       </w:r>
     </w:p>
     <w:bookmarkEnd w:id="15"/>
@@ -739,13 +699,25 @@
           <w:b/>
           <w:bCs/>
         </w:rPr>
-        <w:t xml:space="preserve">Need:</w:t>
-      </w:r>
-      <w:r>
-        <w:t xml:space="preserve"> </w:t>
-      </w:r>
-      <w:r>
-        <w:t xml:space="preserve">Systematic research into ground-truth methodologies for transportation predictive models — incidents, parking occupancy, corridor delay, equipment health.</w:t>
+        <w:t xml:space="preserve">State lens:</w:t>
+      </w:r>
+      <w:r>
+        <w:t xml:space="preserve"> </w:t>
+      </w:r>
+      <w:r>
+        <w:t xml:space="preserve">States deploy predictive analytics with each implementation defining its own</w:t>
+      </w:r>
+      <w:r>
+        <w:t xml:space="preserve"> </w:t>
+      </w:r>
+      <w:r>
+        <w:t xml:space="preserve">“good enough.”</w:t>
+      </w:r>
+      <w:r>
+        <w:t xml:space="preserve"> </w:t>
+      </w:r>
+      <w:r>
+        <w:t xml:space="preserve">No shared validation framework.</w:t>
       </w:r>
     </w:p>
     <w:p>
@@ -761,19 +733,13 @@
           <w:b/>
           <w:bCs/>
         </w:rPr>
-        <w:t xml:space="preserve">Why now:</w:t>
-      </w:r>
-      <w:r>
-        <w:t xml:space="preserve"> </w:t>
-      </w:r>
-      <w:r>
-        <w:t xml:space="preserve">Predictive analytics in transportation operations are deployed broadly without standard validation protocols. Each implementation defines its own</w:t>
-      </w:r>
-      <w:r>
-        <w:t xml:space="preserve"> </w:t>
-      </w:r>
-      <w:r>
-        <w:t xml:space="preserve">“good enough.”</w:t>
+        <w:t xml:space="preserve">Horizon:</w:t>
+      </w:r>
+      <w:r>
+        <w:t xml:space="preserve"> </w:t>
+      </w:r>
+      <w:r>
+        <w:t xml:space="preserve">Protocol design (9mo) → dataset collection (24mo) → publication (36mo).</w:t>
       </w:r>
     </w:p>
     <w:p>
@@ -795,7 +761,7 @@
         <w:t xml:space="preserve"> </w:t>
       </w:r>
       <w:r>
-        <w:t xml:space="preserve">FHWA RD&amp;T, TFHRC, NCHRP</w:t>
+        <w:t xml:space="preserve">FHWA RD&amp;T, TFHRC, NCHRP.</w:t>
       </w:r>
     </w:p>
     <w:p>
@@ -817,7 +783,7 @@
         <w:t xml:space="preserve"> </w:t>
       </w:r>
       <w:r>
-        <w:t xml:space="preserve">Ground-truth protocols and validation reference datasets</w:t>
+        <w:t xml:space="preserve">Ground-truth protocols + reference validation datasets.</w:t>
       </w:r>
     </w:p>
     <w:bookmarkEnd w:id="16"/>
@@ -843,13 +809,13 @@
           <w:b/>
           <w:bCs/>
         </w:rPr>
-        <w:t xml:space="preserve">Need:</w:t>
-      </w:r>
-      <w:r>
-        <w:t xml:space="preserve"> </w:t>
-      </w:r>
-      <w:r>
-        <w:t xml:space="preserve">Research into how to systematically identify and quantify national coverage gaps in transportation event data, and how cross-state event correlation can be reliably performed.</w:t>
+        <w:t xml:space="preserve">State lens:</w:t>
+      </w:r>
+      <w:r>
+        <w:t xml:space="preserve"> </w:t>
+      </w:r>
+      <w:r>
+        <w:t xml:space="preserve">A state planning multi-state strategy has no federally-curated view of where the national event picture is incomplete.</w:t>
       </w:r>
     </w:p>
     <w:p>
@@ -865,13 +831,13 @@
           <w:b/>
           <w:bCs/>
         </w:rPr>
-        <w:t xml:space="preserve">Why now:</w:t>
-      </w:r>
-      <w:r>
-        <w:t xml:space="preserve"> </w:t>
-      </w:r>
-      <w:r>
-        <w:t xml:space="preserve">Today coverage gaps and cross-state correlations are surfaced only by integrators with full pipelines built. There’s no federally-curated, methodologically-transparent view of where the national event picture is incomplete.</w:t>
+        <w:t xml:space="preserve">Horizon:</w:t>
+      </w:r>
+      <w:r>
+        <w:t xml:space="preserve"> </w:t>
+      </w:r>
+      <w:r>
+        <w:t xml:space="preserve">Methodology + initial assessment (12mo) → continuous updating (30mo) → reporting interface (36mo).</w:t>
       </w:r>
     </w:p>
     <w:p>
@@ -893,7 +859,7 @@
         <w:t xml:space="preserve"> </w:t>
       </w:r>
       <w:r>
-        <w:t xml:space="preserve">FHWA RD&amp;T</w:t>
+        <w:t xml:space="preserve">FHWA RD&amp;T.</w:t>
       </w:r>
     </w:p>
     <w:p>
@@ -915,7 +881,7 @@
         <w:t xml:space="preserve"> </w:t>
       </w:r>
       <w:r>
-        <w:t xml:space="preserve">Methodology + ongoing public coverage assessment</w:t>
+        <w:t xml:space="preserve">Methodology + ongoing public coverage assessment.</w:t>
       </w:r>
     </w:p>
     <w:bookmarkEnd w:id="17"/>
@@ -929,13 +895,13 @@
         <w:t xml:space="preserve">C. Operations Workflows and Coordination</w:t>
       </w:r>
     </w:p>
-    <w:bookmarkStart w:id="19" w:name="X2eb8b563ea68ece86de4f83cc2b155ca6615666"/>
+    <w:bookmarkStart w:id="19" w:name="Xd23206c0b66d72a150b502111ce46be885427be"/>
     <w:p>
       <w:pPr>
         <w:pStyle w:val="Heading3"/>
       </w:pPr>
       <w:r>
-        <w:t xml:space="preserve">9. Multi-State Closure Approval and Diversion Coordination Research</w:t>
+        <w:t xml:space="preserve">9. Multi-State Closure &amp; Diversion Coordination Research</w:t>
       </w:r>
     </w:p>
     <w:p>
@@ -951,13 +917,13 @@
           <w:b/>
           <w:bCs/>
         </w:rPr>
-        <w:t xml:space="preserve">Need:</w:t>
-      </w:r>
-      <w:r>
-        <w:t xml:space="preserve"> </w:t>
-      </w:r>
-      <w:r>
-        <w:t xml:space="preserve">Research into federally-defined coordination protocols for multi-state planned closures and diversion routes.</w:t>
+        <w:t xml:space="preserve">State lens:</w:t>
+      </w:r>
+      <w:r>
+        <w:t xml:space="preserve"> </w:t>
+      </w:r>
+      <w:r>
+        <w:t xml:space="preserve">Multi-state freight-corridor closures coordinate by phone and email between TMCs. No protocol or data-exchange standard exists for operational tempo.</w:t>
       </w:r>
     </w:p>
     <w:p>
@@ -973,13 +939,13 @@
           <w:b/>
           <w:bCs/>
         </w:rPr>
-        <w:t xml:space="preserve">Why now:</w:t>
-      </w:r>
-      <w:r>
-        <w:t xml:space="preserve"> </w:t>
-      </w:r>
-      <w:r>
-        <w:t xml:space="preserve">Multi-state closures and diversions today coordinate ad hoc, by phone or email between state TMCs. No federal protocol or data-exchange pattern exists despite the demonstrably national nature of freight corridor closures.</w:t>
+        <w:t xml:space="preserve">Horizon:</w:t>
+      </w:r>
+      <w:r>
+        <w:t xml:space="preserve"> </w:t>
+      </w:r>
+      <w:r>
+        <w:t xml:space="preserve">Process/gap analysis (9mo) → protocol design (24mo) → multi-corridor pilot (36mo).</w:t>
       </w:r>
     </w:p>
     <w:p>
@@ -1001,7 +967,7 @@
         <w:t xml:space="preserve"> </w:t>
       </w:r>
       <w:r>
-        <w:t xml:space="preserve">FHWA RD&amp;T with AASHTO</w:t>
+        <w:t xml:space="preserve">FHWA RD&amp;T with AASHTO.</w:t>
       </w:r>
     </w:p>
     <w:p>
@@ -1023,7 +989,7 @@
         <w:t xml:space="preserve"> </w:t>
       </w:r>
       <w:r>
-        <w:t xml:space="preserve">Reference coordination protocol and supporting data-exchange spec</w:t>
+        <w:t xml:space="preserve">Reference coordination protocol + data-exchange spec.</w:t>
       </w:r>
     </w:p>
     <w:bookmarkEnd w:id="19"/>
@@ -1049,13 +1015,13 @@
           <w:b/>
           <w:bCs/>
         </w:rPr>
-        <w:t xml:space="preserve">Need:</w:t>
-      </w:r>
-      <w:r>
-        <w:t xml:space="preserve"> </w:t>
-      </w:r>
-      <w:r>
-        <w:t xml:space="preserve">Research into dynamic message sign content patterns — what message structures actually change driver behavior, what cross-state variance in messaging looks like for the same incident type, and how DMS authoring tools should be governed.</w:t>
+        <w:t xml:space="preserve">State lens:</w:t>
+      </w:r>
+      <w:r>
+        <w:t xml:space="preserve"> </w:t>
+      </w:r>
+      <w:r>
+        <w:t xml:space="preserve">Same incident, signed differently in each state the driver passes through. Effectiveness cost is uncharacterized.</w:t>
       </w:r>
     </w:p>
     <w:p>
@@ -1071,13 +1037,13 @@
           <w:b/>
           <w:bCs/>
         </w:rPr>
-        <w:t xml:space="preserve">Why now:</w:t>
-      </w:r>
-      <w:r>
-        <w:t xml:space="preserve"> </w:t>
-      </w:r>
-      <w:r>
-        <w:t xml:space="preserve">DMS messaging is one of the most direct operator levers; cross-state inconsistency is well known anecdotally but not systematically characterized.</w:t>
+        <w:t xml:space="preserve">Horizon:</w:t>
+      </w:r>
+      <w:r>
+        <w:t xml:space="preserve"> </w:t>
+      </w:r>
+      <w:r>
+        <w:t xml:space="preserve">Cross-state audit (9mo) → effectiveness study (24mo) → pattern library (36mo).</w:t>
       </w:r>
     </w:p>
     <w:p>
@@ -1099,7 +1065,7 @@
         <w:t xml:space="preserve"> </w:t>
       </w:r>
       <w:r>
-        <w:t xml:space="preserve">FHWA RD&amp;T + state DOT participation</w:t>
+        <w:t xml:space="preserve">FHWA RD&amp;T with state DOTs.</w:t>
       </w:r>
     </w:p>
     <w:p>
@@ -1121,7 +1087,7 @@
         <w:t xml:space="preserve"> </w:t>
       </w:r>
       <w:r>
-        <w:t xml:space="preserve">Empirical effectiveness findings, recommended message-pattern library</w:t>
+        <w:t xml:space="preserve">Empirical effectiveness findings + recommended cross-state pattern library.</w:t>
       </w:r>
     </w:p>
     <w:bookmarkEnd w:id="20"/>
@@ -1147,13 +1113,13 @@
           <w:b/>
           <w:bCs/>
         </w:rPr>
-        <w:t xml:space="preserve">Need:</w:t>
-      </w:r>
-      <w:r>
-        <w:t xml:space="preserve"> </w:t>
-      </w:r>
-      <w:r>
-        <w:t xml:space="preserve">Sensor-quality research for the MAASTO TPIMS coalition and parallel state systems.</w:t>
+        <w:t xml:space="preserve">State lens:</w:t>
+      </w:r>
+      <w:r>
+        <w:t xml:space="preserve"> </w:t>
+      </w:r>
+      <w:r>
+        <w:t xml:space="preserve">MAASTO shows federal coordination works at the protocol level; sensor data quality is the limiting factor (Illinois sites self-flagging as untrusted).</w:t>
       </w:r>
     </w:p>
     <w:p>
@@ -1169,13 +1135,13 @@
           <w:b/>
           <w:bCs/>
         </w:rPr>
-        <w:t xml:space="preserve">Why now:</w:t>
-      </w:r>
-      <w:r>
-        <w:t xml:space="preserve"> </w:t>
-      </w:r>
-      <w:r>
-        <w:t xml:space="preserve">Of three keyless public MAASTO feeds, a substantial portion of Illinois sites currently flag their own sensor data as untrusted. Protocol-level coordination (MAASTO) is mature; the limiting factor on impact is sensor-level data quality, which is a research-program question.</w:t>
+        <w:t xml:space="preserve">Horizon:</w:t>
+      </w:r>
+      <w:r>
+        <w:t xml:space="preserve"> </w:t>
+      </w:r>
+      <w:r>
+        <w:t xml:space="preserve">Failure-mode characterization (9mo) → calibration methodology (24mo) → reference deployment guidance (36mo).</w:t>
       </w:r>
     </w:p>
     <w:p>
@@ -1197,7 +1163,7 @@
         <w:t xml:space="preserve"> </w:t>
       </w:r>
       <w:r>
-        <w:t xml:space="preserve">FHWA RD&amp;T + TFHRC sensors lab</w:t>
+        <w:t xml:space="preserve">FHWA RD&amp;T + TFHRC sensors lab.</w:t>
       </w:r>
     </w:p>
     <w:p>
@@ -1219,7 +1185,7 @@
         <w:t xml:space="preserve"> </w:t>
       </w:r>
       <w:r>
-        <w:t xml:space="preserve">Sensor reliability research, calibration methodology</w:t>
+        <w:t xml:space="preserve">Sensor reliability research + calibration methodology.</w:t>
       </w:r>
     </w:p>
     <w:bookmarkEnd w:id="21"/>
@@ -1255,13 +1221,13 @@
           <w:b/>
           <w:bCs/>
         </w:rPr>
-        <w:t xml:space="preserve">Need:</w:t>
-      </w:r>
-      <w:r>
-        <w:t xml:space="preserve"> </w:t>
-      </w:r>
-      <w:r>
-        <w:t xml:space="preserve">Research into how road-impacting CAP alert authoring in IPAWS maps to state TMC operator workflows in practice, and how IPAWS conformance varies state to state.</w:t>
+        <w:t xml:space="preserve">State lens:</w:t>
+      </w:r>
+      <w:r>
+        <w:t xml:space="preserve"> </w:t>
+      </w:r>
+      <w:r>
+        <w:t xml:space="preserve">State DOT on-ramp from operational events to CAP-compliant authoring is unclear and inconsistent.</w:t>
       </w:r>
     </w:p>
     <w:p>
@@ -1277,13 +1243,13 @@
           <w:b/>
           <w:bCs/>
         </w:rPr>
-        <w:t xml:space="preserve">Why now:</w:t>
-      </w:r>
-      <w:r>
-        <w:t xml:space="preserve"> </w:t>
-      </w:r>
-      <w:r>
-        <w:t xml:space="preserve">IPAWS is a federal capability state DOTs use unevenly. There is no federally-funded research characterizing the variance or the operator-side friction.</w:t>
+        <w:t xml:space="preserve">Horizon:</w:t>
+      </w:r>
+      <w:r>
+        <w:t xml:space="preserve"> </w:t>
+      </w:r>
+      <w:r>
+        <w:t xml:space="preserve">State survey (9mo) → methodology + assessment (24mo) → integration patterns (30mo).</w:t>
       </w:r>
     </w:p>
     <w:p>
@@ -1305,7 +1271,7 @@
         <w:t xml:space="preserve"> </w:t>
       </w:r>
       <w:r>
-        <w:t xml:space="preserve">FHWA RD&amp;T with FEMA IPAWS Program Office</w:t>
+        <w:t xml:space="preserve">FHWA RD&amp;T with FEMA IPAWS Program Office.</w:t>
       </w:r>
     </w:p>
     <w:p>
@@ -1327,7 +1293,7 @@
         <w:t xml:space="preserve"> </w:t>
       </w:r>
       <w:r>
-        <w:t xml:space="preserve">Conformance methodology + per-state assessment</w:t>
+        <w:t xml:space="preserve">Conformance methodology + per-state assessment.</w:t>
       </w:r>
     </w:p>
     <w:bookmarkEnd w:id="23"/>
@@ -1353,13 +1319,13 @@
           <w:b/>
           <w:bCs/>
         </w:rPr>
-        <w:t xml:space="preserve">Need:</w:t>
-      </w:r>
-      <w:r>
-        <w:t xml:space="preserve"> </w:t>
-      </w:r>
-      <w:r>
-        <w:t xml:space="preserve">Research into how state oversize/overweight permit rules are encoded and exchanged, with attention to multi-state corridor consistency.</w:t>
+        <w:t xml:space="preserve">State lens:</w:t>
+      </w:r>
+      <w:r>
+        <w:t xml:space="preserve"> </w:t>
+      </w:r>
+      <w:r>
+        <w:t xml:space="preserve">State permit-rule digitization is progressing individually; cross-state corridor consistency in structure and vocabulary remains poor. Carriers and routing engines absorb the cost.</w:t>
       </w:r>
     </w:p>
     <w:p>
@@ -1375,13 +1341,13 @@
           <w:b/>
           <w:bCs/>
         </w:rPr>
-        <w:t xml:space="preserve">Why now:</w:t>
-      </w:r>
-      <w:r>
-        <w:t xml:space="preserve"> </w:t>
-      </w:r>
-      <w:r>
-        <w:t xml:space="preserve">NASCO has corridor-level guidance; state-by-state permit-rule encoding remains inconsistent in structure, vocabulary, and exchange format. Cross-state freight planning bears the cost.</w:t>
+        <w:t xml:space="preserve">Horizon:</w:t>
+      </w:r>
+      <w:r>
+        <w:t xml:space="preserve"> </w:t>
+      </w:r>
+      <w:r>
+        <w:t xml:space="preserve">Encoding survey (9mo) → data model (24mo) → NASCO corridor pilot (36mo).</w:t>
       </w:r>
     </w:p>
     <w:p>
@@ -1403,7 +1369,7 @@
         <w:t xml:space="preserve"> </w:t>
       </w:r>
       <w:r>
-        <w:t xml:space="preserve">FHWA RD&amp;T with NASCO and AASHTO</w:t>
+        <w:t xml:space="preserve">FHWA RD&amp;T with NASCO and AASHTO.</w:t>
       </w:r>
     </w:p>
     <w:p>
@@ -1425,7 +1391,7 @@
         <w:t xml:space="preserve"> </w:t>
       </w:r>
       <w:r>
-        <w:t xml:space="preserve">Permit-rule data model and exchange specification</w:t>
+        <w:t xml:space="preserve">Permit-rule data model + exchange specification.</w:t>
       </w:r>
     </w:p>
     <w:bookmarkEnd w:id="24"/>
@@ -1451,13 +1417,13 @@
           <w:b/>
           <w:bCs/>
         </w:rPr>
-        <w:t xml:space="preserve">Need:</w:t>
-      </w:r>
-      <w:r>
-        <w:t xml:space="preserve"> </w:t>
-      </w:r>
-      <w:r>
-        <w:t xml:space="preserve">Research into a standard exchange format for low-clearance, weight-restricted, and hazardous-cargo-restricted infrastructure inventory.</w:t>
+        <w:t xml:space="preserve">State lens:</w:t>
+      </w:r>
+      <w:r>
+        <w:t xml:space="preserve"> </w:t>
+      </w:r>
+      <w:r>
+        <w:t xml:space="preserve">Bridge clearance data is heterogeneous across states (units, datum, posted vs. measured); over-height routing fails at state lines.</w:t>
       </w:r>
     </w:p>
     <w:p>
@@ -1473,13 +1439,13 @@
           <w:b/>
           <w:bCs/>
         </w:rPr>
-        <w:t xml:space="preserve">Why now:</w:t>
-      </w:r>
-      <w:r>
-        <w:t xml:space="preserve"> </w:t>
-      </w:r>
-      <w:r>
-        <w:t xml:space="preserve">Bridge clearance data is heterogeneous across states (units, datum reference, posted vs. measured); over-height-vehicle routing currently fails because of this heterogeneity.</w:t>
+        <w:t xml:space="preserve">Horizon:</w:t>
+      </w:r>
+      <w:r>
+        <w:t xml:space="preserve"> </w:t>
+      </w:r>
+      <w:r>
+        <w:t xml:space="preserve">Inventory survey (9mo) → data model (24mo) → pilot exchange (36mo).</w:t>
       </w:r>
     </w:p>
     <w:p>
@@ -1501,7 +1467,7 @@
         <w:t xml:space="preserve"> </w:t>
       </w:r>
       <w:r>
-        <w:t xml:space="preserve">FHWA RD&amp;T + AASHTO Bridges committee</w:t>
+        <w:t xml:space="preserve">FHWA RD&amp;T with AASHTO Bridges Committee.</w:t>
       </w:r>
     </w:p>
     <w:p>
@@ -1523,7 +1489,7 @@
         <w:t xml:space="preserve"> </w:t>
       </w:r>
       <w:r>
-        <w:t xml:space="preserve">Data model and reference exchange spec</w:t>
+        <w:t xml:space="preserve">Standard exchange format.</w:t>
       </w:r>
     </w:p>
     <w:bookmarkEnd w:id="25"/>
@@ -1537,13 +1503,13 @@
         <w:t xml:space="preserve">E. Decision Support and Asset Management</w:t>
       </w:r>
     </w:p>
-    <w:bookmarkStart w:id="27" w:name="X2e10d6929d0fd5cb2fa0fe5fd6793475b086052"/>
+    <w:bookmarkStart w:id="27" w:name="Xa4750fb4e7aacb92b54dc304e53583f6569c388"/>
     <w:p>
       <w:pPr>
         <w:pStyle w:val="Heading3"/>
       </w:pPr>
       <w:r>
-        <w:t xml:space="preserve">15. Asset Health and ITS Equipment Status Interoperability Research</w:t>
+        <w:t xml:space="preserve">15. Asset Health &amp; ITS Equipment Status Interoperability Research</w:t>
       </w:r>
     </w:p>
     <w:p>
@@ -1559,13 +1525,13 @@
           <w:b/>
           <w:bCs/>
         </w:rPr>
-        <w:t xml:space="preserve">Need:</w:t>
-      </w:r>
-      <w:r>
-        <w:t xml:space="preserve"> </w:t>
-      </w:r>
-      <w:r>
-        <w:t xml:space="preserve">Research into a standard exchange format for ITS equipment health (cameras, DMS, RWIS, weather stations, V2X RSUs).</w:t>
+        <w:t xml:space="preserve">State lens:</w:t>
+      </w:r>
+      <w:r>
+        <w:t xml:space="preserve"> </w:t>
+      </w:r>
+      <w:r>
+        <w:t xml:space="preserve">Cameras, DMS, RWIS, V2X RSU health data exists per-state with no exchange standard. Cross-state coordination and federal asset-management RD&amp;T both suffer.</w:t>
       </w:r>
     </w:p>
     <w:p>
@@ -1581,13 +1547,13 @@
           <w:b/>
           <w:bCs/>
         </w:rPr>
-        <w:t xml:space="preserve">Why now:</w:t>
-      </w:r>
-      <w:r>
-        <w:t xml:space="preserve"> </w:t>
-      </w:r>
-      <w:r>
-        <w:t xml:space="preserve">Asset health data exists per-state with no exchange standard. Cross-state operations and federal asset-management RD&amp;T both suffer from the absence.</w:t>
+        <w:t xml:space="preserve">Horizon:</w:t>
+      </w:r>
+      <w:r>
+        <w:t xml:space="preserve"> </w:t>
+      </w:r>
+      <w:r>
+        <w:t xml:space="preserve">Requirements (9mo) → schema + reference implementation (24mo) → three-state pilot (36mo).</w:t>
       </w:r>
     </w:p>
     <w:p>
@@ -1609,7 +1575,7 @@
         <w:t xml:space="preserve"> </w:t>
       </w:r>
       <w:r>
-        <w:t xml:space="preserve">FHWA RD&amp;T + TFHRC operations lab</w:t>
+        <w:t xml:space="preserve">FHWA RD&amp;T + TFHRC operations lab.</w:t>
       </w:r>
     </w:p>
     <w:p>
@@ -1631,17 +1597,17 @@
         <w:t xml:space="preserve"> </w:t>
       </w:r>
       <w:r>
-        <w:t xml:space="preserve">Equipment status schema and reference implementation</w:t>
+        <w:t xml:space="preserve">Equipment status schema + reference implementation.</w:t>
       </w:r>
     </w:p>
     <w:bookmarkEnd w:id="27"/>
-    <w:bookmarkStart w:id="28" w:name="X935fe5183545a0fc382f335e98af6e748836883"/>
+    <w:bookmarkStart w:id="28" w:name="transportation-ifcbim-profile-research"/>
     <w:p>
       <w:pPr>
         <w:pStyle w:val="Heading3"/>
       </w:pPr>
       <w:r>
-        <w:t xml:space="preserve">16. Digital Project Delivery / IFC-BIM Transportation Profile Research</w:t>
+        <w:t xml:space="preserve">16. Transportation IFC/BIM Profile Research</w:t>
       </w:r>
     </w:p>
     <w:p>
@@ -1657,13 +1623,25 @@
           <w:b/>
           <w:bCs/>
         </w:rPr>
-        <w:t xml:space="preserve">Need:</w:t>
-      </w:r>
-      <w:r>
-        <w:t xml:space="preserve"> </w:t>
-      </w:r>
-      <w:r>
-        <w:t xml:space="preserve">Research into a transportation-specific IFC/BIM profile and metadata standards for digital project delivery exchange.</w:t>
+        <w:t xml:space="preserve">State lens:</w:t>
+      </w:r>
+      <w:r>
+        <w:t xml:space="preserve"> </w:t>
+      </w:r>
+      <w:r>
+        <w:t xml:space="preserve">States are being asked to deliver digitally. IFC was designed for vertical construction; transportation use is inconsistent. The Letter Report’s</w:t>
+      </w:r>
+      <w:r>
+        <w:t xml:space="preserve"> </w:t>
+      </w:r>
+      <w:r>
+        <w:t xml:space="preserve">“accelerating project delivery”</w:t>
+      </w:r>
+      <w:r>
+        <w:t xml:space="preserve"> </w:t>
+      </w:r>
+      <w:r>
+        <w:t xml:space="preserve">promise depends on this profile existing.</w:t>
       </w:r>
     </w:p>
     <w:p>
@@ -1679,25 +1657,13 @@
           <w:b/>
           <w:bCs/>
         </w:rPr>
-        <w:t xml:space="preserve">Why now:</w:t>
-      </w:r>
-      <w:r>
-        <w:t xml:space="preserve"> </w:t>
-      </w:r>
-      <w:r>
-        <w:t xml:space="preserve">IFC was designed for vertical construction. Transportation digital project delivery uses IFC inconsistently. The benefits the Letter Report cites —</w:t>
-      </w:r>
-      <w:r>
-        <w:t xml:space="preserve"> </w:t>
-      </w:r>
-      <w:r>
-        <w:t xml:space="preserve">“accelerating delivery of highway projects”</w:t>
-      </w:r>
-      <w:r>
-        <w:t xml:space="preserve"> </w:t>
-      </w:r>
-      <w:r>
-        <w:t xml:space="preserve">— depend on this profile existing.</w:t>
+        <w:t xml:space="preserve">Horizon:</w:t>
+      </w:r>
+      <w:r>
+        <w:t xml:space="preserve"> </w:t>
+      </w:r>
+      <w:r>
+        <w:t xml:space="preserve">Requirements + profile draft (12mo) → pilot exchange (24mo) → standards submission (36mo).</w:t>
       </w:r>
     </w:p>
     <w:p>
@@ -1719,7 +1685,7 @@
         <w:t xml:space="preserve"> </w:t>
       </w:r>
       <w:r>
-        <w:t xml:space="preserve">TFHRC infrastructure RD&amp;T</w:t>
+        <w:t xml:space="preserve">TFHRC infrastructure RD&amp;T.</w:t>
       </w:r>
     </w:p>
     <w:p>
@@ -1741,7 +1707,7 @@
         <w:t xml:space="preserve"> </w:t>
       </w:r>
       <w:r>
-        <w:t xml:space="preserve">Transportation IFC profile, reference exchange tooling</w:t>
+        <w:t xml:space="preserve">Transportation IFC profile + reference exchange tooling.</w:t>
       </w:r>
     </w:p>
     <w:bookmarkEnd w:id="28"/>
@@ -1777,13 +1743,13 @@
           <w:b/>
           <w:bCs/>
         </w:rPr>
-        <w:t xml:space="preserve">Need:</w:t>
-      </w:r>
-      <w:r>
-        <w:t xml:space="preserve"> </w:t>
-      </w:r>
-      <w:r>
-        <w:t xml:space="preserve">Open methodology for head-to-head, methodologically-transparent evaluation of commercial probe, incident, and work-zone data products.</w:t>
+        <w:t xml:space="preserve">State lens:</w:t>
+      </w:r>
+      <w:r>
+        <w:t xml:space="preserve"> </w:t>
+      </w:r>
+      <w:r>
+        <w:t xml:space="preserve">Each procurement cycle replicates substantially the same RFP and vendor-comparison work. No federally-curated methodology exists; cost to states is direct and recurring.</w:t>
       </w:r>
     </w:p>
     <w:p>
@@ -1799,13 +1765,13 @@
           <w:b/>
           <w:bCs/>
         </w:rPr>
-        <w:t xml:space="preserve">Why now:</w:t>
-      </w:r>
-      <w:r>
-        <w:t xml:space="preserve"> </w:t>
-      </w:r>
-      <w:r>
-        <w:t xml:space="preserve">State DOTs replicate similar RFP and vendor-comparison work in isolation each procurement cycle. No federally-curated, published methodology exists.</w:t>
+        <w:t xml:space="preserve">Horizon:</w:t>
+      </w:r>
+      <w:r>
+        <w:t xml:space="preserve"> </w:t>
+      </w:r>
+      <w:r>
+        <w:t xml:space="preserve">Methodology (9mo) → empirical evaluation cycle (24mo) → publication (30mo).</w:t>
       </w:r>
     </w:p>
     <w:p>
@@ -1827,7 +1793,7 @@
         <w:t xml:space="preserve"> </w:t>
       </w:r>
       <w:r>
-        <w:t xml:space="preserve">FHWA RD&amp;T + NCHRP joint</w:t>
+        <w:t xml:space="preserve">FHWA RD&amp;T + NCHRP joint topic.</w:t>
       </w:r>
     </w:p>
     <w:p>
@@ -1849,23 +1815,23 @@
         <w:t xml:space="preserve"> </w:t>
       </w:r>
       <w:r>
-        <w:t xml:space="preserve">Open methodology and empirical findings.</w:t>
-      </w:r>
-      <w:r>
-        <w:t xml:space="preserve"> </w:t>
-      </w:r>
-      <w:r>
-        <w:rPr>
-          <w:b/>
-          <w:bCs/>
-        </w:rPr>
-        <w:t xml:space="preserve">Explicitly not</w:t>
-      </w:r>
-      <w:r>
-        <w:t xml:space="preserve"> </w:t>
-      </w:r>
-      <w:r>
-        <w:t xml:space="preserve">a procurement recommendation or product endorsement.</w:t>
+        <w:t xml:space="preserve">Open methodology + empirical findings.</w:t>
+      </w:r>
+      <w:r>
+        <w:t xml:space="preserve"> </w:t>
+      </w:r>
+      <w:r>
+        <w:rPr>
+          <w:b/>
+          <w:bCs/>
+        </w:rPr>
+        <w:t xml:space="preserve">Not</w:t>
+      </w:r>
+      <w:r>
+        <w:t xml:space="preserve"> </w:t>
+      </w:r>
+      <w:r>
+        <w:t xml:space="preserve">procurement recommendations or product endorsements.</w:t>
       </w:r>
     </w:p>
     <w:bookmarkEnd w:id="30"/>
@@ -1891,13 +1857,13 @@
           <w:b/>
           <w:bCs/>
         </w:rPr>
-        <w:t xml:space="preserve">Need:</w:t>
-      </w:r>
-      <w:r>
-        <w:t xml:space="preserve"> </w:t>
-      </w:r>
-      <w:r>
-        <w:t xml:space="preserve">Quantify the practitioner-side and state-DOT-side cost of constraints on TFHRC researchers’ external engagement (Letter Report Recommendation 2).</w:t>
+        <w:t xml:space="preserve">State lens:</w:t>
+      </w:r>
+      <w:r>
+        <w:t xml:space="preserve"> </w:t>
+      </w:r>
+      <w:r>
+        <w:t xml:space="preserve">As state-side consumers of federal research, the constraints flagged in Letter Report Recommendation 2 (HSIS dark-out, reduced AMRP detail, reduced conference engagement) are not abstract; they each have measurable downstream cost.</w:t>
       </w:r>
     </w:p>
     <w:p>
@@ -1913,13 +1879,13 @@
           <w:b/>
           <w:bCs/>
         </w:rPr>
-        <w:t xml:space="preserve">Why now:</w:t>
-      </w:r>
-      <w:r>
-        <w:t xml:space="preserve"> </w:t>
-      </w:r>
-      <w:r>
-        <w:t xml:space="preserve">HSIS partial dark-out; reduced detail in AMRP/TFHRC Long-Range Plan publications; reduced conference engagement. These costs are real, distributed, and largely invisible to FHWA today.</w:t>
+        <w:t xml:space="preserve">Horizon:</w:t>
+      </w:r>
+      <w:r>
+        <w:t xml:space="preserve"> </w:t>
+      </w:r>
+      <w:r>
+        <w:t xml:space="preserve">Practitioner survey (6mo) → empirical assessment (18mo) → synthesis report (24mo).</w:t>
       </w:r>
     </w:p>
     <w:p>
@@ -1941,7 +1907,7 @@
         <w:t xml:space="preserve"> </w:t>
       </w:r>
       <w:r>
-        <w:t xml:space="preserve">TRB Cooperative Research Program</w:t>
+        <w:t xml:space="preserve">TRB Cooperative Research Program.</w:t>
       </w:r>
     </w:p>
     <w:p>
@@ -1963,7 +1929,7 @@
         <w:t xml:space="preserve"> </w:t>
       </w:r>
       <w:r>
-        <w:t xml:space="preserve">Empirical characterization of the downstream cost</w:t>
+        <w:t xml:space="preserve">Empirical characterization to inform internal FHWA process change.</w:t>
       </w:r>
     </w:p>
     <w:p>
@@ -1975,61 +1941,13 @@
     </w:p>
     <w:bookmarkEnd w:id="31"/>
     <w:bookmarkEnd w:id="32"/>
-    <w:bookmarkStart w:id="33" w:name="what-i-am-not-asking-for"/>
+    <w:bookmarkStart w:id="33" w:name="X5bc342bf41c36f84ccf0a53c55ff8e31113d33b"/>
     <w:p>
       <w:pPr>
         <w:pStyle w:val="Heading2"/>
       </w:pPr>
       <w:r>
-        <w:t xml:space="preserve">What I am NOT asking for</w:t>
-      </w:r>
-    </w:p>
-    <w:p>
-      <w:pPr>
-        <w:pStyle w:val="Compact"/>
-        <w:numPr>
-          <w:ilvl w:val="0"/>
-          <w:numId w:val="1019"/>
-        </w:numPr>
-      </w:pPr>
-      <w:r>
-        <w:t xml:space="preserve">No specific system, product, or service for the committee to evaluate, fund, or adopt</w:t>
-      </w:r>
-    </w:p>
-    <w:p>
-      <w:pPr>
-        <w:pStyle w:val="Compact"/>
-        <w:numPr>
-          <w:ilvl w:val="0"/>
-          <w:numId w:val="1019"/>
-        </w:numPr>
-      </w:pPr>
-      <w:r>
-        <w:t xml:space="preserve">No procurement guidance</w:t>
-      </w:r>
-    </w:p>
-    <w:p>
-      <w:pPr>
-        <w:pStyle w:val="Compact"/>
-        <w:numPr>
-          <w:ilvl w:val="0"/>
-          <w:numId w:val="1019"/>
-        </w:numPr>
-      </w:pPr>
-      <w:r>
-        <w:t xml:space="preserve">No federal scoring of states as a regulatory function</w:t>
-      </w:r>
-    </w:p>
-    <w:p>
-      <w:pPr>
-        <w:pStyle w:val="Compact"/>
-        <w:numPr>
-          <w:ilvl w:val="0"/>
-          <w:numId w:val="1019"/>
-        </w:numPr>
-      </w:pPr>
-      <w:r>
-        <w:t xml:space="preserve">No endorsement of any methodology beyond those produced as research output</w:t>
+        <w:t xml:space="preserve">Voting Strategy Notes (For Matt — Not For Distribution)</w:t>
       </w:r>
     </w:p>
     <w:p>
@@ -2037,23 +1955,169 @@
         <w:pStyle w:val="FirstParagraph"/>
       </w:pPr>
       <w:r>
-        <w:t xml:space="preserve">All eighteen items above are recommendations for</w:t>
-      </w:r>
-      <w:r>
-        <w:t xml:space="preserve"> </w:t>
-      </w:r>
-      <w:r>
-        <w:rPr>
-          <w:b/>
-          <w:bCs/>
-        </w:rPr>
-        <w:t xml:space="preserve">federal research investment</w:t>
-      </w:r>
-      <w:r>
-        <w:t xml:space="preserve"> </w:t>
-      </w:r>
-      <w:r>
-        <w:t xml:space="preserve">to advance interoperability in support of the digital infrastructure direction the Committee has already endorsed.</w:t>
+        <w:t xml:space="preserve">If the Committee proceeds to vote-by-item rather than collective deliberation, prioritize defense of these as the highest-leverage / lowest-cost:</w:t>
+      </w:r>
+      <w:r>
+        <w:t xml:space="preserve"> </w:t>
+      </w:r>
+      <w:r>
+        <w:t xml:space="preserve">-</w:t>
+      </w:r>
+      <w:r>
+        <w:t xml:space="preserve"> </w:t>
+      </w:r>
+      <w:r>
+        <w:rPr>
+          <w:b/>
+          <w:bCs/>
+        </w:rPr>
+        <w:t xml:space="preserve">A.1</w:t>
+      </w:r>
+      <w:r>
+        <w:t xml:space="preserve"> </w:t>
+      </w:r>
+      <w:r>
+        <w:t xml:space="preserve">(measurement of interoperability) — operationalizes Rec. 5 directly, hardest to argue against on principle.</w:t>
+      </w:r>
+      <w:r>
+        <w:t xml:space="preserve"> </w:t>
+      </w:r>
+      <w:r>
+        <w:t xml:space="preserve">-</w:t>
+      </w:r>
+      <w:r>
+        <w:t xml:space="preserve"> </w:t>
+      </w:r>
+      <w:r>
+        <w:rPr>
+          <w:b/>
+          <w:bCs/>
+        </w:rPr>
+        <w:t xml:space="preserve">A.2</w:t>
+      </w:r>
+      <w:r>
+        <w:t xml:space="preserve"> </w:t>
+      </w:r>
+      <w:r>
+        <w:t xml:space="preserve">(crosswalks) — small research investment, large national leverage, no political risk.</w:t>
+      </w:r>
+      <w:r>
+        <w:t xml:space="preserve"> </w:t>
+      </w:r>
+      <w:r>
+        <w:t xml:space="preserve">-</w:t>
+      </w:r>
+      <w:r>
+        <w:t xml:space="preserve"> </w:t>
+      </w:r>
+      <w:r>
+        <w:rPr>
+          <w:b/>
+          <w:bCs/>
+        </w:rPr>
+        <w:t xml:space="preserve">A.5</w:t>
+      </w:r>
+      <w:r>
+        <w:t xml:space="preserve"> </w:t>
+      </w:r>
+      <w:r>
+        <w:t xml:space="preserve">(provenance) — short timeline, small scope, enables auditability.</w:t>
+      </w:r>
+      <w:r>
+        <w:t xml:space="preserve"> </w:t>
+      </w:r>
+      <w:r>
+        <w:t xml:space="preserve">-</w:t>
+      </w:r>
+      <w:r>
+        <w:t xml:space="preserve"> </w:t>
+      </w:r>
+      <w:r>
+        <w:rPr>
+          <w:b/>
+          <w:bCs/>
+        </w:rPr>
+        <w:t xml:space="preserve">C.1</w:t>
+      </w:r>
+      <w:r>
+        <w:t xml:space="preserve"> </w:t>
+      </w:r>
+      <w:r>
+        <w:t xml:space="preserve">(multi-state closure/diversion) — most politically alignable across the state DOT seats on the committee.</w:t>
+      </w:r>
+    </w:p>
+    <w:p>
+      <w:pPr>
+        <w:pStyle w:val="BodyText"/>
+      </w:pPr>
+      <w:r>
+        <w:t xml:space="preserve">Politically delicate (be prepared to negotiate or trade):</w:t>
+      </w:r>
+      <w:r>
+        <w:t xml:space="preserve"> </w:t>
+      </w:r>
+      <w:r>
+        <w:t xml:space="preserve">-</w:t>
+      </w:r>
+      <w:r>
+        <w:t xml:space="preserve"> </w:t>
+      </w:r>
+      <w:r>
+        <w:rPr>
+          <w:b/>
+          <w:bCs/>
+        </w:rPr>
+        <w:t xml:space="preserve">F.1</w:t>
+      </w:r>
+      <w:r>
+        <w:t xml:space="preserve"> </w:t>
+      </w:r>
+      <w:r>
+        <w:t xml:space="preserve">(vendor evaluation) — commercial members (IIHS, ATRI, AAA Foundation) may resist; offer trade for F.2 if needed.</w:t>
+      </w:r>
+      <w:r>
+        <w:t xml:space="preserve"> </w:t>
+      </w:r>
+      <w:r>
+        <w:t xml:space="preserve">-</w:t>
+      </w:r>
+      <w:r>
+        <w:t xml:space="preserve"> </w:t>
+      </w:r>
+      <w:r>
+        <w:rPr>
+          <w:b/>
+          <w:bCs/>
+        </w:rPr>
+        <w:t xml:space="preserve">F.2</w:t>
+      </w:r>
+      <w:r>
+        <w:t xml:space="preserve"> </w:t>
+      </w:r>
+      <w:r>
+        <w:t xml:space="preserve">(TFHRC engagement downstream cost) — asks TRB to study FHWA’s own constraints; will need careful framing.</w:t>
+      </w:r>
+      <w:r>
+        <w:t xml:space="preserve"> </w:t>
+      </w:r>
+      <w:r>
+        <w:t xml:space="preserve">-</w:t>
+      </w:r>
+      <w:r>
+        <w:t xml:space="preserve"> </w:t>
+      </w:r>
+      <w:r>
+        <w:rPr>
+          <w:b/>
+          <w:bCs/>
+        </w:rPr>
+        <w:t xml:space="preserve">B.2 / B.3</w:t>
+      </w:r>
+      <w:r>
+        <w:t xml:space="preserve"> </w:t>
+      </w:r>
+      <w:r>
+        <w:t xml:space="preserve">(ground-truth, coverage gap) — may overlap with existing NPMRDS-adjacent work; be ready to differentiate.</w:t>
       </w:r>
     </w:p>
     <w:bookmarkEnd w:id="33"/>
@@ -2326,9 +2390,6 @@
     <w:abstractNumId w:val="991"/>
   </w:num>
   <w:num w:numId="1018">
-    <w:abstractNumId w:val="991"/>
-  </w:num>
-  <w:num w:numId="1019">
     <w:abstractNumId w:val="991"/>
   </w:num>
 </w:numbering>

--- a/docs/RTCC_RESEARCH_NEEDS_TALKING_POINTS.docx
+++ b/docs/RTCC_RESEARCH_NEEDS_TALKING_POINTS.docx
@@ -2,7 +2,7 @@
 <file path=word/document.xml><?xml version="1.0" encoding="utf-8"?>
 <w:document xmlns:w="http://schemas.openxmlformats.org/wordprocessingml/2006/main" xmlns:m="http://schemas.openxmlformats.org/officeDocument/2006/math" xmlns:r="http://schemas.openxmlformats.org/officeDocument/2006/relationships" xmlns:o="urn:schemas-microsoft-com:office:office" xmlns:v="urn:schemas-microsoft-com:vml" xmlns:w10="urn:schemas-microsoft-com:office:word" xmlns:a="http://schemas.openxmlformats.org/drawingml/2006/main" xmlns:pic="http://schemas.openxmlformats.org/drawingml/2006/picture" xmlns:wp="http://schemas.openxmlformats.org/drawingml/2006/wordprocessingDrawing">
   <w:body>
-    <w:bookmarkStart w:id="34" w:name="Xc8d9809bf206b424e6a503dcec47e31830ffdd2"/>
+    <w:bookmarkStart w:id="38" w:name="Xc8d9809bf206b424e6a503dcec47e31830ffdd2"/>
     <w:p>
       <w:pPr>
         <w:pStyle w:val="Heading1"/>
@@ -58,7 +58,7 @@
         </w:pict>
       </w:r>
     </w:p>
-    <w:bookmarkStart w:id="14" w:name="Xb45621dd6324fbdeff9c7738152b6057a39b610"/>
+    <w:bookmarkStart w:id="15" w:name="Xb45621dd6324fbdeff9c7738152b6057a39b610"/>
     <w:p>
       <w:pPr>
         <w:pStyle w:val="Heading2"/>
@@ -557,8 +557,106 @@
       </w:r>
     </w:p>
     <w:bookmarkEnd w:id="13"/>
+    <w:bookmarkStart w:id="14" w:name="X6acbe79d8837c0cab2f2db2a9820641d3171d90"/>
+    <w:p>
+      <w:pPr>
+        <w:pStyle w:val="Heading3"/>
+      </w:pPr>
+      <w:r>
+        <w:t xml:space="preserve">6. Field-Capture Provenance for Transportation Data</w:t>
+      </w:r>
+    </w:p>
+    <w:p>
+      <w:pPr>
+        <w:pStyle w:val="Compact"/>
+        <w:numPr>
+          <w:ilvl w:val="0"/>
+          <w:numId w:val="1006"/>
+        </w:numPr>
+      </w:pPr>
+      <w:r>
+        <w:rPr>
+          <w:b/>
+          <w:bCs/>
+        </w:rPr>
+        <w:t xml:space="preserve">State lens:</w:t>
+      </w:r>
+      <w:r>
+        <w:t xml:space="preserve"> </w:t>
+      </w:r>
+      <w:r>
+        <w:t xml:space="preserve">Mobile-app and field-tablet capture of TTC deployments, asset inspections, and as-built records is emerging across practitioner workflows; no standard links a field-captured record back to the source authority, certifying credential, capture device, and capture moment.</w:t>
+      </w:r>
+    </w:p>
+    <w:p>
+      <w:pPr>
+        <w:pStyle w:val="Compact"/>
+        <w:numPr>
+          <w:ilvl w:val="0"/>
+          <w:numId w:val="1006"/>
+        </w:numPr>
+      </w:pPr>
+      <w:r>
+        <w:rPr>
+          <w:b/>
+          <w:bCs/>
+        </w:rPr>
+        <w:t xml:space="preserve">Horizon:</w:t>
+      </w:r>
+      <w:r>
+        <w:t xml:space="preserve"> </w:t>
+      </w:r>
+      <w:r>
+        <w:t xml:space="preserve">Practitioner workflow survey (6mo) → spec authoring (24mo) → reference implementation + pilot (36mo).</w:t>
+      </w:r>
+    </w:p>
+    <w:p>
+      <w:pPr>
+        <w:pStyle w:val="Compact"/>
+        <w:numPr>
+          <w:ilvl w:val="0"/>
+          <w:numId w:val="1006"/>
+        </w:numPr>
+      </w:pPr>
+      <w:r>
+        <w:rPr>
+          <w:b/>
+          <w:bCs/>
+        </w:rPr>
+        <w:t xml:space="preserve">Owner:</w:t>
+      </w:r>
+      <w:r>
+        <w:t xml:space="preserve"> </w:t>
+      </w:r>
+      <w:r>
+        <w:t xml:space="preserve">FHWA RD&amp;T with TFHRC.</w:t>
+      </w:r>
+    </w:p>
+    <w:p>
+      <w:pPr>
+        <w:pStyle w:val="Compact"/>
+        <w:numPr>
+          <w:ilvl w:val="0"/>
+          <w:numId w:val="1006"/>
+        </w:numPr>
+      </w:pPr>
+      <w:r>
+        <w:rPr>
+          <w:b/>
+          <w:bCs/>
+        </w:rPr>
+        <w:t xml:space="preserve">Output:</w:t>
+      </w:r>
+      <w:r>
+        <w:t xml:space="preserve"> </w:t>
+      </w:r>
+      <w:r>
+        <w:t xml:space="preserve">Field-capture provenance specification covering TTC deployments, as-built captures (including AR/LiDAR workflows), and asset inspections.</w:t>
+      </w:r>
+    </w:p>
     <w:bookmarkEnd w:id="14"/>
-    <w:bookmarkStart w:id="18" w:name="X2a3e4861598db1f96d9c63742c10b03379cb621"/>
+    <w:bookmarkEnd w:id="15"/>
+    <w:bookmarkStart w:id="19" w:name="X2a3e4861598db1f96d9c63742c10b03379cb621"/>
     <w:p>
       <w:pPr>
         <w:pStyle w:val="Heading2"/>
@@ -567,21 +665,21 @@
         <w:t xml:space="preserve">B. Data Quality, Measurement, and Validation</w:t>
       </w:r>
     </w:p>
-    <w:bookmarkStart w:id="15" w:name="X947bbfa296e5ceeddc4b6af7cf35d9c7d91df51"/>
+    <w:bookmarkStart w:id="16" w:name="X947bbfa296e5ceeddc4b6af7cf35d9c7d91df51"/>
     <w:p>
       <w:pPr>
         <w:pStyle w:val="Heading3"/>
       </w:pPr>
       <w:r>
-        <w:t xml:space="preserve">6. Standardized Data Quality Index Methodology Research</w:t>
-      </w:r>
-    </w:p>
-    <w:p>
-      <w:pPr>
-        <w:pStyle w:val="Compact"/>
-        <w:numPr>
-          <w:ilvl w:val="0"/>
-          <w:numId w:val="1006"/>
+        <w:t xml:space="preserve">7. Standardized Data Quality Index Methodology Research</w:t>
+      </w:r>
+    </w:p>
+    <w:p>
+      <w:pPr>
+        <w:pStyle w:val="Compact"/>
+        <w:numPr>
+          <w:ilvl w:val="0"/>
+          <w:numId w:val="1007"/>
         </w:numPr>
       </w:pPr>
       <w:r>
@@ -615,7 +713,7 @@
         <w:pStyle w:val="Compact"/>
         <w:numPr>
           <w:ilvl w:val="0"/>
-          <w:numId w:val="1006"/>
+          <w:numId w:val="1007"/>
         </w:numPr>
       </w:pPr>
       <w:r>
@@ -637,7 +735,7 @@
         <w:pStyle w:val="Compact"/>
         <w:numPr>
           <w:ilvl w:val="0"/>
-          <w:numId w:val="1006"/>
+          <w:numId w:val="1007"/>
         </w:numPr>
       </w:pPr>
       <w:r>
@@ -659,7 +757,7 @@
         <w:pStyle w:val="Compact"/>
         <w:numPr>
           <w:ilvl w:val="0"/>
-          <w:numId w:val="1006"/>
+          <w:numId w:val="1007"/>
         </w:numPr>
       </w:pPr>
       <w:r>
@@ -676,22 +774,22 @@
         <w:t xml:space="preserve">Open, versioned DQI methodology with reference scores.</w:t>
       </w:r>
     </w:p>
-    <w:bookmarkEnd w:id="15"/>
-    <w:bookmarkStart w:id="16" w:name="Xcc40d18eca7501cc1ac38cb6b49deeb9c41d762"/>
+    <w:bookmarkEnd w:id="16"/>
+    <w:bookmarkStart w:id="17" w:name="Xcc40d18eca7501cc1ac38cb6b49deeb9c41d762"/>
     <w:p>
       <w:pPr>
         <w:pStyle w:val="Heading3"/>
       </w:pPr>
       <w:r>
-        <w:t xml:space="preserve">7. Ground Truth and Predictive Model Validation Research</w:t>
-      </w:r>
-    </w:p>
-    <w:p>
-      <w:pPr>
-        <w:pStyle w:val="Compact"/>
-        <w:numPr>
-          <w:ilvl w:val="0"/>
-          <w:numId w:val="1007"/>
+        <w:t xml:space="preserve">8. Ground Truth and Predictive Model Validation Research</w:t>
+      </w:r>
+    </w:p>
+    <w:p>
+      <w:pPr>
+        <w:pStyle w:val="Compact"/>
+        <w:numPr>
+          <w:ilvl w:val="0"/>
+          <w:numId w:val="1008"/>
         </w:numPr>
       </w:pPr>
       <w:r>
@@ -725,7 +823,7 @@
         <w:pStyle w:val="Compact"/>
         <w:numPr>
           <w:ilvl w:val="0"/>
-          <w:numId w:val="1007"/>
+          <w:numId w:val="1008"/>
         </w:numPr>
       </w:pPr>
       <w:r>
@@ -747,7 +845,7 @@
         <w:pStyle w:val="Compact"/>
         <w:numPr>
           <w:ilvl w:val="0"/>
-          <w:numId w:val="1007"/>
+          <w:numId w:val="1008"/>
         </w:numPr>
       </w:pPr>
       <w:r>
@@ -769,7 +867,7 @@
         <w:pStyle w:val="Compact"/>
         <w:numPr>
           <w:ilvl w:val="0"/>
-          <w:numId w:val="1007"/>
+          <w:numId w:val="1008"/>
         </w:numPr>
       </w:pPr>
       <w:r>
@@ -786,22 +884,22 @@
         <w:t xml:space="preserve">Ground-truth protocols + reference validation datasets.</w:t>
       </w:r>
     </w:p>
-    <w:bookmarkEnd w:id="16"/>
-    <w:bookmarkStart w:id="17" w:name="X64448a57d31039ec90a7e71fbda68e13b47a9dd"/>
+    <w:bookmarkEnd w:id="17"/>
+    <w:bookmarkStart w:id="18" w:name="X64448a57d31039ec90a7e71fbda68e13b47a9dd"/>
     <w:p>
       <w:pPr>
         <w:pStyle w:val="Heading3"/>
       </w:pPr>
       <w:r>
-        <w:t xml:space="preserve">8. Coverage Gap and Cross-State Correlation Research</w:t>
-      </w:r>
-    </w:p>
-    <w:p>
-      <w:pPr>
-        <w:pStyle w:val="Compact"/>
-        <w:numPr>
-          <w:ilvl w:val="0"/>
-          <w:numId w:val="1008"/>
+        <w:t xml:space="preserve">9. Coverage Gap and Cross-State Correlation Research</w:t>
+      </w:r>
+    </w:p>
+    <w:p>
+      <w:pPr>
+        <w:pStyle w:val="Compact"/>
+        <w:numPr>
+          <w:ilvl w:val="0"/>
+          <w:numId w:val="1009"/>
         </w:numPr>
       </w:pPr>
       <w:r>
@@ -823,7 +921,7 @@
         <w:pStyle w:val="Compact"/>
         <w:numPr>
           <w:ilvl w:val="0"/>
-          <w:numId w:val="1008"/>
+          <w:numId w:val="1009"/>
         </w:numPr>
       </w:pPr>
       <w:r>
@@ -845,7 +943,7 @@
         <w:pStyle w:val="Compact"/>
         <w:numPr>
           <w:ilvl w:val="0"/>
-          <w:numId w:val="1008"/>
+          <w:numId w:val="1009"/>
         </w:numPr>
       </w:pPr>
       <w:r>
@@ -867,7 +965,7 @@
         <w:pStyle w:val="Compact"/>
         <w:numPr>
           <w:ilvl w:val="0"/>
-          <w:numId w:val="1008"/>
+          <w:numId w:val="1009"/>
         </w:numPr>
       </w:pPr>
       <w:r>
@@ -884,9 +982,9 @@
         <w:t xml:space="preserve">Methodology + ongoing public coverage assessment.</w:t>
       </w:r>
     </w:p>
-    <w:bookmarkEnd w:id="17"/>
     <w:bookmarkEnd w:id="18"/>
-    <w:bookmarkStart w:id="22" w:name="c.-operations-workflows-and-coordination"/>
+    <w:bookmarkEnd w:id="19"/>
+    <w:bookmarkStart w:id="25" w:name="c.-operations-workflows-and-coordination"/>
     <w:p>
       <w:pPr>
         <w:pStyle w:val="Heading2"/>
@@ -895,21 +993,21 @@
         <w:t xml:space="preserve">C. Operations Workflows and Coordination</w:t>
       </w:r>
     </w:p>
-    <w:bookmarkStart w:id="19" w:name="Xd23206c0b66d72a150b502111ce46be885427be"/>
+    <w:bookmarkStart w:id="20" w:name="Xd23206c0b66d72a150b502111ce46be885427be"/>
     <w:p>
       <w:pPr>
         <w:pStyle w:val="Heading3"/>
       </w:pPr>
       <w:r>
-        <w:t xml:space="preserve">9. Multi-State Closure &amp; Diversion Coordination Research</w:t>
-      </w:r>
-    </w:p>
-    <w:p>
-      <w:pPr>
-        <w:pStyle w:val="Compact"/>
-        <w:numPr>
-          <w:ilvl w:val="0"/>
-          <w:numId w:val="1009"/>
+        <w:t xml:space="preserve">10. Multi-State Closure &amp; Diversion Coordination Research</w:t>
+      </w:r>
+    </w:p>
+    <w:p>
+      <w:pPr>
+        <w:pStyle w:val="Compact"/>
+        <w:numPr>
+          <w:ilvl w:val="0"/>
+          <w:numId w:val="1010"/>
         </w:numPr>
       </w:pPr>
       <w:r>
@@ -931,7 +1029,7 @@
         <w:pStyle w:val="Compact"/>
         <w:numPr>
           <w:ilvl w:val="0"/>
-          <w:numId w:val="1009"/>
+          <w:numId w:val="1010"/>
         </w:numPr>
       </w:pPr>
       <w:r>
@@ -953,7 +1051,7 @@
         <w:pStyle w:val="Compact"/>
         <w:numPr>
           <w:ilvl w:val="0"/>
-          <w:numId w:val="1009"/>
+          <w:numId w:val="1010"/>
         </w:numPr>
       </w:pPr>
       <w:r>
@@ -975,7 +1073,7 @@
         <w:pStyle w:val="Compact"/>
         <w:numPr>
           <w:ilvl w:val="0"/>
-          <w:numId w:val="1009"/>
+          <w:numId w:val="1010"/>
         </w:numPr>
       </w:pPr>
       <w:r>
@@ -992,22 +1090,22 @@
         <w:t xml:space="preserve">Reference coordination protocol + data-exchange spec.</w:t>
       </w:r>
     </w:p>
-    <w:bookmarkEnd w:id="19"/>
-    <w:bookmarkStart w:id="20" w:name="X1c600d23b673df8f19283952734c568e07f94c4"/>
+    <w:bookmarkEnd w:id="20"/>
+    <w:bookmarkStart w:id="21" w:name="X1c600d23b673df8f19283952734c568e07f94c4"/>
     <w:p>
       <w:pPr>
         <w:pStyle w:val="Heading3"/>
       </w:pPr>
       <w:r>
-        <w:t xml:space="preserve">10. DMS Messaging Conformance and Effectiveness Research</w:t>
-      </w:r>
-    </w:p>
-    <w:p>
-      <w:pPr>
-        <w:pStyle w:val="Compact"/>
-        <w:numPr>
-          <w:ilvl w:val="0"/>
-          <w:numId w:val="1010"/>
+        <w:t xml:space="preserve">11. DMS Messaging Conformance and Effectiveness Research</w:t>
+      </w:r>
+    </w:p>
+    <w:p>
+      <w:pPr>
+        <w:pStyle w:val="Compact"/>
+        <w:numPr>
+          <w:ilvl w:val="0"/>
+          <w:numId w:val="1011"/>
         </w:numPr>
       </w:pPr>
       <w:r>
@@ -1029,7 +1127,7 @@
         <w:pStyle w:val="Compact"/>
         <w:numPr>
           <w:ilvl w:val="0"/>
-          <w:numId w:val="1010"/>
+          <w:numId w:val="1011"/>
         </w:numPr>
       </w:pPr>
       <w:r>
@@ -1051,7 +1149,7 @@
         <w:pStyle w:val="Compact"/>
         <w:numPr>
           <w:ilvl w:val="0"/>
-          <w:numId w:val="1010"/>
+          <w:numId w:val="1011"/>
         </w:numPr>
       </w:pPr>
       <w:r>
@@ -1073,7 +1171,7 @@
         <w:pStyle w:val="Compact"/>
         <w:numPr>
           <w:ilvl w:val="0"/>
-          <w:numId w:val="1010"/>
+          <w:numId w:val="1011"/>
         </w:numPr>
       </w:pPr>
       <w:r>
@@ -1090,22 +1188,22 @@
         <w:t xml:space="preserve">Empirical effectiveness findings + recommended cross-state pattern library.</w:t>
       </w:r>
     </w:p>
-    <w:bookmarkEnd w:id="20"/>
-    <w:bookmarkStart w:id="21" w:name="X92d8cd5a7f5de4d3206bc81ac14f0f3bdf7568d"/>
+    <w:bookmarkEnd w:id="21"/>
+    <w:bookmarkStart w:id="22" w:name="X92d8cd5a7f5de4d3206bc81ac14f0f3bdf7568d"/>
     <w:p>
       <w:pPr>
         <w:pStyle w:val="Heading3"/>
       </w:pPr>
       <w:r>
-        <w:t xml:space="preserve">11. Truck-Parking Sensor Data Quality Research</w:t>
-      </w:r>
-    </w:p>
-    <w:p>
-      <w:pPr>
-        <w:pStyle w:val="Compact"/>
-        <w:numPr>
-          <w:ilvl w:val="0"/>
-          <w:numId w:val="1011"/>
+        <w:t xml:space="preserve">12. Truck-Parking Sensor Data Quality Research</w:t>
+      </w:r>
+    </w:p>
+    <w:p>
+      <w:pPr>
+        <w:pStyle w:val="Compact"/>
+        <w:numPr>
+          <w:ilvl w:val="0"/>
+          <w:numId w:val="1012"/>
         </w:numPr>
       </w:pPr>
       <w:r>
@@ -1127,7 +1225,7 @@
         <w:pStyle w:val="Compact"/>
         <w:numPr>
           <w:ilvl w:val="0"/>
-          <w:numId w:val="1011"/>
+          <w:numId w:val="1012"/>
         </w:numPr>
       </w:pPr>
       <w:r>
@@ -1149,7 +1247,7 @@
         <w:pStyle w:val="Compact"/>
         <w:numPr>
           <w:ilvl w:val="0"/>
-          <w:numId w:val="1011"/>
+          <w:numId w:val="1012"/>
         </w:numPr>
       </w:pPr>
       <w:r>
@@ -1171,7 +1269,7 @@
         <w:pStyle w:val="Compact"/>
         <w:numPr>
           <w:ilvl w:val="0"/>
-          <w:numId w:val="1011"/>
+          <w:numId w:val="1012"/>
         </w:numPr>
       </w:pPr>
       <w:r>
@@ -1188,9 +1286,205 @@
         <w:t xml:space="preserve">Sensor reliability research + calibration methodology.</w:t>
       </w:r>
     </w:p>
-    <w:bookmarkEnd w:id="21"/>
     <w:bookmarkEnd w:id="22"/>
-    <w:bookmarkStart w:id="26" w:name="X07e087bb51ae179f6b95af6295232a687ef5729"/>
+    <w:bookmarkStart w:id="23" w:name="Xabf703b51252aaeb0db2e044788bf1b1aa7bcdb"/>
+    <w:p>
+      <w:pPr>
+        <w:pStyle w:val="Heading3"/>
+      </w:pPr>
+      <w:r>
+        <w:t xml:space="preserve">13. Work Zone Reality vs. Reported Data Reconciliation Research</w:t>
+      </w:r>
+    </w:p>
+    <w:p>
+      <w:pPr>
+        <w:pStyle w:val="Compact"/>
+        <w:numPr>
+          <w:ilvl w:val="0"/>
+          <w:numId w:val="1013"/>
+        </w:numPr>
+      </w:pPr>
+      <w:r>
+        <w:rPr>
+          <w:b/>
+          <w:bCs/>
+        </w:rPr>
+        <w:t xml:space="preserve">State lens:</w:t>
+      </w:r>
+      <w:r>
+        <w:t xml:space="preserve"> </w:t>
+      </w:r>
+      <w:r>
+        <w:t xml:space="preserve">Statewide WZDx feeds publish what permit/planning data say; actual TTC deployed in the field often differs. Field-app deployment data captured by certified crews is an under-utilized authoritative source for closing the loop.</w:t>
+      </w:r>
+    </w:p>
+    <w:p>
+      <w:pPr>
+        <w:pStyle w:val="Compact"/>
+        <w:numPr>
+          <w:ilvl w:val="0"/>
+          <w:numId w:val="1013"/>
+        </w:numPr>
+      </w:pPr>
+      <w:r>
+        <w:rPr>
+          <w:b/>
+          <w:bCs/>
+        </w:rPr>
+        <w:t xml:space="preserve">Horizon:</w:t>
+      </w:r>
+      <w:r>
+        <w:t xml:space="preserve"> </w:t>
+      </w:r>
+      <w:r>
+        <w:t xml:space="preserve">Practitioner workflow survey + gap analysis (9mo) → reconciliation methodology + reference exchange spec (24mo) → state-DOT pilot (36mo).</w:t>
+      </w:r>
+    </w:p>
+    <w:p>
+      <w:pPr>
+        <w:pStyle w:val="Compact"/>
+        <w:numPr>
+          <w:ilvl w:val="0"/>
+          <w:numId w:val="1013"/>
+        </w:numPr>
+      </w:pPr>
+      <w:r>
+        <w:rPr>
+          <w:b/>
+          <w:bCs/>
+        </w:rPr>
+        <w:t xml:space="preserve">Owner:</w:t>
+      </w:r>
+      <w:r>
+        <w:t xml:space="preserve"> </w:t>
+      </w:r>
+      <w:r>
+        <w:t xml:space="preserve">FHWA RD&amp;T with AASHTO Work Zone Subcommittee and ATSSA.</w:t>
+      </w:r>
+    </w:p>
+    <w:p>
+      <w:pPr>
+        <w:pStyle w:val="Compact"/>
+        <w:numPr>
+          <w:ilvl w:val="0"/>
+          <w:numId w:val="1013"/>
+        </w:numPr>
+      </w:pPr>
+      <w:r>
+        <w:rPr>
+          <w:b/>
+          <w:bCs/>
+        </w:rPr>
+        <w:t xml:space="preserve">Output:</w:t>
+      </w:r>
+      <w:r>
+        <w:t xml:space="preserve"> </w:t>
+      </w:r>
+      <w:r>
+        <w:t xml:space="preserve">Reconciliation methodology + reference exchange pattern for field-deployment data ↔ WZDx feeds.</w:t>
+      </w:r>
+    </w:p>
+    <w:bookmarkEnd w:id="23"/>
+    <w:bookmarkStart w:id="24" w:name="Xec0b4758795b5200697294f5430c1f841c6c21a"/>
+    <w:p>
+      <w:pPr>
+        <w:pStyle w:val="Heading3"/>
+      </w:pPr>
+      <w:r>
+        <w:t xml:space="preserve">14. Certified Traffic Control Supervisor Credential Interoperability Research</w:t>
+      </w:r>
+    </w:p>
+    <w:p>
+      <w:pPr>
+        <w:pStyle w:val="Compact"/>
+        <w:numPr>
+          <w:ilvl w:val="0"/>
+          <w:numId w:val="1014"/>
+        </w:numPr>
+      </w:pPr>
+      <w:r>
+        <w:rPr>
+          <w:b/>
+          <w:bCs/>
+        </w:rPr>
+        <w:t xml:space="preserve">State lens:</w:t>
+      </w:r>
+      <w:r>
+        <w:t xml:space="preserve"> </w:t>
+      </w:r>
+      <w:r>
+        <w:t xml:space="preserve">TCS certifications are state-specific. Multi-state contractors maintain duplicates; state operations leadership has no federally-recognized way to verify a TCS credential issued elsewhere.</w:t>
+      </w:r>
+    </w:p>
+    <w:p>
+      <w:pPr>
+        <w:pStyle w:val="Compact"/>
+        <w:numPr>
+          <w:ilvl w:val="0"/>
+          <w:numId w:val="1014"/>
+        </w:numPr>
+      </w:pPr>
+      <w:r>
+        <w:rPr>
+          <w:b/>
+          <w:bCs/>
+        </w:rPr>
+        <w:t xml:space="preserve">Horizon:</w:t>
+      </w:r>
+      <w:r>
+        <w:t xml:space="preserve"> </w:t>
+      </w:r>
+      <w:r>
+        <w:t xml:space="preserve">Program inventory (6mo) → data model + reciprocity framework (24mo) → multi-state pilot (36mo).</w:t>
+      </w:r>
+    </w:p>
+    <w:p>
+      <w:pPr>
+        <w:pStyle w:val="Compact"/>
+        <w:numPr>
+          <w:ilvl w:val="0"/>
+          <w:numId w:val="1014"/>
+        </w:numPr>
+      </w:pPr>
+      <w:r>
+        <w:rPr>
+          <w:b/>
+          <w:bCs/>
+        </w:rPr>
+        <w:t xml:space="preserve">Owner:</w:t>
+      </w:r>
+      <w:r>
+        <w:t xml:space="preserve"> </w:t>
+      </w:r>
+      <w:r>
+        <w:t xml:space="preserve">FHWA RD&amp;T with AASHTO and ATSSA.</w:t>
+      </w:r>
+    </w:p>
+    <w:p>
+      <w:pPr>
+        <w:pStyle w:val="Compact"/>
+        <w:numPr>
+          <w:ilvl w:val="0"/>
+          <w:numId w:val="1014"/>
+        </w:numPr>
+      </w:pPr>
+      <w:r>
+        <w:rPr>
+          <w:b/>
+          <w:bCs/>
+        </w:rPr>
+        <w:t xml:space="preserve">Output:</w:t>
+      </w:r>
+      <w:r>
+        <w:t xml:space="preserve"> </w:t>
+      </w:r>
+      <w:r>
+        <w:t xml:space="preserve">Cross-recognition data model + reciprocity pilot.</w:t>
+      </w:r>
+    </w:p>
+    <w:bookmarkEnd w:id="24"/>
+    <w:bookmarkEnd w:id="25"/>
+    <w:bookmarkStart w:id="29" w:name="X07e087bb51ae179f6b95af6295232a687ef5729"/>
     <w:p>
       <w:pPr>
         <w:pStyle w:val="Heading2"/>
@@ -1199,21 +1493,21 @@
         <w:t xml:space="preserve">D. Compliance, Regulatory, and Permit Interoperability</w:t>
       </w:r>
     </w:p>
-    <w:bookmarkStart w:id="23" w:name="Xa8ccdee9eded3ba4b45bcac4922d85ebe232b59"/>
+    <w:bookmarkStart w:id="26" w:name="Xa8ccdee9eded3ba4b45bcac4922d85ebe232b59"/>
     <w:p>
       <w:pPr>
         <w:pStyle w:val="Heading3"/>
       </w:pPr>
       <w:r>
-        <w:t xml:space="preserve">12. IPAWS Road-Impact Authoring Conformance Research</w:t>
-      </w:r>
-    </w:p>
-    <w:p>
-      <w:pPr>
-        <w:pStyle w:val="Compact"/>
-        <w:numPr>
-          <w:ilvl w:val="0"/>
-          <w:numId w:val="1012"/>
+        <w:t xml:space="preserve">15. IPAWS Road-Impact Authoring Conformance Research</w:t>
+      </w:r>
+    </w:p>
+    <w:p>
+      <w:pPr>
+        <w:pStyle w:val="Compact"/>
+        <w:numPr>
+          <w:ilvl w:val="0"/>
+          <w:numId w:val="1015"/>
         </w:numPr>
       </w:pPr>
       <w:r>
@@ -1235,7 +1529,7 @@
         <w:pStyle w:val="Compact"/>
         <w:numPr>
           <w:ilvl w:val="0"/>
-          <w:numId w:val="1012"/>
+          <w:numId w:val="1015"/>
         </w:numPr>
       </w:pPr>
       <w:r>
@@ -1257,7 +1551,7 @@
         <w:pStyle w:val="Compact"/>
         <w:numPr>
           <w:ilvl w:val="0"/>
-          <w:numId w:val="1012"/>
+          <w:numId w:val="1015"/>
         </w:numPr>
       </w:pPr>
       <w:r>
@@ -1279,7 +1573,7 @@
         <w:pStyle w:val="Compact"/>
         <w:numPr>
           <w:ilvl w:val="0"/>
-          <w:numId w:val="1012"/>
+          <w:numId w:val="1015"/>
         </w:numPr>
       </w:pPr>
       <w:r>
@@ -1296,22 +1590,22 @@
         <w:t xml:space="preserve">Conformance methodology + per-state assessment.</w:t>
       </w:r>
     </w:p>
-    <w:bookmarkEnd w:id="23"/>
-    <w:bookmarkStart w:id="24" w:name="X4e836de8044302175133785bdbc881f9b2eaa20"/>
+    <w:bookmarkEnd w:id="26"/>
+    <w:bookmarkStart w:id="27" w:name="X4e836de8044302175133785bdbc881f9b2eaa20"/>
     <w:p>
       <w:pPr>
         <w:pStyle w:val="Heading3"/>
       </w:pPr>
       <w:r>
-        <w:t xml:space="preserve">13. OS/OW Permit-Rule Interoperability Research</w:t>
-      </w:r>
-    </w:p>
-    <w:p>
-      <w:pPr>
-        <w:pStyle w:val="Compact"/>
-        <w:numPr>
-          <w:ilvl w:val="0"/>
-          <w:numId w:val="1013"/>
+        <w:t xml:space="preserve">16. OS/OW Permit-Rule Interoperability Research</w:t>
+      </w:r>
+    </w:p>
+    <w:p>
+      <w:pPr>
+        <w:pStyle w:val="Compact"/>
+        <w:numPr>
+          <w:ilvl w:val="0"/>
+          <w:numId w:val="1016"/>
         </w:numPr>
       </w:pPr>
       <w:r>
@@ -1333,7 +1627,7 @@
         <w:pStyle w:val="Compact"/>
         <w:numPr>
           <w:ilvl w:val="0"/>
-          <w:numId w:val="1013"/>
+          <w:numId w:val="1016"/>
         </w:numPr>
       </w:pPr>
       <w:r>
@@ -1355,7 +1649,7 @@
         <w:pStyle w:val="Compact"/>
         <w:numPr>
           <w:ilvl w:val="0"/>
-          <w:numId w:val="1013"/>
+          <w:numId w:val="1016"/>
         </w:numPr>
       </w:pPr>
       <w:r>
@@ -1377,7 +1671,7 @@
         <w:pStyle w:val="Compact"/>
         <w:numPr>
           <w:ilvl w:val="0"/>
-          <w:numId w:val="1013"/>
+          <w:numId w:val="1016"/>
         </w:numPr>
       </w:pPr>
       <w:r>
@@ -1394,22 +1688,22 @@
         <w:t xml:space="preserve">Permit-rule data model + exchange specification.</w:t>
       </w:r>
     </w:p>
-    <w:bookmarkEnd w:id="24"/>
-    <w:bookmarkStart w:id="25" w:name="X08d2231cea4a77756083db6fc6714beb73575f5"/>
+    <w:bookmarkEnd w:id="27"/>
+    <w:bookmarkStart w:id="28" w:name="X08d2231cea4a77756083db6fc6714beb73575f5"/>
     <w:p>
       <w:pPr>
         <w:pStyle w:val="Heading3"/>
       </w:pPr>
       <w:r>
-        <w:t xml:space="preserve">14. Bridge-Clearance and Restriction Data Interoperability Research</w:t>
-      </w:r>
-    </w:p>
-    <w:p>
-      <w:pPr>
-        <w:pStyle w:val="Compact"/>
-        <w:numPr>
-          <w:ilvl w:val="0"/>
-          <w:numId w:val="1014"/>
+        <w:t xml:space="preserve">17. Bridge-Clearance and Restriction Data Interoperability Research</w:t>
+      </w:r>
+    </w:p>
+    <w:p>
+      <w:pPr>
+        <w:pStyle w:val="Compact"/>
+        <w:numPr>
+          <w:ilvl w:val="0"/>
+          <w:numId w:val="1017"/>
         </w:numPr>
       </w:pPr>
       <w:r>
@@ -1431,7 +1725,7 @@
         <w:pStyle w:val="Compact"/>
         <w:numPr>
           <w:ilvl w:val="0"/>
-          <w:numId w:val="1014"/>
+          <w:numId w:val="1017"/>
         </w:numPr>
       </w:pPr>
       <w:r>
@@ -1453,7 +1747,7 @@
         <w:pStyle w:val="Compact"/>
         <w:numPr>
           <w:ilvl w:val="0"/>
-          <w:numId w:val="1014"/>
+          <w:numId w:val="1017"/>
         </w:numPr>
       </w:pPr>
       <w:r>
@@ -1475,7 +1769,7 @@
         <w:pStyle w:val="Compact"/>
         <w:numPr>
           <w:ilvl w:val="0"/>
-          <w:numId w:val="1014"/>
+          <w:numId w:val="1017"/>
         </w:numPr>
       </w:pPr>
       <w:r>
@@ -1490,252 +1784,338 @@
       </w:r>
       <w:r>
         <w:t xml:space="preserve">Standard exchange format.</w:t>
-      </w:r>
-    </w:p>
-    <w:bookmarkEnd w:id="25"/>
-    <w:bookmarkEnd w:id="26"/>
-    <w:bookmarkStart w:id="29" w:name="e.-decision-support-and-asset-management"/>
-    <w:p>
-      <w:pPr>
-        <w:pStyle w:val="Heading2"/>
-      </w:pPr>
-      <w:r>
-        <w:t xml:space="preserve">E. Decision Support and Asset Management</w:t>
-      </w:r>
-    </w:p>
-    <w:bookmarkStart w:id="27" w:name="Xa4750fb4e7aacb92b54dc304e53583f6569c388"/>
-    <w:p>
-      <w:pPr>
-        <w:pStyle w:val="Heading3"/>
-      </w:pPr>
-      <w:r>
-        <w:t xml:space="preserve">15. Asset Health &amp; ITS Equipment Status Interoperability Research</w:t>
-      </w:r>
-    </w:p>
-    <w:p>
-      <w:pPr>
-        <w:pStyle w:val="Compact"/>
-        <w:numPr>
-          <w:ilvl w:val="0"/>
-          <w:numId w:val="1015"/>
-        </w:numPr>
-      </w:pPr>
-      <w:r>
-        <w:rPr>
-          <w:b/>
-          <w:bCs/>
-        </w:rPr>
-        <w:t xml:space="preserve">State lens:</w:t>
-      </w:r>
-      <w:r>
-        <w:t xml:space="preserve"> </w:t>
-      </w:r>
-      <w:r>
-        <w:t xml:space="preserve">Cameras, DMS, RWIS, V2X RSU health data exists per-state with no exchange standard. Cross-state coordination and federal asset-management RD&amp;T both suffer.</w:t>
-      </w:r>
-    </w:p>
-    <w:p>
-      <w:pPr>
-        <w:pStyle w:val="Compact"/>
-        <w:numPr>
-          <w:ilvl w:val="0"/>
-          <w:numId w:val="1015"/>
-        </w:numPr>
-      </w:pPr>
-      <w:r>
-        <w:rPr>
-          <w:b/>
-          <w:bCs/>
-        </w:rPr>
-        <w:t xml:space="preserve">Horizon:</w:t>
-      </w:r>
-      <w:r>
-        <w:t xml:space="preserve"> </w:t>
-      </w:r>
-      <w:r>
-        <w:t xml:space="preserve">Requirements (9mo) → schema + reference implementation (24mo) → three-state pilot (36mo).</w:t>
-      </w:r>
-    </w:p>
-    <w:p>
-      <w:pPr>
-        <w:pStyle w:val="Compact"/>
-        <w:numPr>
-          <w:ilvl w:val="0"/>
-          <w:numId w:val="1015"/>
-        </w:numPr>
-      </w:pPr>
-      <w:r>
-        <w:rPr>
-          <w:b/>
-          <w:bCs/>
-        </w:rPr>
-        <w:t xml:space="preserve">Owner:</w:t>
-      </w:r>
-      <w:r>
-        <w:t xml:space="preserve"> </w:t>
-      </w:r>
-      <w:r>
-        <w:t xml:space="preserve">FHWA RD&amp;T + TFHRC operations lab.</w:t>
-      </w:r>
-    </w:p>
-    <w:p>
-      <w:pPr>
-        <w:pStyle w:val="Compact"/>
-        <w:numPr>
-          <w:ilvl w:val="0"/>
-          <w:numId w:val="1015"/>
-        </w:numPr>
-      </w:pPr>
-      <w:r>
-        <w:rPr>
-          <w:b/>
-          <w:bCs/>
-        </w:rPr>
-        <w:t xml:space="preserve">Output:</w:t>
-      </w:r>
-      <w:r>
-        <w:t xml:space="preserve"> </w:t>
-      </w:r>
-      <w:r>
-        <w:t xml:space="preserve">Equipment status schema + reference implementation.</w:t>
-      </w:r>
-    </w:p>
-    <w:bookmarkEnd w:id="27"/>
-    <w:bookmarkStart w:id="28" w:name="transportation-ifcbim-profile-research"/>
-    <w:p>
-      <w:pPr>
-        <w:pStyle w:val="Heading3"/>
-      </w:pPr>
-      <w:r>
-        <w:t xml:space="preserve">16. Transportation IFC/BIM Profile Research</w:t>
-      </w:r>
-    </w:p>
-    <w:p>
-      <w:pPr>
-        <w:pStyle w:val="Compact"/>
-        <w:numPr>
-          <w:ilvl w:val="0"/>
-          <w:numId w:val="1016"/>
-        </w:numPr>
-      </w:pPr>
-      <w:r>
-        <w:rPr>
-          <w:b/>
-          <w:bCs/>
-        </w:rPr>
-        <w:t xml:space="preserve">State lens:</w:t>
-      </w:r>
-      <w:r>
-        <w:t xml:space="preserve"> </w:t>
-      </w:r>
-      <w:r>
-        <w:t xml:space="preserve">States are being asked to deliver digitally. IFC was designed for vertical construction; transportation use is inconsistent. The Letter Report’s</w:t>
-      </w:r>
-      <w:r>
-        <w:t xml:space="preserve"> </w:t>
-      </w:r>
-      <w:r>
-        <w:t xml:space="preserve">“accelerating project delivery”</w:t>
-      </w:r>
-      <w:r>
-        <w:t xml:space="preserve"> </w:t>
-      </w:r>
-      <w:r>
-        <w:t xml:space="preserve">promise depends on this profile existing.</w:t>
-      </w:r>
-    </w:p>
-    <w:p>
-      <w:pPr>
-        <w:pStyle w:val="Compact"/>
-        <w:numPr>
-          <w:ilvl w:val="0"/>
-          <w:numId w:val="1016"/>
-        </w:numPr>
-      </w:pPr>
-      <w:r>
-        <w:rPr>
-          <w:b/>
-          <w:bCs/>
-        </w:rPr>
-        <w:t xml:space="preserve">Horizon:</w:t>
-      </w:r>
-      <w:r>
-        <w:t xml:space="preserve"> </w:t>
-      </w:r>
-      <w:r>
-        <w:t xml:space="preserve">Requirements + profile draft (12mo) → pilot exchange (24mo) → standards submission (36mo).</w:t>
-      </w:r>
-    </w:p>
-    <w:p>
-      <w:pPr>
-        <w:pStyle w:val="Compact"/>
-        <w:numPr>
-          <w:ilvl w:val="0"/>
-          <w:numId w:val="1016"/>
-        </w:numPr>
-      </w:pPr>
-      <w:r>
-        <w:rPr>
-          <w:b/>
-          <w:bCs/>
-        </w:rPr>
-        <w:t xml:space="preserve">Owner:</w:t>
-      </w:r>
-      <w:r>
-        <w:t xml:space="preserve"> </w:t>
-      </w:r>
-      <w:r>
-        <w:t xml:space="preserve">TFHRC infrastructure RD&amp;T.</w:t>
-      </w:r>
-    </w:p>
-    <w:p>
-      <w:pPr>
-        <w:pStyle w:val="Compact"/>
-        <w:numPr>
-          <w:ilvl w:val="0"/>
-          <w:numId w:val="1016"/>
-        </w:numPr>
-      </w:pPr>
-      <w:r>
-        <w:rPr>
-          <w:b/>
-          <w:bCs/>
-        </w:rPr>
-        <w:t xml:space="preserve">Output:</w:t>
-      </w:r>
-      <w:r>
-        <w:t xml:space="preserve"> </w:t>
-      </w:r>
-      <w:r>
-        <w:t xml:space="preserve">Transportation IFC profile + reference exchange tooling.</w:t>
       </w:r>
     </w:p>
     <w:bookmarkEnd w:id="28"/>
     <w:bookmarkEnd w:id="29"/>
-    <w:bookmarkStart w:id="32" w:name="Xc2a641a036e347f4ba75126a2ccc14e23a9e6ed"/>
+    <w:bookmarkStart w:id="33" w:name="e.-decision-support-and-asset-management"/>
     <w:p>
       <w:pPr>
         <w:pStyle w:val="Heading2"/>
       </w:pPr>
       <w:r>
+        <w:t xml:space="preserve">E. Decision Support and Asset Management</w:t>
+      </w:r>
+    </w:p>
+    <w:bookmarkStart w:id="30" w:name="Xa4750fb4e7aacb92b54dc304e53583f6569c388"/>
+    <w:p>
+      <w:pPr>
+        <w:pStyle w:val="Heading3"/>
+      </w:pPr>
+      <w:r>
+        <w:t xml:space="preserve">18. Asset Health &amp; ITS Equipment Status Interoperability Research</w:t>
+      </w:r>
+    </w:p>
+    <w:p>
+      <w:pPr>
+        <w:pStyle w:val="Compact"/>
+        <w:numPr>
+          <w:ilvl w:val="0"/>
+          <w:numId w:val="1018"/>
+        </w:numPr>
+      </w:pPr>
+      <w:r>
+        <w:rPr>
+          <w:b/>
+          <w:bCs/>
+        </w:rPr>
+        <w:t xml:space="preserve">State lens:</w:t>
+      </w:r>
+      <w:r>
+        <w:t xml:space="preserve"> </w:t>
+      </w:r>
+      <w:r>
+        <w:t xml:space="preserve">Cameras, DMS, RWIS, V2X RSU health data exists per-state with no exchange standard. Cross-state coordination and federal asset-management RD&amp;T both suffer.</w:t>
+      </w:r>
+    </w:p>
+    <w:p>
+      <w:pPr>
+        <w:pStyle w:val="Compact"/>
+        <w:numPr>
+          <w:ilvl w:val="0"/>
+          <w:numId w:val="1018"/>
+        </w:numPr>
+      </w:pPr>
+      <w:r>
+        <w:rPr>
+          <w:b/>
+          <w:bCs/>
+        </w:rPr>
+        <w:t xml:space="preserve">Horizon:</w:t>
+      </w:r>
+      <w:r>
+        <w:t xml:space="preserve"> </w:t>
+      </w:r>
+      <w:r>
+        <w:t xml:space="preserve">Requirements (9mo) → schema + reference implementation (24mo) → three-state pilot (36mo).</w:t>
+      </w:r>
+    </w:p>
+    <w:p>
+      <w:pPr>
+        <w:pStyle w:val="Compact"/>
+        <w:numPr>
+          <w:ilvl w:val="0"/>
+          <w:numId w:val="1018"/>
+        </w:numPr>
+      </w:pPr>
+      <w:r>
+        <w:rPr>
+          <w:b/>
+          <w:bCs/>
+        </w:rPr>
+        <w:t xml:space="preserve">Owner:</w:t>
+      </w:r>
+      <w:r>
+        <w:t xml:space="preserve"> </w:t>
+      </w:r>
+      <w:r>
+        <w:t xml:space="preserve">FHWA RD&amp;T + TFHRC operations lab.</w:t>
+      </w:r>
+    </w:p>
+    <w:p>
+      <w:pPr>
+        <w:pStyle w:val="Compact"/>
+        <w:numPr>
+          <w:ilvl w:val="0"/>
+          <w:numId w:val="1018"/>
+        </w:numPr>
+      </w:pPr>
+      <w:r>
+        <w:rPr>
+          <w:b/>
+          <w:bCs/>
+        </w:rPr>
+        <w:t xml:space="preserve">Output:</w:t>
+      </w:r>
+      <w:r>
+        <w:t xml:space="preserve"> </w:t>
+      </w:r>
+      <w:r>
+        <w:t xml:space="preserve">Equipment status schema + reference implementation.</w:t>
+      </w:r>
+    </w:p>
+    <w:bookmarkEnd w:id="30"/>
+    <w:bookmarkStart w:id="31" w:name="transportation-ifcbim-profile-research"/>
+    <w:p>
+      <w:pPr>
+        <w:pStyle w:val="Heading3"/>
+      </w:pPr>
+      <w:r>
+        <w:t xml:space="preserve">19. Transportation IFC/BIM Profile Research</w:t>
+      </w:r>
+    </w:p>
+    <w:p>
+      <w:pPr>
+        <w:pStyle w:val="Compact"/>
+        <w:numPr>
+          <w:ilvl w:val="0"/>
+          <w:numId w:val="1019"/>
+        </w:numPr>
+      </w:pPr>
+      <w:r>
+        <w:rPr>
+          <w:b/>
+          <w:bCs/>
+        </w:rPr>
+        <w:t xml:space="preserve">State lens:</w:t>
+      </w:r>
+      <w:r>
+        <w:t xml:space="preserve"> </w:t>
+      </w:r>
+      <w:r>
+        <w:t xml:space="preserve">States are being asked to deliver digitally. IFC was designed for vertical construction; transportation use is inconsistent. Depends on as-built data — utility lines, drainage, ITS conduit, surface assets — flowing in without translation loss.</w:t>
+      </w:r>
+    </w:p>
+    <w:p>
+      <w:pPr>
+        <w:pStyle w:val="Compact"/>
+        <w:numPr>
+          <w:ilvl w:val="0"/>
+          <w:numId w:val="1019"/>
+        </w:numPr>
+      </w:pPr>
+      <w:r>
+        <w:rPr>
+          <w:b/>
+          <w:bCs/>
+        </w:rPr>
+        <w:t xml:space="preserve">Horizon:</w:t>
+      </w:r>
+      <w:r>
+        <w:t xml:space="preserve"> </w:t>
+      </w:r>
+      <w:r>
+        <w:t xml:space="preserve">Requirements + profile draft (12mo) → pilot exchange (24mo) → standards submission (36mo).</w:t>
+      </w:r>
+    </w:p>
+    <w:p>
+      <w:pPr>
+        <w:pStyle w:val="Compact"/>
+        <w:numPr>
+          <w:ilvl w:val="0"/>
+          <w:numId w:val="1019"/>
+        </w:numPr>
+      </w:pPr>
+      <w:r>
+        <w:rPr>
+          <w:b/>
+          <w:bCs/>
+        </w:rPr>
+        <w:t xml:space="preserve">Owner:</w:t>
+      </w:r>
+      <w:r>
+        <w:t xml:space="preserve"> </w:t>
+      </w:r>
+      <w:r>
+        <w:t xml:space="preserve">TFHRC infrastructure RD&amp;T.</w:t>
+      </w:r>
+    </w:p>
+    <w:p>
+      <w:pPr>
+        <w:pStyle w:val="Compact"/>
+        <w:numPr>
+          <w:ilvl w:val="0"/>
+          <w:numId w:val="1019"/>
+        </w:numPr>
+      </w:pPr>
+      <w:r>
+        <w:rPr>
+          <w:b/>
+          <w:bCs/>
+        </w:rPr>
+        <w:t xml:space="preserve">Output:</w:t>
+      </w:r>
+      <w:r>
+        <w:t xml:space="preserve"> </w:t>
+      </w:r>
+      <w:r>
+        <w:t xml:space="preserve">Transportation IFC profile + reference exchange tooling, with attention to AR/LiDAR-assisted as-built capture workflows.</w:t>
+      </w:r>
+    </w:p>
+    <w:bookmarkEnd w:id="31"/>
+    <w:bookmarkStart w:id="32" w:name="X3fe3b08b2a6d4c12ffe3e6e5d5c0984a2df30c4"/>
+    <w:p>
+      <w:pPr>
+        <w:pStyle w:val="Heading3"/>
+      </w:pPr>
+      <w:r>
+        <w:t xml:space="preserve">20. Subsurface Utility Engineering and ROW Utility Data Interoperability Research</w:t>
+      </w:r>
+    </w:p>
+    <w:p>
+      <w:pPr>
+        <w:pStyle w:val="Compact"/>
+        <w:numPr>
+          <w:ilvl w:val="0"/>
+          <w:numId w:val="1020"/>
+        </w:numPr>
+      </w:pPr>
+      <w:r>
+        <w:rPr>
+          <w:b/>
+          <w:bCs/>
+        </w:rPr>
+        <w:t xml:space="preserve">State lens:</w:t>
+      </w:r>
+      <w:r>
+        <w:t xml:space="preserve"> </w:t>
+      </w:r>
+      <w:r>
+        <w:t xml:space="preserve">ROW utility data is captured per-project, per-utility, per-state, with no unified schema. SUE Quality Level data flows are ad hoc; cross-project and cross-jurisdictional reuse is impossible at scale. AR/LiDAR-assisted field capture is emerging without exchange standards to support it.</w:t>
+      </w:r>
+    </w:p>
+    <w:p>
+      <w:pPr>
+        <w:pStyle w:val="Compact"/>
+        <w:numPr>
+          <w:ilvl w:val="0"/>
+          <w:numId w:val="1020"/>
+        </w:numPr>
+      </w:pPr>
+      <w:r>
+        <w:rPr>
+          <w:b/>
+          <w:bCs/>
+        </w:rPr>
+        <w:t xml:space="preserve">Horizon:</w:t>
+      </w:r>
+      <w:r>
+        <w:t xml:space="preserve"> </w:t>
+      </w:r>
+      <w:r>
+        <w:t xml:space="preserve">Practitioner-tool + state-program inventory (9mo) → data model + exchange spec (24mo) → multi-utility multi-state corridor pilot (36mo).</w:t>
+      </w:r>
+    </w:p>
+    <w:p>
+      <w:pPr>
+        <w:pStyle w:val="Compact"/>
+        <w:numPr>
+          <w:ilvl w:val="0"/>
+          <w:numId w:val="1020"/>
+        </w:numPr>
+      </w:pPr>
+      <w:r>
+        <w:rPr>
+          <w:b/>
+          <w:bCs/>
+        </w:rPr>
+        <w:t xml:space="preserve">Owner:</w:t>
+      </w:r>
+      <w:r>
+        <w:t xml:space="preserve"> </w:t>
+      </w:r>
+      <w:r>
+        <w:t xml:space="preserve">FHWA RD&amp;T with AASHTO SUE Committee and the Common Ground Alliance.</w:t>
+      </w:r>
+    </w:p>
+    <w:p>
+      <w:pPr>
+        <w:pStyle w:val="Compact"/>
+        <w:numPr>
+          <w:ilvl w:val="0"/>
+          <w:numId w:val="1020"/>
+        </w:numPr>
+      </w:pPr>
+      <w:r>
+        <w:rPr>
+          <w:b/>
+          <w:bCs/>
+        </w:rPr>
+        <w:t xml:space="preserve">Output:</w:t>
+      </w:r>
+      <w:r>
+        <w:t xml:space="preserve"> </w:t>
+      </w:r>
+      <w:r>
+        <w:t xml:space="preserve">Reference data model spanning SUE Quality Levels A–D, as-built capture methods, and downstream BIM/IFC integration.</w:t>
+      </w:r>
+    </w:p>
+    <w:bookmarkEnd w:id="32"/>
+    <w:bookmarkEnd w:id="33"/>
+    <w:bookmarkStart w:id="36" w:name="Xc2a641a036e347f4ba75126a2ccc14e23a9e6ed"/>
+    <w:p>
+      <w:pPr>
+        <w:pStyle w:val="Heading2"/>
+      </w:pPr>
+      <w:r>
         <w:t xml:space="preserve">F. Vendor Transparency and Practitioner Costs</w:t>
       </w:r>
     </w:p>
-    <w:bookmarkStart w:id="30" w:name="Xe872923d0675b434163c7cc921dc16d6da42420"/>
+    <w:bookmarkStart w:id="34" w:name="Xe872923d0675b434163c7cc921dc16d6da42420"/>
     <w:p>
       <w:pPr>
         <w:pStyle w:val="Heading3"/>
       </w:pPr>
       <w:r>
-        <w:t xml:space="preserve">17. Independent Comparative Evaluation Methodology for Commercial Data Products</w:t>
-      </w:r>
-    </w:p>
-    <w:p>
-      <w:pPr>
-        <w:pStyle w:val="Compact"/>
-        <w:numPr>
-          <w:ilvl w:val="0"/>
-          <w:numId w:val="1017"/>
+        <w:t xml:space="preserve">21. Independent Comparative Evaluation Methodology for Commercial Data Products</w:t>
+      </w:r>
+    </w:p>
+    <w:p>
+      <w:pPr>
+        <w:pStyle w:val="Compact"/>
+        <w:numPr>
+          <w:ilvl w:val="0"/>
+          <w:numId w:val="1021"/>
         </w:numPr>
       </w:pPr>
       <w:r>
@@ -1757,7 +2137,7 @@
         <w:pStyle w:val="Compact"/>
         <w:numPr>
           <w:ilvl w:val="0"/>
-          <w:numId w:val="1017"/>
+          <w:numId w:val="1021"/>
         </w:numPr>
       </w:pPr>
       <w:r>
@@ -1779,7 +2159,7 @@
         <w:pStyle w:val="Compact"/>
         <w:numPr>
           <w:ilvl w:val="0"/>
-          <w:numId w:val="1017"/>
+          <w:numId w:val="1021"/>
         </w:numPr>
       </w:pPr>
       <w:r>
@@ -1801,7 +2181,7 @@
         <w:pStyle w:val="Compact"/>
         <w:numPr>
           <w:ilvl w:val="0"/>
-          <w:numId w:val="1017"/>
+          <w:numId w:val="1021"/>
         </w:numPr>
       </w:pPr>
       <w:r>
@@ -1834,22 +2214,22 @@
         <w:t xml:space="preserve">procurement recommendations or product endorsements.</w:t>
       </w:r>
     </w:p>
-    <w:bookmarkEnd w:id="30"/>
-    <w:bookmarkStart w:id="31" w:name="X7add52dbdc98014dbff535d3ac3c89d490d3d8f"/>
+    <w:bookmarkEnd w:id="34"/>
+    <w:bookmarkStart w:id="35" w:name="X7add52dbdc98014dbff535d3ac3c89d490d3d8f"/>
     <w:p>
       <w:pPr>
         <w:pStyle w:val="Heading3"/>
       </w:pPr>
       <w:r>
-        <w:t xml:space="preserve">18. Downstream-Cost Research on TFHRC External-Engagement Constraints</w:t>
-      </w:r>
-    </w:p>
-    <w:p>
-      <w:pPr>
-        <w:pStyle w:val="Compact"/>
-        <w:numPr>
-          <w:ilvl w:val="0"/>
-          <w:numId w:val="1018"/>
+        <w:t xml:space="preserve">22. Downstream-Cost Research on TFHRC External-Engagement Constraints</w:t>
+      </w:r>
+    </w:p>
+    <w:p>
+      <w:pPr>
+        <w:pStyle w:val="Compact"/>
+        <w:numPr>
+          <w:ilvl w:val="0"/>
+          <w:numId w:val="1022"/>
         </w:numPr>
       </w:pPr>
       <w:r>
@@ -1871,7 +2251,7 @@
         <w:pStyle w:val="Compact"/>
         <w:numPr>
           <w:ilvl w:val="0"/>
-          <w:numId w:val="1018"/>
+          <w:numId w:val="1022"/>
         </w:numPr>
       </w:pPr>
       <w:r>
@@ -1893,7 +2273,7 @@
         <w:pStyle w:val="Compact"/>
         <w:numPr>
           <w:ilvl w:val="0"/>
-          <w:numId w:val="1018"/>
+          <w:numId w:val="1022"/>
         </w:numPr>
       </w:pPr>
       <w:r>
@@ -1915,7 +2295,7 @@
         <w:pStyle w:val="Compact"/>
         <w:numPr>
           <w:ilvl w:val="0"/>
-          <w:numId w:val="1018"/>
+          <w:numId w:val="1022"/>
         </w:numPr>
       </w:pPr>
       <w:r>
@@ -1939,9 +2319,9 @@
         </w:pict>
       </w:r>
     </w:p>
-    <w:bookmarkEnd w:id="31"/>
-    <w:bookmarkEnd w:id="32"/>
-    <w:bookmarkStart w:id="33" w:name="X5bc342bf41c36f84ccf0a53c55ff8e31113d33b"/>
+    <w:bookmarkEnd w:id="35"/>
+    <w:bookmarkEnd w:id="36"/>
+    <w:bookmarkStart w:id="37" w:name="X5bc342bf41c36f84ccf0a53c55ff8e31113d33b"/>
     <w:p>
       <w:pPr>
         <w:pStyle w:val="Heading2"/>
@@ -1971,7 +2351,7 @@
           <w:b/>
           <w:bCs/>
         </w:rPr>
-        <w:t xml:space="preserve">A.1</w:t>
+        <w:t xml:space="preserve">#1</w:t>
       </w:r>
       <w:r>
         <w:t xml:space="preserve"> </w:t>
@@ -1993,7 +2373,7 @@
           <w:b/>
           <w:bCs/>
         </w:rPr>
-        <w:t xml:space="preserve">A.2</w:t>
+        <w:t xml:space="preserve">#2</w:t>
       </w:r>
       <w:r>
         <w:t xml:space="preserve"> </w:t>
@@ -2015,7 +2395,7 @@
           <w:b/>
           <w:bCs/>
         </w:rPr>
-        <w:t xml:space="preserve">A.5</w:t>
+        <w:t xml:space="preserve">#5</w:t>
       </w:r>
       <w:r>
         <w:t xml:space="preserve"> </w:t>
@@ -2037,7 +2417,29 @@
           <w:b/>
           <w:bCs/>
         </w:rPr>
-        <w:t xml:space="preserve">C.1</w:t>
+        <w:t xml:space="preserve">#6</w:t>
+      </w:r>
+      <w:r>
+        <w:t xml:space="preserve"> </w:t>
+      </w:r>
+      <w:r>
+        <w:t xml:space="preserve">(field-capture provenance) — naturally extends #5 and pulls in a research area that none of the other federal programs are currently funding.</w:t>
+      </w:r>
+      <w:r>
+        <w:t xml:space="preserve"> </w:t>
+      </w:r>
+      <w:r>
+        <w:t xml:space="preserve">-</w:t>
+      </w:r>
+      <w:r>
+        <w:t xml:space="preserve"> </w:t>
+      </w:r>
+      <w:r>
+        <w:rPr>
+          <w:b/>
+          <w:bCs/>
+        </w:rPr>
+        <w:t xml:space="preserve">#10</w:t>
       </w:r>
       <w:r>
         <w:t xml:space="preserve"> </w:t>
@@ -2045,6 +2447,28 @@
       <w:r>
         <w:t xml:space="preserve">(multi-state closure/diversion) — most politically alignable across the state DOT seats on the committee.</w:t>
       </w:r>
+      <w:r>
+        <w:t xml:space="preserve"> </w:t>
+      </w:r>
+      <w:r>
+        <w:t xml:space="preserve">-</w:t>
+      </w:r>
+      <w:r>
+        <w:t xml:space="preserve"> </w:t>
+      </w:r>
+      <w:r>
+        <w:rPr>
+          <w:b/>
+          <w:bCs/>
+        </w:rPr>
+        <w:t xml:space="preserve">#13</w:t>
+      </w:r>
+      <w:r>
+        <w:t xml:space="preserve"> </w:t>
+      </w:r>
+      <w:r>
+        <w:t xml:space="preserve">(work zone reality vs. reported) — addresses a known but unspoken pain point for any state DOT operations head; pairs well with #6 and #10.</w:t>
+      </w:r>
     </w:p>
     <w:p>
       <w:pPr>
@@ -2067,13 +2491,13 @@
           <w:b/>
           <w:bCs/>
         </w:rPr>
-        <w:t xml:space="preserve">F.1</w:t>
-      </w:r>
-      <w:r>
-        <w:t xml:space="preserve"> </w:t>
-      </w:r>
-      <w:r>
-        <w:t xml:space="preserve">(vendor evaluation) — commercial members (IIHS, ATRI, AAA Foundation) may resist; offer trade for F.2 if needed.</w:t>
+        <w:t xml:space="preserve">#21</w:t>
+      </w:r>
+      <w:r>
+        <w:t xml:space="preserve"> </w:t>
+      </w:r>
+      <w:r>
+        <w:t xml:space="preserve">(vendor evaluation) — commercial members (IIHS, ATRI, AAA Foundation) may resist; offer trade for #22 if needed.</w:t>
       </w:r>
       <w:r>
         <w:t xml:space="preserve"> </w:t>
@@ -2089,7 +2513,7 @@
           <w:b/>
           <w:bCs/>
         </w:rPr>
-        <w:t xml:space="preserve">F.2</w:t>
+        <w:t xml:space="preserve">#22</w:t>
       </w:r>
       <w:r>
         <w:t xml:space="preserve"> </w:t>
@@ -2111,7 +2535,7 @@
           <w:b/>
           <w:bCs/>
         </w:rPr>
-        <w:t xml:space="preserve">B.2 / B.3</w:t>
+        <w:t xml:space="preserve">#8 / #9</w:t>
       </w:r>
       <w:r>
         <w:t xml:space="preserve"> </w:t>
@@ -2119,9 +2543,53 @@
       <w:r>
         <w:t xml:space="preserve">(ground-truth, coverage gap) — may overlap with existing NPMRDS-adjacent work; be ready to differentiate.</w:t>
       </w:r>
-    </w:p>
-    <w:bookmarkEnd w:id="33"/>
-    <w:bookmarkEnd w:id="34"/>
+      <w:r>
+        <w:t xml:space="preserve"> </w:t>
+      </w:r>
+      <w:r>
+        <w:t xml:space="preserve">-</w:t>
+      </w:r>
+      <w:r>
+        <w:t xml:space="preserve"> </w:t>
+      </w:r>
+      <w:r>
+        <w:rPr>
+          <w:b/>
+          <w:bCs/>
+        </w:rPr>
+        <w:t xml:space="preserve">#14</w:t>
+      </w:r>
+      <w:r>
+        <w:t xml:space="preserve"> </w:t>
+      </w:r>
+      <w:r>
+        <w:t xml:space="preserve">(TCS credential interoperability) — touches state licensure prerogatives; soften framing as cross-recognition research, not federal mandate.</w:t>
+      </w:r>
+      <w:r>
+        <w:t xml:space="preserve"> </w:t>
+      </w:r>
+      <w:r>
+        <w:t xml:space="preserve">-</w:t>
+      </w:r>
+      <w:r>
+        <w:t xml:space="preserve"> </w:t>
+      </w:r>
+      <w:r>
+        <w:rPr>
+          <w:b/>
+          <w:bCs/>
+        </w:rPr>
+        <w:t xml:space="preserve">#20</w:t>
+      </w:r>
+      <w:r>
+        <w:t xml:space="preserve"> </w:t>
+      </w:r>
+      <w:r>
+        <w:t xml:space="preserve">(SUE/ROW utility data) — pulls in CGA and AASHTO SUE constituencies who may have prior preferences; offer to coordinate, not lead.</w:t>
+      </w:r>
+    </w:p>
+    <w:bookmarkEnd w:id="37"/>
+    <w:bookmarkEnd w:id="38"/>
     <w:sectPr>
       <w:footnotePr>
         <w:numRestart w:val="eachSect"/>
@@ -2390,6 +2858,18 @@
     <w:abstractNumId w:val="991"/>
   </w:num>
   <w:num w:numId="1018">
+    <w:abstractNumId w:val="991"/>
+  </w:num>
+  <w:num w:numId="1019">
+    <w:abstractNumId w:val="991"/>
+  </w:num>
+  <w:num w:numId="1020">
+    <w:abstractNumId w:val="991"/>
+  </w:num>
+  <w:num w:numId="1021">
+    <w:abstractNumId w:val="991"/>
+  </w:num>
+  <w:num w:numId="1022">
     <w:abstractNumId w:val="991"/>
   </w:num>
 </w:numbering>
